--- a/Documentation/course_submissions/Edge_Cases_Design.docx
+++ b/Documentation/course_submissions/Edge_Cases_Design.docx
@@ -40,7 +40,7 @@
           <w:sz w:val="22"/>
           <w:szCs w:val="22"/>
         </w:rPr>
-        <w:t xml:space="preserve">Week 10 submission: un-planned events the display and the app are likely to meet, and how each one is handled</w:t>
+        <w:t xml:space="preserve">Week 10 submission, updated for the final version: un-planned events the display and the app are likely to meet, and how each one is handled</w:t>
       </w:r>
     </w:p>
     <w:p>
@@ -56,7 +56,7 @@
           <w:sz w:val="18"/>
           <w:szCs w:val="18"/>
         </w:rPr>
-        <w:t xml:space="preserve">Shada Nujeidat, Yuval Carmelli, Liat Rokach  ·  11 October 2026</w:t>
+        <w:t xml:space="preserve">Shada Nujeidat, Yuval Carmelli, Liat Rokach  ·  19 October 2026</w:t>
       </w:r>
     </w:p>
     <w:p>
@@ -776,7 +776,7 @@
                 <w:sz w:val="16"/>
                 <w:szCs w:val="16"/>
               </w:rPr>
-              <w:t xml:space="preserve">Header shows "⚠ Offline". Clock: "Waiting for WiFi". Weather card: "No WiFi"</w:t>
+              <w:t>Header shows "⚠ No WiFi". Clock: "Waiting for WiFi". Weather card: "No WiFi" with "WiFi setup: Settings &gt; Device"</w:t>
             </w:r>
           </w:p>
         </w:tc>
@@ -995,7 +995,7 @@
                 <w:sz w:val="16"/>
                 <w:szCs w:val="16"/>
               </w:rPr>
-              <w:t xml:space="preserve">Header turns to "⚠ Offline" within 2 s on every screen. Weather "Updated 10:30" turns red (data is old)</w:t>
+              <w:t>Header turns to "⚠ No WiFi" within 2 s on every screen. Weather "Updated 10:30" turns red (data is old)</w:t>
             </w:r>
           </w:p>
         </w:tc>
@@ -1205,7 +1205,7 @@
                 <w:sz w:val="16"/>
                 <w:szCs w:val="16"/>
               </w:rPr>
-              <w:t xml:space="preserve">"⚠ Offline"</w:t>
+              <w:t>"⚠ No WiFi"</w:t>
             </w:r>
           </w:p>
         </w:tc>
@@ -1407,7 +1407,7 @@
                 <w:sz w:val="16"/>
                 <w:szCs w:val="16"/>
               </w:rPr>
-              <w:t xml:space="preserve">Header stays "⚠ Offline"</w:t>
+              <w:t>Header stays "⚠ No WiFi"</w:t>
             </w:r>
           </w:p>
         </w:tc>
@@ -1585,7 +1585,7 @@
                 <w:sz w:val="16"/>
                 <w:szCs w:val="16"/>
               </w:rPr>
-              <w:t xml:space="preserve"> (captive portal, e.g. a login page)</w:t>
+              <w:t xml:space="preserve"> (captive portal, e.g. a login page, or the router lost its internet)</w:t>
             </w:r>
           </w:p>
         </w:tc>
@@ -1617,7 +1617,7 @@
                 <w:sz w:val="16"/>
                 <w:szCs w:val="16"/>
               </w:rPr>
-              <w:t xml:space="preserve">WiFi icon shows connected. Weather keeps its old "Updated" time; Calendar: "Couldn't load events / Trying again every minute" if it has no events yet</w:t>
+              <w:t xml:space="preserve">Red "⚠ No internet" at the top of every screen (on Home in the greeting row) once no server has answered for 20 s; weather and calendar messages say "No internet"</w:t>
             </w:r>
           </w:p>
         </w:tc>
@@ -1649,7 +1649,7 @@
                 <w:sz w:val="16"/>
                 <w:szCs w:val="16"/>
               </w:rPr>
-              <w:t xml:space="preserve">Weather: one immediate retry, then the regular schedule (every 30 s until the first success, then every 10 min). Calendar retries every 60 s. Firebase retries every second and logs the error once</w:t>
+              <w:t xml:space="preserve">Every request reports whether a server answered. Weather: one immediate retry, then the regular schedule; calendar every 60 s; Firebase every second. Clears by itself when a server answers again</w:t>
             </w:r>
           </w:p>
         </w:tc>
@@ -1662,29 +1662,29 @@
               <w:bottom w:val="single" w:color="BFC5CE" w:sz="4"/>
               <w:right w:val="single" w:color="BFC5CE" w:sz="4"/>
             </w:tcBorders>
-            <w:shd w:fill="FFF1CC" w:color="auto" w:val="clear"/>
-            <w:tcMar>
-              <w:top w:type="dxa" w:w="50"/>
-              <w:left w:type="dxa" w:w="90"/>
-              <w:bottom w:type="dxa" w:w="50"/>
-              <w:right w:type="dxa" w:w="90"/>
-            </w:tcMar>
-            <w:vAlign w:val="top"/>
-          </w:tcPr>
-          <w:p>
-            <w:pPr>
-              <w:keepNext w:val="false"/>
-              <w:spacing w:after="20"/>
-            </w:pPr>
-            <w:r>
-              <w:rPr>
-                <w:b/>
-                <w:bCs/>
-                <w:color w:val="222222"/>
-                <w:sz w:val="16"/>
-                <w:szCs w:val="16"/>
-              </w:rPr>
-              <w:t xml:space="preserve">Partly</w:t>
+            <w:shd w:fill="DFF0E0" w:color="auto" w:val="clear"/>
+            <w:tcMar>
+              <w:top w:type="dxa" w:w="50"/>
+              <w:left w:type="dxa" w:w="90"/>
+              <w:bottom w:type="dxa" w:w="50"/>
+              <w:right w:type="dxa" w:w="90"/>
+            </w:tcMar>
+            <w:vAlign w:val="top"/>
+          </w:tcPr>
+          <w:p>
+            <w:pPr>
+              <w:keepNext w:val="false"/>
+              <w:spacing w:after="20"/>
+            </w:pPr>
+            <w:r>
+              <w:rPr>
+                <w:b/>
+                <w:bCs/>
+                <w:color w:val="222222"/>
+                <w:sz w:val="16"/>
+                <w:szCs w:val="16"/>
+              </w:rPr>
+              <w:t xml:space="preserve">Handled</w:t>
             </w:r>
           </w:p>
         </w:tc>
@@ -1716,21 +1716,7 @@
                 <w:sz w:val="16"/>
                 <w:szCs w:val="16"/>
               </w:rPr>
-              <w:t xml:space="preserve">weather.h, calendar.h</w:t>
-            </w:r>
-          </w:p>
-          <w:p>
-            <w:pPr>
-              <w:keepNext w:val="false"/>
-              <w:spacing w:after="20"/>
-            </w:pPr>
-            <w:r>
-              <w:rPr>
-                <w:color w:val="222222"/>
-                <w:sz w:val="16"/>
-                <w:szCs w:val="16"/>
-              </w:rPr>
-              <w:t xml:space="preserve">Next: show "No internet" in the header when every service fails</w:t>
+              <w:t xml:space="preserve">net.h, connection_status.h</w:t>
             </w:r>
           </w:p>
         </w:tc>
@@ -1833,7 +1819,7 @@
                 <w:sz w:val="16"/>
                 <w:szCs w:val="16"/>
               </w:rPr>
-              <w:t xml:space="preserve">Screen may pause for a few seconds</w:t>
+              <w:t xml:space="preserve">None: the screen keeps responding</w:t>
             </w:r>
           </w:p>
         </w:tc>
@@ -1865,7 +1851,24 @@
                 <w:sz w:val="16"/>
                 <w:szCs w:val="16"/>
               </w:rPr>
-              <w:t xml:space="preserve">TLS handshake limit 8 s (15 s for Firebase) instead of the default 120 s. Firebase runs in its own task on core 0 and never blocks the screen</w:t>
+              <w:t xml:space="preserve">Weather and calendar downloads run in a background task on core 0 (like Firebase), so </w:t>
+            </w:r>
+            <w:r>
+              <w:rPr>
+                <w:rFonts w:ascii="Consolas" w:cs="Consolas" w:eastAsia="Consolas" w:hAnsi="Consolas"/>
+                <w:color w:val="222222"/>
+                <w:sz w:val="14"/>
+                <w:szCs w:val="14"/>
+              </w:rPr>
+              <w:t xml:space="preserve">loop()</w:t>
+            </w:r>
+            <w:r>
+              <w:rPr>
+                <w:color w:val="222222"/>
+                <w:sz w:val="16"/>
+                <w:szCs w:val="16"/>
+              </w:rPr>
+              <w:t xml:space="preserve"> never waits for the network. TLS handshake limit 8 s (15 s for Firebase) instead of the default 120 s</w:t>
             </w:r>
           </w:p>
         </w:tc>
@@ -1878,29 +1881,29 @@
               <w:bottom w:val="single" w:color="BFC5CE" w:sz="4"/>
               <w:right w:val="single" w:color="BFC5CE" w:sz="4"/>
             </w:tcBorders>
-            <w:shd w:fill="FFF1CC" w:color="auto" w:val="clear"/>
-            <w:tcMar>
-              <w:top w:type="dxa" w:w="50"/>
-              <w:left w:type="dxa" w:w="90"/>
-              <w:bottom w:type="dxa" w:w="50"/>
-              <w:right w:type="dxa" w:w="90"/>
-            </w:tcMar>
-            <w:vAlign w:val="top"/>
-          </w:tcPr>
-          <w:p>
-            <w:pPr>
-              <w:keepNext w:val="false"/>
-              <w:spacing w:after="20"/>
-            </w:pPr>
-            <w:r>
-              <w:rPr>
-                <w:b/>
-                <w:bCs/>
-                <w:color w:val="222222"/>
-                <w:sz w:val="16"/>
-                <w:szCs w:val="16"/>
-              </w:rPr>
-              <w:t xml:space="preserve">Partly</w:t>
+            <w:shd w:fill="DFF0E0" w:color="auto" w:val="clear"/>
+            <w:tcMar>
+              <w:top w:type="dxa" w:w="50"/>
+              <w:left w:type="dxa" w:w="90"/>
+              <w:bottom w:type="dxa" w:w="50"/>
+              <w:right w:type="dxa" w:w="90"/>
+            </w:tcMar>
+            <w:vAlign w:val="top"/>
+          </w:tcPr>
+          <w:p>
+            <w:pPr>
+              <w:keepNext w:val="false"/>
+              <w:spacing w:after="20"/>
+            </w:pPr>
+            <w:r>
+              <w:rPr>
+                <w:b/>
+                <w:bCs/>
+                <w:color w:val="222222"/>
+                <w:sz w:val="16"/>
+                <w:szCs w:val="16"/>
+              </w:rPr>
+              <w:t xml:space="preserve">Handled</w:t>
             </w:r>
           </w:p>
         </w:tc>
@@ -1932,21 +1935,7 @@
                 <w:sz w:val="16"/>
                 <w:szCs w:val="16"/>
               </w:rPr>
-              <w:t xml:space="preserve">weather.h, calendar.h</w:t>
-            </w:r>
-          </w:p>
-          <w:p>
-            <w:pPr>
-              <w:keepNext w:val="false"/>
-              <w:spacing w:after="20"/>
-            </w:pPr>
-            <w:r>
-              <w:rPr>
-                <w:color w:val="222222"/>
-                <w:sz w:val="16"/>
-                <w:szCs w:val="16"/>
-              </w:rPr>
-              <w:t xml:space="preserve">Next: move weather and calendar downloads to the core-0 task</w:t>
+              <w:t xml:space="preserve">net.h, weather.h, calendar.h</w:t>
             </w:r>
           </w:p>
         </w:tc>
@@ -2922,7 +2911,7 @@
                 <w:sz w:val="16"/>
                 <w:szCs w:val="16"/>
               </w:rPr>
-              <w:t xml:space="preserve">"Couldn't load events" with a specific hint: "Check CALENDAR_ID, and that the calendar is public" (404) or "Check CALENDAR_API_KEY" (400/403)</w:t>
+              <w:t>“Couldn’t load events” with a specific hint: “Check the calendar ID (Setup page) and that the calendar is public” (404) or “Check the calendar API key (Settings &gt; Device &gt; Setup page)” (400/403)</w:t>
             </w:r>
           </w:p>
         </w:tc>
@@ -3504,7 +3493,7 @@
                 <w:sz w:val="16"/>
                 <w:szCs w:val="16"/>
               </w:rPr>
-              <w:t xml:space="preserve"> (wrong secrets, sign-in method off)</w:t>
+              <w:t xml:space="preserve"> (wrong login, sign-in method off) or voice commands not set up</w:t>
             </w:r>
           </w:p>
         </w:tc>
@@ -3536,7 +3525,7 @@
                 <w:sz w:val="16"/>
                 <w:szCs w:val="16"/>
               </w:rPr>
-              <w:t xml:space="preserve">On the display: none, only in the Serial log. In the app: "Not confirmed" after 60 s</w:t>
+              <w:t xml:space="preserve">Settings → Device: Voice commands "Sign-in failed" / "Database error" / "Not set up"; an empty list says "Voice commands are off: see Settings &gt; Device". In the app: an answer from the server within 10 s</w:t>
             </w:r>
           </w:p>
         </w:tc>
@@ -3568,7 +3557,7 @@
                 <w:sz w:val="16"/>
                 <w:szCs w:val="16"/>
               </w:rPr>
-              <w:t xml:space="preserve">Sign-in retried every 30 s; the rest of the display works</w:t>
+              <w:t xml:space="preserve">Sign-in retried every 30 s; the rest of the display works. The login is fixed from the phone on the Setup page (no code)</w:t>
             </w:r>
           </w:p>
         </w:tc>
@@ -3581,29 +3570,29 @@
               <w:bottom w:val="single" w:color="BFC5CE" w:sz="4"/>
               <w:right w:val="single" w:color="BFC5CE" w:sz="4"/>
             </w:tcBorders>
-            <w:shd w:fill="FFF1CC" w:color="auto" w:val="clear"/>
-            <w:tcMar>
-              <w:top w:type="dxa" w:w="50"/>
-              <w:left w:type="dxa" w:w="90"/>
-              <w:bottom w:type="dxa" w:w="50"/>
-              <w:right w:type="dxa" w:w="90"/>
-            </w:tcMar>
-            <w:vAlign w:val="top"/>
-          </w:tcPr>
-          <w:p>
-            <w:pPr>
-              <w:keepNext w:val="false"/>
-              <w:spacing w:after="20"/>
-            </w:pPr>
-            <w:r>
-              <w:rPr>
-                <w:b/>
-                <w:bCs/>
-                <w:color w:val="222222"/>
-                <w:sz w:val="16"/>
-                <w:szCs w:val="16"/>
-              </w:rPr>
-              <w:t xml:space="preserve">Partly</w:t>
+            <w:shd w:fill="DFF0E0" w:color="auto" w:val="clear"/>
+            <w:tcMar>
+              <w:top w:type="dxa" w:w="50"/>
+              <w:left w:type="dxa" w:w="90"/>
+              <w:bottom w:type="dxa" w:w="50"/>
+              <w:right w:type="dxa" w:w="90"/>
+            </w:tcMar>
+            <w:vAlign w:val="top"/>
+          </w:tcPr>
+          <w:p>
+            <w:pPr>
+              <w:keepNext w:val="false"/>
+              <w:spacing w:after="20"/>
+            </w:pPr>
+            <w:r>
+              <w:rPr>
+                <w:b/>
+                <w:bCs/>
+                <w:color w:val="222222"/>
+                <w:sz w:val="16"/>
+                <w:szCs w:val="16"/>
+              </w:rPr>
+              <w:t xml:space="preserve">Handled</w:t>
             </w:r>
           </w:p>
         </w:tc>
@@ -3635,21 +3624,7 @@
                 <w:sz w:val="16"/>
                 <w:szCs w:val="16"/>
               </w:rPr>
-              <w:t xml:space="preserve">firebase_sync.h</w:t>
-            </w:r>
-          </w:p>
-          <w:p>
-            <w:pPr>
-              <w:keepNext w:val="false"/>
-              <w:spacing w:after="20"/>
-            </w:pPr>
-            <w:r>
-              <w:rPr>
-                <w:color w:val="222222"/>
-                <w:sz w:val="16"/>
-                <w:szCs w:val="16"/>
-              </w:rPr>
-              <w:t xml:space="preserve">Next: small "voice commands unavailable" icon in the header</w:t>
+              <w:t xml:space="preserve">firebase_sync.h, settings.h, config.h</w:t>
             </w:r>
           </w:p>
         </w:tc>
@@ -3962,7 +3937,24 @@
                 <w:sz w:val="16"/>
                 <w:szCs w:val="16"/>
               </w:rPr>
-              <w:t xml:space="preserve">App: "Not confirmed"</w:t>
+              <w:t xml:space="preserve">App: answered by the server from the </w:t>
+            </w:r>
+            <w:r>
+              <w:rPr>
+                <w:rFonts w:ascii="Consolas" w:cs="Consolas" w:eastAsia="Consolas" w:hAnsi="Consolas"/>
+                <w:color w:val="222222"/>
+                <w:sz w:val="14"/>
+                <w:szCs w:val="14"/>
+              </w:rPr>
+              <w:t xml:space="preserve">/lists</w:t>
+            </w:r>
+            <w:r>
+              <w:rPr>
+                <w:color w:val="222222"/>
+                <w:sz w:val="16"/>
+                <w:szCs w:val="16"/>
+              </w:rPr>
+              <w:t xml:space="preserve"> copy</w:t>
             </w:r>
           </w:p>
         </w:tc>
@@ -3994,7 +3986,24 @@
                 <w:sz w:val="16"/>
                 <w:szCs w:val="16"/>
               </w:rPr>
-              <w:t xml:space="preserve">Retried every second, error logged once. List changes made meanwhile are kept and copied to </w:t>
+              <w:t xml:space="preserve">Retried every second, error logged once. Commands wait in the </w:t>
+            </w:r>
+            <w:r>
+              <w:rPr>
+                <w:rFonts w:ascii="Consolas" w:cs="Consolas" w:eastAsia="Consolas" w:hAnsi="Consolas"/>
+                <w:color w:val="222222"/>
+                <w:sz w:val="14"/>
+                <w:szCs w:val="14"/>
+              </w:rPr>
+              <w:t xml:space="preserve">/commands</w:t>
+            </w:r>
+            <w:r>
+              <w:rPr>
+                <w:color w:val="222222"/>
+                <w:sz w:val="16"/>
+                <w:szCs w:val="16"/>
+              </w:rPr>
+              <w:t xml:space="preserve"> queue; list changes made meanwhile are kept and copied to </w:t>
             </w:r>
             <w:r>
               <w:rPr>
@@ -5014,15 +5023,14 @@
                 <w:sz w:val="16"/>
                 <w:szCs w:val="16"/>
               </w:rPr>
-              <w:t xml:space="preserve">Gemini does not understand</w:t>
-            </w:r>
-            <w:r>
-              <w:rPr>
-                <w:color w:val="222222"/>
-                <w:sz w:val="16"/>
-                <w:szCs w:val="16"/>
-              </w:rPr>
-              <w:t xml:space="preserve">, or it is not a list command</w:t>
+              <w:t>Gemini's reply is not usable, or what was said is not a list command</w:t>
+            </w:r>
+            <w:r>
+              <w:rPr>
+                <w:color w:val="222222"/>
+                <w:sz w:val="16"/>
+                <w:szCs w:val="16"/>
+              </w:rPr>
             </w:r>
           </w:p>
         </w:tc>
@@ -5054,7 +5062,7 @@
                 <w:sz w:val="16"/>
                 <w:szCs w:val="16"/>
               </w:rPr>
-              <w:t xml:space="preserve">"Could not understand a valid command. Please try again."</w:t>
+              <w:t>The specific reason from rows 38-49 (e.g. “Say “add” or “remove”, then one item…”). Only a broken Gemini reply (not valid JSON) gives the general “Could not understand a valid command. Please try again.”</w:t>
             </w:r>
           </w:p>
         </w:tc>
@@ -5086,7 +5094,7 @@
                 <w:sz w:val="16"/>
                 <w:szCs w:val="16"/>
               </w:rPr>
-              <w:t xml:space="preserve">The server checks the JSON (action, list, non-empty item) and answers 422; nothing is written to Firebase, the display is not touched</w:t>
+              <w:t>The server checks the JSON (action, list, one non-empty item that was really said) and answers 422; nothing is written to Firebase, the display is not touched</w:t>
             </w:r>
           </w:p>
         </w:tc>
@@ -5434,7 +5442,7 @@
                 <w:sz w:val="16"/>
                 <w:szCs w:val="16"/>
               </w:rPr>
-              <w:t xml:space="preserve">Display off or offline when a command is sent</w:t>
+              <w:t xml:space="preserve">Gemini doesn't answer at all</w:t>
             </w:r>
           </w:p>
         </w:tc>
@@ -5466,7 +5474,7 @@
                 <w:sz w:val="16"/>
                 <w:szCs w:val="16"/>
               </w:rPr>
-              <w:t xml:space="preserve">App waits 60 s, then "Not confirmed - Check your list before trying again"</w:t>
+              <w:t xml:space="preserve">"The voice service is busy right now. Please try again in a moment." after at most 20 s</w:t>
             </w:r>
           </w:p>
         </w:tc>
@@ -5498,7 +5506,7 @@
                 <w:sz w:val="16"/>
                 <w:szCs w:val="16"/>
               </w:rPr>
-              <w:t xml:space="preserve">When the display starts, it skips the command already waiting, so an old command is never applied long after the user gave up</w:t>
+              <w:t xml:space="preserve">Each Gemini call is cancelled after 20 s, so the app never waits forever</w:t>
             </w:r>
           </w:p>
         </w:tc>
@@ -5565,7 +5573,7 @@
                 <w:sz w:val="16"/>
                 <w:szCs w:val="16"/>
               </w:rPr>
-              <w:t xml:space="preserve">commands.js, firebase_sync.h</w:t>
+              <w:t xml:space="preserve">server.js</w:t>
             </w:r>
           </w:p>
         </w:tc>
@@ -5636,15 +5644,15 @@
                 <w:sz w:val="16"/>
                 <w:szCs w:val="16"/>
               </w:rPr>
-              <w:t xml:space="preserve">Item already on the list</w:t>
-            </w:r>
-            <w:r>
-              <w:rPr>
-                <w:color w:val="222222"/>
-                <w:sz w:val="16"/>
-                <w:szCs w:val="16"/>
-              </w:rPr>
-              <w:t xml:space="preserve"> ("add milk" twice)</w:t>
+              <w:t xml:space="preserve">Many requests from one address</w:t>
+            </w:r>
+            <w:r>
+              <w:rPr>
+                <w:color w:val="222222"/>
+                <w:sz w:val="16"/>
+                <w:szCs w:val="16"/>
+              </w:rPr>
+              <w:t xml:space="preserve"> (a stuck phone, or someone abusing the open API)</w:t>
             </w:r>
           </w:p>
         </w:tc>
@@ -5676,7 +5684,7 @@
                 <w:sz w:val="16"/>
                 <w:szCs w:val="16"/>
               </w:rPr>
-              <w:t xml:space="preserve">Pop-up "milk is already on your shopping list"; app shows success</w:t>
+              <w:t xml:space="preserve">"Too many requests. Wait a minute and try again."</w:t>
             </w:r>
           </w:p>
         </w:tc>
@@ -5708,7 +5716,7 @@
                 <w:sz w:val="16"/>
                 <w:szCs w:val="16"/>
               </w:rPr>
-              <w:t xml:space="preserve">No duplicate. Matching ignores upper/lower case</w:t>
+              <w:t xml:space="preserve">At most 15 commands and 120 status checks per minute per address, so the Gemini key and the database are protected</w:t>
             </w:r>
           </w:p>
         </w:tc>
@@ -5775,7 +5783,7 @@
                 <w:sz w:val="16"/>
                 <w:szCs w:val="16"/>
               </w:rPr>
-              <w:t xml:space="preserve">lists.h</w:t>
+              <w:t xml:space="preserve">server.js, commands.js</w:t>
             </w:r>
           </w:p>
         </w:tc>
@@ -5846,7 +5854,7 @@
                 <w:sz w:val="16"/>
                 <w:szCs w:val="16"/>
               </w:rPr>
-              <w:t xml:space="preserve">Remove an item that is not on the list</w:t>
+              <w:t xml:space="preserve">Wrong item added or removed by voice</w:t>
             </w:r>
           </w:p>
         </w:tc>
@@ -5878,7 +5886,7 @@
                 <w:sz w:val="16"/>
                 <w:szCs w:val="16"/>
               </w:rPr>
-              <w:t xml:space="preserve">Red pop-up "eggs isn't on your shopping list"; app shows failure</w:t>
+              <w:t xml:space="preserve">An "Undo" button under the result (only when the list changed)</w:t>
             </w:r>
           </w:p>
         </w:tc>
@@ -5910,7 +5918,7 @@
                 <w:sz w:val="16"/>
                 <w:szCs w:val="16"/>
               </w:rPr>
-              <w:t xml:space="preserve">List unchanged</w:t>
+              <w:t xml:space="preserve">Sends the opposite command without a recording; the same checks and queue as a voice command</w:t>
             </w:r>
           </w:p>
         </w:tc>
@@ -5977,7 +5985,7 @@
                 <w:sz w:val="16"/>
                 <w:szCs w:val="16"/>
               </w:rPr>
-              <w:t xml:space="preserve">lists.h, firebase_sync.h</w:t>
+              <w:t xml:space="preserve">app.js, server.js</w:t>
             </w:r>
           </w:p>
         </w:tc>
@@ -6048,15 +6056,7 @@
                 <w:sz w:val="16"/>
                 <w:szCs w:val="16"/>
               </w:rPr>
-              <w:t xml:space="preserve">List full</w:t>
-            </w:r>
-            <w:r>
-              <w:rPr>
-                <w:color w:val="222222"/>
-                <w:sz w:val="16"/>
-                <w:szCs w:val="16"/>
-              </w:rPr>
-              <w:t xml:space="preserve"> (20 items)</w:t>
+              <w:t xml:space="preserve">Display off or offline when a command is sent</w:t>
             </w:r>
           </w:p>
         </w:tc>
@@ -6088,7 +6088,7 @@
                 <w:sz w:val="16"/>
                 <w:szCs w:val="16"/>
               </w:rPr>
-              <w:t xml:space="preserve">Red pop-up "Your shopping list is full"</w:t>
+              <w:t xml:space="preserve">App answers at once, the same as when online (e.g. "Added milk to your shopping list"); the user doesn't need to know the display is offline</w:t>
             </w:r>
           </w:p>
         </w:tc>
@@ -6120,7 +6120,58 @@
                 <w:sz w:val="16"/>
                 <w:szCs w:val="16"/>
               </w:rPr>
-              <w:t xml:space="preserve">Item not added; the user ticks items off to make room</w:t>
+              <w:t xml:space="preserve">The display writes </w:t>
+            </w:r>
+            <w:r>
+              <w:rPr>
+                <w:rFonts w:ascii="Consolas" w:cs="Consolas" w:eastAsia="Consolas" w:hAnsi="Consolas"/>
+                <w:color w:val="222222"/>
+                <w:sz w:val="14"/>
+                <w:szCs w:val="14"/>
+              </w:rPr>
+              <w:t xml:space="preserve">/device/lastSeen</w:t>
+            </w:r>
+            <w:r>
+              <w:rPr>
+                <w:color w:val="222222"/>
+                <w:sz w:val="16"/>
+                <w:szCs w:val="16"/>
+              </w:rPr>
+              <w:t xml:space="preserve"> every 10 s; after 25 s without it the server answers from </w:t>
+            </w:r>
+            <w:r>
+              <w:rPr>
+                <w:rFonts w:ascii="Consolas" w:cs="Consolas" w:eastAsia="Consolas" w:hAnsi="Consolas"/>
+                <w:color w:val="222222"/>
+                <w:sz w:val="14"/>
+                <w:szCs w:val="14"/>
+              </w:rPr>
+              <w:t xml:space="preserve">/lists</w:t>
+            </w:r>
+            <w:r>
+              <w:rPr>
+                <w:color w:val="222222"/>
+                <w:sz w:val="16"/>
+                <w:szCs w:val="16"/>
+              </w:rPr>
+              <w:t xml:space="preserve"> plus the commands still waiting. The command stays in the </w:t>
+            </w:r>
+            <w:r>
+              <w:rPr>
+                <w:rFonts w:ascii="Consolas" w:cs="Consolas" w:eastAsia="Consolas" w:hAnsi="Consolas"/>
+                <w:color w:val="222222"/>
+                <w:sz w:val="14"/>
+                <w:szCs w:val="14"/>
+              </w:rPr>
+              <w:t xml:space="preserve">/commands</w:t>
+            </w:r>
+            <w:r>
+              <w:rPr>
+                <w:color w:val="222222"/>
+                <w:sz w:val="16"/>
+                <w:szCs w:val="16"/>
+              </w:rPr>
+              <w:t xml:space="preserve"> queue and is applied when the display is back</w:t>
             </w:r>
           </w:p>
         </w:tc>
@@ -6187,7 +6238,7 @@
                 <w:sz w:val="16"/>
                 <w:szCs w:val="16"/>
               </w:rPr>
-              <w:t xml:space="preserve">lists.h</w:t>
+              <w:t xml:space="preserve">server.js, commands.js, firebase_sync.h</w:t>
             </w:r>
           </w:p>
         </w:tc>
@@ -6258,7 +6309,15 @@
                 <w:sz w:val="16"/>
                 <w:szCs w:val="16"/>
               </w:rPr>
-              <w:t xml:space="preserve">Item name too long</w:t>
+              <w:t xml:space="preserve">Same item changed on the screen while offline</w:t>
+            </w:r>
+            <w:r>
+              <w:rPr>
+                <w:color w:val="222222"/>
+                <w:sz w:val="16"/>
+                <w:szCs w:val="16"/>
+              </w:rPr>
+              <w:t xml:space="preserve"> (e.g. "add milk" by voice is queued, then milk is ticked off on the screen)</w:t>
             </w:r>
           </w:p>
         </w:tc>
@@ -6290,7 +6349,7 @@
                 <w:sz w:val="16"/>
                 <w:szCs w:val="16"/>
               </w:rPr>
-              <w:t xml:space="preserve">Shown on one line with "…"</w:t>
+              <w:t xml:space="preserve">The later change is what the user sees. If a queued command is older: a log line "… was changed on the display after this request"</w:t>
             </w:r>
           </w:p>
         </w:tc>
@@ -6322,7 +6381,7 @@
                 <w:sz w:val="16"/>
                 <w:szCs w:val="16"/>
               </w:rPr>
-              <w:t xml:space="preserve">Stored up to 47 bytes, cut at a letter boundary so Hebrew letters are never broken</w:t>
+              <w:t xml:space="preserve">Every item remembers when it was last added or removed; a command older than that is ignored (the later change wins). Removed items are remembered for a while for this. Checked on a computer with the real lists.h: all 573 possible sequences of up to 6 changes, no conflicts</w:t>
             </w:r>
           </w:p>
         </w:tc>
@@ -6389,7 +6448,7 @@
                 <w:sz w:val="16"/>
                 <w:szCs w:val="16"/>
               </w:rPr>
-              <w:t xml:space="preserve">lists.h</w:t>
+              <w:t xml:space="preserve">lists.h, tools/test_lists</w:t>
             </w:r>
           </w:p>
         </w:tc>
@@ -6460,15 +6519,15 @@
                 <w:sz w:val="16"/>
                 <w:szCs w:val="16"/>
               </w:rPr>
-              <w:t xml:space="preserve">Empty item, unknown list or action</w:t>
-            </w:r>
-            <w:r>
-              <w:rPr>
-                <w:color w:val="222222"/>
-                <w:sz w:val="16"/>
-                <w:szCs w:val="16"/>
-              </w:rPr>
-              <w:t xml:space="preserve"> (bad JSON written to /command)</w:t>
+              <w:t xml:space="preserve">Offline answer differs from the final result</w:t>
+            </w:r>
+            <w:r>
+              <w:rPr>
+                <w:color w:val="222222"/>
+                <w:sz w:val="16"/>
+                <w:szCs w:val="16"/>
+              </w:rPr>
+              <w:t xml:space="preserve"> (the item was also changed on the screen, which the server can't see yet)</w:t>
             </w:r>
           </w:p>
         </w:tc>
@@ -6500,7 +6559,7 @@
                 <w:sz w:val="16"/>
                 <w:szCs w:val="16"/>
               </w:rPr>
-              <w:t xml:space="preserve">Red pop-up "The display couldn't understand this command"; app shows failure</w:t>
+              <w:t xml:space="preserve">The app said "Added milk", but a later tap removed it</w:t>
             </w:r>
           </w:p>
         </w:tc>
@@ -6532,7 +6591,7 @@
                 <w:sz w:val="16"/>
                 <w:szCs w:val="16"/>
               </w:rPr>
-              <w:t xml:space="preserve">Lists unchanged</w:t>
+              <w:t xml:space="preserve">The display's list is always right (later change wins). Rare: needs a voice command and a tap on the same item while the display is offline</w:t>
             </w:r>
           </w:p>
         </w:tc>
@@ -6545,29 +6604,29 @@
               <w:bottom w:val="single" w:color="BFC5CE" w:sz="4"/>
               <w:right w:val="single" w:color="BFC5CE" w:sz="4"/>
             </w:tcBorders>
-            <w:shd w:fill="DFF0E0" w:color="auto" w:val="clear"/>
-            <w:tcMar>
-              <w:top w:type="dxa" w:w="50"/>
-              <w:left w:type="dxa" w:w="90"/>
-              <w:bottom w:type="dxa" w:w="50"/>
-              <w:right w:type="dxa" w:w="90"/>
-            </w:tcMar>
-            <w:vAlign w:val="top"/>
-          </w:tcPr>
-          <w:p>
-            <w:pPr>
-              <w:keepNext w:val="false"/>
-              <w:spacing w:after="20"/>
-            </w:pPr>
-            <w:r>
-              <w:rPr>
-                <w:b/>
-                <w:bCs/>
-                <w:color w:val="222222"/>
-                <w:sz w:val="16"/>
-                <w:szCs w:val="16"/>
-              </w:rPr>
-              <w:t xml:space="preserve">Handled</w:t>
+            <w:shd w:fill="F2F4F7" w:color="auto" w:val="clear"/>
+            <w:tcMar>
+              <w:top w:type="dxa" w:w="50"/>
+              <w:left w:type="dxa" w:w="90"/>
+              <w:bottom w:type="dxa" w:w="50"/>
+              <w:right w:type="dxa" w:w="90"/>
+            </w:tcMar>
+            <w:vAlign w:val="top"/>
+          </w:tcPr>
+          <w:p>
+            <w:pPr>
+              <w:keepNext w:val="false"/>
+              <w:spacing w:after="20"/>
+            </w:pPr>
+            <w:r>
+              <w:rPr>
+                <w:b/>
+                <w:bCs/>
+                <w:color w:val="222222"/>
+                <w:sz w:val="16"/>
+                <w:szCs w:val="16"/>
+              </w:rPr>
+              <w:t xml:space="preserve">Accepted</w:t>
             </w:r>
           </w:p>
         </w:tc>
@@ -6599,7 +6658,7 @@
                 <w:sz w:val="16"/>
                 <w:szCs w:val="16"/>
               </w:rPr>
-              <w:t xml:space="preserve">firebase_sync.h</w:t>
+              <w:t xml:space="preserve">server.js</w:t>
             </w:r>
           </w:p>
         </w:tc>
@@ -6670,7 +6729,15 @@
                 <w:sz w:val="16"/>
                 <w:szCs w:val="16"/>
               </w:rPr>
-              <w:t xml:space="preserve">Several commands in a row</w:t>
+              <w:t xml:space="preserve">Display restarts with commands waiting</w:t>
+            </w:r>
+            <w:r>
+              <w:rPr>
+                <w:color w:val="222222"/>
+                <w:sz w:val="16"/>
+                <w:szCs w:val="16"/>
+              </w:rPr>
+              <w:t xml:space="preserve">, or before the clock is synced</w:t>
             </w:r>
           </w:p>
         </w:tc>
@@ -6702,7 +6769,7 @@
                 <w:sz w:val="16"/>
                 <w:szCs w:val="16"/>
               </w:rPr>
-              <w:t xml:space="preserve">Each opens its list with its pop-up</w:t>
+              <w:t xml:space="preserve">None</w:t>
             </w:r>
           </w:p>
         </w:tc>
@@ -6734,7 +6801,7 @@
                 <w:sz w:val="16"/>
                 <w:szCs w:val="16"/>
               </w:rPr>
-              <w:t xml:space="preserve">Every command is applied to the list immediately; screen updates wait in a queue (4 places). If the screen falls behind, extra pop-ups are dropped but the lists are still correct</w:t>
+              <w:t xml:space="preserve">Commands are only removed from the queue after they were applied and saved, and applying one twice changes nothing. A tap made before the clock synced is timed from boot and corrected when it syncs</w:t>
             </w:r>
           </w:p>
         </w:tc>
@@ -6801,7 +6868,7 @@
                 <w:sz w:val="16"/>
                 <w:szCs w:val="16"/>
               </w:rPr>
-              <w:t xml:space="preserve">firebase_sync.h</w:t>
+              <w:t xml:space="preserve">firebase_sync.h, lists.h</w:t>
             </w:r>
           </w:p>
         </w:tc>
@@ -6872,7 +6939,15 @@
                 <w:sz w:val="16"/>
                 <w:szCs w:val="16"/>
               </w:rPr>
-              <w:t xml:space="preserve">Two phones send at the same moment</w:t>
+              <w:t xml:space="preserve">Item already on the list</w:t>
+            </w:r>
+            <w:r>
+              <w:rPr>
+                <w:color w:val="222222"/>
+                <w:sz w:val="16"/>
+                <w:szCs w:val="16"/>
+              </w:rPr>
+              <w:t xml:space="preserve"> ("add milk" twice)</w:t>
             </w:r>
           </w:p>
         </w:tc>
@@ -6904,7 +6979,7 @@
                 <w:sz w:val="16"/>
                 <w:szCs w:val="16"/>
               </w:rPr>
-              <w:t xml:space="preserve">Each app waits for the reply with its own number</w:t>
+              <w:t xml:space="preserve">Pop-up "milk is already on your shopping list"; app shows success</w:t>
             </w:r>
           </w:p>
         </w:tc>
@@ -6936,7 +7011,7 @@
                 <w:sz w:val="16"/>
                 <w:szCs w:val="16"/>
               </w:rPr>
-              <w:t xml:space="preserve">The command number (runningCount) is written in a transaction; a second command can still overwrite the first one in the single /command slot</w:t>
+              <w:t xml:space="preserve">No duplicate. Matching ignores upper/lower case</w:t>
             </w:r>
           </w:p>
         </w:tc>
@@ -6949,29 +7024,29 @@
               <w:bottom w:val="single" w:color="BFC5CE" w:sz="4"/>
               <w:right w:val="single" w:color="BFC5CE" w:sz="4"/>
             </w:tcBorders>
-            <w:shd w:fill="F2F4F7" w:color="auto" w:val="clear"/>
-            <w:tcMar>
-              <w:top w:type="dxa" w:w="50"/>
-              <w:left w:type="dxa" w:w="90"/>
-              <w:bottom w:type="dxa" w:w="50"/>
-              <w:right w:type="dxa" w:w="90"/>
-            </w:tcMar>
-            <w:vAlign w:val="top"/>
-          </w:tcPr>
-          <w:p>
-            <w:pPr>
-              <w:keepNext w:val="false"/>
-              <w:spacing w:after="20"/>
-            </w:pPr>
-            <w:r>
-              <w:rPr>
-                <w:b/>
-                <w:bCs/>
-                <w:color w:val="222222"/>
-                <w:sz w:val="16"/>
-                <w:szCs w:val="16"/>
-              </w:rPr>
-              <w:t xml:space="preserve">Accepted</w:t>
+            <w:shd w:fill="DFF0E0" w:color="auto" w:val="clear"/>
+            <w:tcMar>
+              <w:top w:type="dxa" w:w="50"/>
+              <w:left w:type="dxa" w:w="90"/>
+              <w:bottom w:type="dxa" w:w="50"/>
+              <w:right w:type="dxa" w:w="90"/>
+            </w:tcMar>
+            <w:vAlign w:val="top"/>
+          </w:tcPr>
+          <w:p>
+            <w:pPr>
+              <w:keepNext w:val="false"/>
+              <w:spacing w:after="20"/>
+            </w:pPr>
+            <w:r>
+              <w:rPr>
+                <w:b/>
+                <w:bCs/>
+                <w:color w:val="222222"/>
+                <w:sz w:val="16"/>
+                <w:szCs w:val="16"/>
+              </w:rPr>
+              <w:t xml:space="preserve">Handled</w:t>
             </w:r>
           </w:p>
         </w:tc>
@@ -7003,7 +7078,7 @@
                 <w:sz w:val="16"/>
                 <w:szCs w:val="16"/>
               </w:rPr>
-              <w:t xml:space="preserve">server.js</w:t>
+              <w:t xml:space="preserve">lists.h</w:t>
             </w:r>
           </w:p>
         </w:tc>
@@ -7074,7 +7149,7 @@
                 <w:sz w:val="16"/>
                 <w:szCs w:val="16"/>
               </w:rPr>
-              <w:t xml:space="preserve">/command deleted in the console</w:t>
+              <w:t>Remove an item that is not on the list</w:t>
             </w:r>
           </w:p>
         </w:tc>
@@ -7106,7 +7181,7 @@
                 <w:sz w:val="16"/>
                 <w:szCs w:val="16"/>
               </w:rPr>
-              <w:t xml:space="preserve">None</w:t>
+              <w:t>App: “eggs” is not on your shopping list. (checked by the server before sending). If the list changed on the display in the meantime, the display's red pop-up “eggs isn't on your shopping list” and the same text in the app</w:t>
             </w:r>
           </w:p>
         </w:tc>
@@ -7138,7 +7213,7 @@
                 <w:sz w:val="16"/>
                 <w:szCs w:val="16"/>
               </w:rPr>
-              <w:t xml:space="preserve">Numbering restarts at 1; the display compares "different from the last one", not "greater than", so it keeps working</w:t>
+              <w:t>List unchanged; nothing is sent to the display when the server already knows the item is missing</w:t>
             </w:r>
           </w:p>
         </w:tc>
@@ -7205,7 +7280,7 @@
                 <w:sz w:val="16"/>
                 <w:szCs w:val="16"/>
               </w:rPr>
-              <w:t xml:space="preserve">firebase_sync.h</w:t>
+              <w:t>lists.h, server.js, commands.js</w:t>
             </w:r>
           </w:p>
         </w:tc>
@@ -7276,15 +7351,15 @@
                 <w:sz w:val="16"/>
                 <w:szCs w:val="16"/>
               </w:rPr>
-              <w:t xml:space="preserve">Command arrives while the user is using another screen</w:t>
-            </w:r>
-            <w:r>
-              <w:rPr>
-                <w:color w:val="222222"/>
-                <w:sz w:val="16"/>
-                <w:szCs w:val="16"/>
-              </w:rPr>
-              <w:t xml:space="preserve"> (e.g. Settings)</w:t>
+              <w:t xml:space="preserve">List full</w:t>
+            </w:r>
+            <w:r>
+              <w:rPr>
+                <w:color w:val="222222"/>
+                <w:sz w:val="16"/>
+                <w:szCs w:val="16"/>
+              </w:rPr>
+              <w:t xml:space="preserve"> (20 items)</w:t>
             </w:r>
           </w:p>
         </w:tc>
@@ -7316,7 +7391,7 @@
                 <w:sz w:val="16"/>
                 <w:szCs w:val="16"/>
               </w:rPr>
-              <w:t xml:space="preserve">The list it changed opens with the pop-up</w:t>
+              <w:t xml:space="preserve">Red pop-up "Your shopping list is full"</w:t>
             </w:r>
           </w:p>
         </w:tc>
@@ -7348,7 +7423,7 @@
                 <w:sz w:val="16"/>
                 <w:szCs w:val="16"/>
               </w:rPr>
-              <w:t xml:space="preserve">Leaving a screen first saves its state. If nobody touches the list, it goes back home after 30 s</w:t>
+              <w:t xml:space="preserve">Item not added; the user ticks items off to make room</w:t>
             </w:r>
           </w:p>
         </w:tc>
@@ -7361,29 +7436,29 @@
               <w:bottom w:val="single" w:color="BFC5CE" w:sz="4"/>
               <w:right w:val="single" w:color="BFC5CE" w:sz="4"/>
             </w:tcBorders>
-            <w:shd w:fill="FFF1CC" w:color="auto" w:val="clear"/>
-            <w:tcMar>
-              <w:top w:type="dxa" w:w="50"/>
-              <w:left w:type="dxa" w:w="90"/>
-              <w:bottom w:type="dxa" w:w="50"/>
-              <w:right w:type="dxa" w:w="90"/>
-            </w:tcMar>
-            <w:vAlign w:val="top"/>
-          </w:tcPr>
-          <w:p>
-            <w:pPr>
-              <w:keepNext w:val="false"/>
-              <w:spacing w:after="20"/>
-            </w:pPr>
-            <w:r>
-              <w:rPr>
-                <w:b/>
-                <w:bCs/>
-                <w:color w:val="222222"/>
-                <w:sz w:val="16"/>
-                <w:szCs w:val="16"/>
-              </w:rPr>
-              <w:t xml:space="preserve">Partly</w:t>
+            <w:shd w:fill="DFF0E0" w:color="auto" w:val="clear"/>
+            <w:tcMar>
+              <w:top w:type="dxa" w:w="50"/>
+              <w:left w:type="dxa" w:w="90"/>
+              <w:bottom w:type="dxa" w:w="50"/>
+              <w:right w:type="dxa" w:w="90"/>
+            </w:tcMar>
+            <w:vAlign w:val="top"/>
+          </w:tcPr>
+          <w:p>
+            <w:pPr>
+              <w:keepNext w:val="false"/>
+              <w:spacing w:after="20"/>
+            </w:pPr>
+            <w:r>
+              <w:rPr>
+                <w:b/>
+                <w:bCs/>
+                <w:color w:val="222222"/>
+                <w:sz w:val="16"/>
+                <w:szCs w:val="16"/>
+              </w:rPr>
+              <w:t xml:space="preserve">Handled</w:t>
             </w:r>
           </w:p>
         </w:tc>
@@ -7415,21 +7490,7 @@
                 <w:sz w:val="16"/>
                 <w:szCs w:val="16"/>
               </w:rPr>
-              <w:t xml:space="preserve">display_ui.h</w:t>
-            </w:r>
-          </w:p>
-          <w:p>
-            <w:pPr>
-              <w:keepNext w:val="false"/>
-              <w:spacing w:after="20"/>
-            </w:pPr>
-            <w:r>
-              <w:rPr>
-                <w:color w:val="222222"/>
-                <w:sz w:val="16"/>
-                <w:szCs w:val="16"/>
-              </w:rPr>
-              <w:t xml:space="preserve">Next: if the screen was touched in the last few seconds, show only the pop-up</w:t>
+              <w:t xml:space="preserve">lists.h</w:t>
             </w:r>
           </w:p>
         </w:tc>
@@ -7500,15 +7561,7 @@
                 <w:sz w:val="16"/>
                 <w:szCs w:val="16"/>
               </w:rPr>
-              <w:t xml:space="preserve">Voice "add milk" while "milk" is ticked</w:t>
-            </w:r>
-            <w:r>
-              <w:rPr>
-                <w:color w:val="222222"/>
-                <w:sz w:val="16"/>
-                <w:szCs w:val="16"/>
-              </w:rPr>
-              <w:t xml:space="preserve"> (2 s undo window)</w:t>
+              <w:t xml:space="preserve">Item name too long</w:t>
             </w:r>
           </w:p>
         </w:tc>
@@ -7540,6 +7593,1292 @@
                 <w:sz w:val="16"/>
                 <w:szCs w:val="16"/>
               </w:rPr>
+              <w:t xml:space="preserve">Shown on one line with "…"</w:t>
+            </w:r>
+          </w:p>
+        </w:tc>
+        <w:tc>
+          <w:tcPr>
+            <w:tcW w:type="dxa" w:w="4900"/>
+            <w:tcBorders>
+              <w:top w:val="single" w:color="BFC5CE" w:sz="4"/>
+              <w:left w:val="single" w:color="BFC5CE" w:sz="4"/>
+              <w:bottom w:val="single" w:color="BFC5CE" w:sz="4"/>
+              <w:right w:val="single" w:color="BFC5CE" w:sz="4"/>
+            </w:tcBorders>
+            <w:tcMar>
+              <w:top w:type="dxa" w:w="50"/>
+              <w:left w:type="dxa" w:w="90"/>
+              <w:bottom w:type="dxa" w:w="50"/>
+              <w:right w:type="dxa" w:w="90"/>
+            </w:tcMar>
+            <w:vAlign w:val="top"/>
+          </w:tcPr>
+          <w:p>
+            <w:pPr>
+              <w:keepNext w:val="false"/>
+              <w:spacing w:after="20"/>
+            </w:pPr>
+            <w:r>
+              <w:rPr>
+                <w:color w:val="222222"/>
+                <w:sz w:val="16"/>
+                <w:szCs w:val="16"/>
+              </w:rPr>
+              <w:t xml:space="preserve">Stored up to 47 bytes, cut at a letter boundary so Hebrew letters are never broken</w:t>
+            </w:r>
+          </w:p>
+        </w:tc>
+        <w:tc>
+          <w:tcPr>
+            <w:tcW w:type="dxa" w:w="1050"/>
+            <w:tcBorders>
+              <w:top w:val="single" w:color="BFC5CE" w:sz="4"/>
+              <w:left w:val="single" w:color="BFC5CE" w:sz="4"/>
+              <w:bottom w:val="single" w:color="BFC5CE" w:sz="4"/>
+              <w:right w:val="single" w:color="BFC5CE" w:sz="4"/>
+            </w:tcBorders>
+            <w:shd w:fill="DFF0E0" w:color="auto" w:val="clear"/>
+            <w:tcMar>
+              <w:top w:type="dxa" w:w="50"/>
+              <w:left w:type="dxa" w:w="90"/>
+              <w:bottom w:type="dxa" w:w="50"/>
+              <w:right w:type="dxa" w:w="90"/>
+            </w:tcMar>
+            <w:vAlign w:val="top"/>
+          </w:tcPr>
+          <w:p>
+            <w:pPr>
+              <w:keepNext w:val="false"/>
+              <w:spacing w:after="20"/>
+            </w:pPr>
+            <w:r>
+              <w:rPr>
+                <w:b/>
+                <w:bCs/>
+                <w:color w:val="222222"/>
+                <w:sz w:val="16"/>
+                <w:szCs w:val="16"/>
+              </w:rPr>
+              <w:t xml:space="preserve">Handled</w:t>
+            </w:r>
+          </w:p>
+        </w:tc>
+        <w:tc>
+          <w:tcPr>
+            <w:tcW w:type="dxa" w:w="2268"/>
+            <w:tcBorders>
+              <w:top w:val="single" w:color="BFC5CE" w:sz="4"/>
+              <w:left w:val="single" w:color="BFC5CE" w:sz="4"/>
+              <w:bottom w:val="single" w:color="BFC5CE" w:sz="4"/>
+              <w:right w:val="single" w:color="BFC5CE" w:sz="4"/>
+            </w:tcBorders>
+            <w:tcMar>
+              <w:top w:type="dxa" w:w="50"/>
+              <w:left w:type="dxa" w:w="90"/>
+              <w:bottom w:type="dxa" w:w="50"/>
+              <w:right w:type="dxa" w:w="90"/>
+            </w:tcMar>
+            <w:vAlign w:val="top"/>
+          </w:tcPr>
+          <w:p>
+            <w:pPr>
+              <w:keepNext w:val="false"/>
+              <w:spacing w:after="20"/>
+            </w:pPr>
+            <w:r>
+              <w:rPr>
+                <w:color w:val="222222"/>
+                <w:sz w:val="16"/>
+                <w:szCs w:val="16"/>
+              </w:rPr>
+              <w:t xml:space="preserve">lists.h</w:t>
+            </w:r>
+          </w:p>
+        </w:tc>
+      </w:tr>
+      <w:tr>
+        <w:trPr>
+          <w:cantSplit/>
+        </w:trPr>
+        <w:tc>
+          <w:tcPr>
+            <w:tcW w:type="dxa" w:w="520"/>
+            <w:tcBorders>
+              <w:top w:val="single" w:color="BFC5CE" w:sz="4"/>
+              <w:left w:val="single" w:color="BFC5CE" w:sz="4"/>
+              <w:bottom w:val="single" w:color="BFC5CE" w:sz="4"/>
+              <w:right w:val="single" w:color="BFC5CE" w:sz="4"/>
+            </w:tcBorders>
+            <w:tcMar>
+              <w:top w:type="dxa" w:w="50"/>
+              <w:left w:type="dxa" w:w="90"/>
+              <w:bottom w:type="dxa" w:w="50"/>
+              <w:right w:type="dxa" w:w="90"/>
+            </w:tcMar>
+            <w:vAlign w:val="top"/>
+          </w:tcPr>
+          <w:p>
+            <w:pPr>
+              <w:keepNext w:val="false"/>
+              <w:spacing w:after="20"/>
+            </w:pPr>
+            <w:r>
+              <w:rPr>
+                <w:color w:val="222222"/>
+                <w:sz w:val="16"/>
+                <w:szCs w:val="16"/>
+              </w:rPr>
+              <w:t xml:space="preserve">32</w:t>
+            </w:r>
+          </w:p>
+        </w:tc>
+        <w:tc>
+          <w:tcPr>
+            <w:tcW w:type="dxa" w:w="3000"/>
+            <w:tcBorders>
+              <w:top w:val="single" w:color="BFC5CE" w:sz="4"/>
+              <w:left w:val="single" w:color="BFC5CE" w:sz="4"/>
+              <w:bottom w:val="single" w:color="BFC5CE" w:sz="4"/>
+              <w:right w:val="single" w:color="BFC5CE" w:sz="4"/>
+            </w:tcBorders>
+            <w:tcMar>
+              <w:top w:type="dxa" w:w="50"/>
+              <w:left w:type="dxa" w:w="90"/>
+              <w:bottom w:type="dxa" w:w="50"/>
+              <w:right w:type="dxa" w:w="90"/>
+            </w:tcMar>
+            <w:vAlign w:val="top"/>
+          </w:tcPr>
+          <w:p>
+            <w:pPr>
+              <w:keepNext w:val="false"/>
+              <w:spacing w:after="20"/>
+            </w:pPr>
+            <w:r>
+              <w:rPr>
+                <w:b/>
+                <w:bCs/>
+                <w:color w:val="222222"/>
+                <w:sz w:val="16"/>
+                <w:szCs w:val="16"/>
+              </w:rPr>
+              <w:t xml:space="preserve">Empty item, unknown list or action</w:t>
+            </w:r>
+            <w:r>
+              <w:rPr>
+                <w:color w:val="222222"/>
+                <w:sz w:val="16"/>
+                <w:szCs w:val="16"/>
+              </w:rPr>
+              <w:t xml:space="preserve"> (bad JSON written to /commands)</w:t>
+            </w:r>
+          </w:p>
+        </w:tc>
+        <w:tc>
+          <w:tcPr>
+            <w:tcW w:type="dxa" w:w="3300"/>
+            <w:tcBorders>
+              <w:top w:val="single" w:color="BFC5CE" w:sz="4"/>
+              <w:left w:val="single" w:color="BFC5CE" w:sz="4"/>
+              <w:bottom w:val="single" w:color="BFC5CE" w:sz="4"/>
+              <w:right w:val="single" w:color="BFC5CE" w:sz="4"/>
+            </w:tcBorders>
+            <w:tcMar>
+              <w:top w:type="dxa" w:w="50"/>
+              <w:left w:type="dxa" w:w="90"/>
+              <w:bottom w:type="dxa" w:w="50"/>
+              <w:right w:type="dxa" w:w="90"/>
+            </w:tcMar>
+            <w:vAlign w:val="top"/>
+          </w:tcPr>
+          <w:p>
+            <w:pPr>
+              <w:keepNext w:val="false"/>
+              <w:spacing w:after="20"/>
+            </w:pPr>
+            <w:r>
+              <w:rPr>
+                <w:color w:val="222222"/>
+                <w:sz w:val="16"/>
+                <w:szCs w:val="16"/>
+              </w:rPr>
+              <w:t xml:space="preserve">Red pop-up "The display couldn't understand this command"; app shows failure</w:t>
+            </w:r>
+          </w:p>
+        </w:tc>
+        <w:tc>
+          <w:tcPr>
+            <w:tcW w:type="dxa" w:w="4900"/>
+            <w:tcBorders>
+              <w:top w:val="single" w:color="BFC5CE" w:sz="4"/>
+              <w:left w:val="single" w:color="BFC5CE" w:sz="4"/>
+              <w:bottom w:val="single" w:color="BFC5CE" w:sz="4"/>
+              <w:right w:val="single" w:color="BFC5CE" w:sz="4"/>
+            </w:tcBorders>
+            <w:tcMar>
+              <w:top w:type="dxa" w:w="50"/>
+              <w:left w:type="dxa" w:w="90"/>
+              <w:bottom w:type="dxa" w:w="50"/>
+              <w:right w:type="dxa" w:w="90"/>
+            </w:tcMar>
+            <w:vAlign w:val="top"/>
+          </w:tcPr>
+          <w:p>
+            <w:pPr>
+              <w:keepNext w:val="false"/>
+              <w:spacing w:after="20"/>
+            </w:pPr>
+            <w:r>
+              <w:rPr>
+                <w:color w:val="222222"/>
+                <w:sz w:val="16"/>
+                <w:szCs w:val="16"/>
+              </w:rPr>
+              <w:t xml:space="preserve">Lists unchanged</w:t>
+            </w:r>
+          </w:p>
+        </w:tc>
+        <w:tc>
+          <w:tcPr>
+            <w:tcW w:type="dxa" w:w="1050"/>
+            <w:tcBorders>
+              <w:top w:val="single" w:color="BFC5CE" w:sz="4"/>
+              <w:left w:val="single" w:color="BFC5CE" w:sz="4"/>
+              <w:bottom w:val="single" w:color="BFC5CE" w:sz="4"/>
+              <w:right w:val="single" w:color="BFC5CE" w:sz="4"/>
+            </w:tcBorders>
+            <w:shd w:fill="DFF0E0" w:color="auto" w:val="clear"/>
+            <w:tcMar>
+              <w:top w:type="dxa" w:w="50"/>
+              <w:left w:type="dxa" w:w="90"/>
+              <w:bottom w:type="dxa" w:w="50"/>
+              <w:right w:type="dxa" w:w="90"/>
+            </w:tcMar>
+            <w:vAlign w:val="top"/>
+          </w:tcPr>
+          <w:p>
+            <w:pPr>
+              <w:keepNext w:val="false"/>
+              <w:spacing w:after="20"/>
+            </w:pPr>
+            <w:r>
+              <w:rPr>
+                <w:b/>
+                <w:bCs/>
+                <w:color w:val="222222"/>
+                <w:sz w:val="16"/>
+                <w:szCs w:val="16"/>
+              </w:rPr>
+              <w:t xml:space="preserve">Handled</w:t>
+            </w:r>
+          </w:p>
+        </w:tc>
+        <w:tc>
+          <w:tcPr>
+            <w:tcW w:type="dxa" w:w="2268"/>
+            <w:tcBorders>
+              <w:top w:val="single" w:color="BFC5CE" w:sz="4"/>
+              <w:left w:val="single" w:color="BFC5CE" w:sz="4"/>
+              <w:bottom w:val="single" w:color="BFC5CE" w:sz="4"/>
+              <w:right w:val="single" w:color="BFC5CE" w:sz="4"/>
+            </w:tcBorders>
+            <w:tcMar>
+              <w:top w:type="dxa" w:w="50"/>
+              <w:left w:type="dxa" w:w="90"/>
+              <w:bottom w:type="dxa" w:w="50"/>
+              <w:right w:type="dxa" w:w="90"/>
+            </w:tcMar>
+            <w:vAlign w:val="top"/>
+          </w:tcPr>
+          <w:p>
+            <w:pPr>
+              <w:keepNext w:val="false"/>
+              <w:spacing w:after="20"/>
+            </w:pPr>
+            <w:r>
+              <w:rPr>
+                <w:color w:val="222222"/>
+                <w:sz w:val="16"/>
+                <w:szCs w:val="16"/>
+              </w:rPr>
+              <w:t xml:space="preserve">firebase_sync.h</w:t>
+            </w:r>
+          </w:p>
+        </w:tc>
+      </w:tr>
+      <w:tr>
+        <w:trPr>
+          <w:cantSplit/>
+        </w:trPr>
+        <w:tc>
+          <w:tcPr>
+            <w:tcW w:type="dxa" w:w="520"/>
+            <w:tcBorders>
+              <w:top w:val="single" w:color="BFC5CE" w:sz="4"/>
+              <w:left w:val="single" w:color="BFC5CE" w:sz="4"/>
+              <w:bottom w:val="single" w:color="BFC5CE" w:sz="4"/>
+              <w:right w:val="single" w:color="BFC5CE" w:sz="4"/>
+            </w:tcBorders>
+            <w:tcMar>
+              <w:top w:type="dxa" w:w="50"/>
+              <w:left w:type="dxa" w:w="90"/>
+              <w:bottom w:type="dxa" w:w="50"/>
+              <w:right w:type="dxa" w:w="90"/>
+            </w:tcMar>
+            <w:vAlign w:val="top"/>
+          </w:tcPr>
+          <w:p>
+            <w:pPr>
+              <w:keepNext w:val="false"/>
+              <w:spacing w:after="20"/>
+            </w:pPr>
+            <w:r>
+              <w:rPr>
+                <w:color w:val="222222"/>
+                <w:sz w:val="16"/>
+                <w:szCs w:val="16"/>
+              </w:rPr>
+              <w:t xml:space="preserve">33</w:t>
+            </w:r>
+          </w:p>
+        </w:tc>
+        <w:tc>
+          <w:tcPr>
+            <w:tcW w:type="dxa" w:w="3000"/>
+            <w:tcBorders>
+              <w:top w:val="single" w:color="BFC5CE" w:sz="4"/>
+              <w:left w:val="single" w:color="BFC5CE" w:sz="4"/>
+              <w:bottom w:val="single" w:color="BFC5CE" w:sz="4"/>
+              <w:right w:val="single" w:color="BFC5CE" w:sz="4"/>
+            </w:tcBorders>
+            <w:tcMar>
+              <w:top w:type="dxa" w:w="50"/>
+              <w:left w:type="dxa" w:w="90"/>
+              <w:bottom w:type="dxa" w:w="50"/>
+              <w:right w:type="dxa" w:w="90"/>
+            </w:tcMar>
+            <w:vAlign w:val="top"/>
+          </w:tcPr>
+          <w:p>
+            <w:pPr>
+              <w:keepNext w:val="false"/>
+              <w:spacing w:after="20"/>
+            </w:pPr>
+            <w:r>
+              <w:rPr>
+                <w:b/>
+                <w:bCs/>
+                <w:color w:val="222222"/>
+                <w:sz w:val="16"/>
+                <w:szCs w:val="16"/>
+              </w:rPr>
+              <w:t xml:space="preserve">Several commands in a row</w:t>
+            </w:r>
+          </w:p>
+        </w:tc>
+        <w:tc>
+          <w:tcPr>
+            <w:tcW w:type="dxa" w:w="3300"/>
+            <w:tcBorders>
+              <w:top w:val="single" w:color="BFC5CE" w:sz="4"/>
+              <w:left w:val="single" w:color="BFC5CE" w:sz="4"/>
+              <w:bottom w:val="single" w:color="BFC5CE" w:sz="4"/>
+              <w:right w:val="single" w:color="BFC5CE" w:sz="4"/>
+            </w:tcBorders>
+            <w:tcMar>
+              <w:top w:type="dxa" w:w="50"/>
+              <w:left w:type="dxa" w:w="90"/>
+              <w:bottom w:type="dxa" w:w="50"/>
+              <w:right w:type="dxa" w:w="90"/>
+            </w:tcMar>
+            <w:vAlign w:val="top"/>
+          </w:tcPr>
+          <w:p>
+            <w:pPr>
+              <w:keepNext w:val="false"/>
+              <w:spacing w:after="20"/>
+            </w:pPr>
+            <w:r>
+              <w:rPr>
+                <w:color w:val="222222"/>
+                <w:sz w:val="16"/>
+                <w:szCs w:val="16"/>
+              </w:rPr>
+              <w:t xml:space="preserve">Each opens its list with its pop-up</w:t>
+            </w:r>
+          </w:p>
+        </w:tc>
+        <w:tc>
+          <w:tcPr>
+            <w:tcW w:type="dxa" w:w="4900"/>
+            <w:tcBorders>
+              <w:top w:val="single" w:color="BFC5CE" w:sz="4"/>
+              <w:left w:val="single" w:color="BFC5CE" w:sz="4"/>
+              <w:bottom w:val="single" w:color="BFC5CE" w:sz="4"/>
+              <w:right w:val="single" w:color="BFC5CE" w:sz="4"/>
+            </w:tcBorders>
+            <w:tcMar>
+              <w:top w:type="dxa" w:w="50"/>
+              <w:left w:type="dxa" w:w="90"/>
+              <w:bottom w:type="dxa" w:w="50"/>
+              <w:right w:type="dxa" w:w="90"/>
+            </w:tcMar>
+            <w:vAlign w:val="top"/>
+          </w:tcPr>
+          <w:p>
+            <w:pPr>
+              <w:keepNext w:val="false"/>
+              <w:spacing w:after="20"/>
+            </w:pPr>
+            <w:r>
+              <w:rPr>
+                <w:color w:val="222222"/>
+                <w:sz w:val="16"/>
+                <w:szCs w:val="16"/>
+              </w:rPr>
+              <w:t xml:space="preserve">Commands are applied oldest first; screen updates wait in a queue (4 places). If the screen falls behind, extra pop-ups are dropped but the lists are still correct</w:t>
+            </w:r>
+          </w:p>
+        </w:tc>
+        <w:tc>
+          <w:tcPr>
+            <w:tcW w:type="dxa" w:w="1050"/>
+            <w:tcBorders>
+              <w:top w:val="single" w:color="BFC5CE" w:sz="4"/>
+              <w:left w:val="single" w:color="BFC5CE" w:sz="4"/>
+              <w:bottom w:val="single" w:color="BFC5CE" w:sz="4"/>
+              <w:right w:val="single" w:color="BFC5CE" w:sz="4"/>
+            </w:tcBorders>
+            <w:shd w:fill="DFF0E0" w:color="auto" w:val="clear"/>
+            <w:tcMar>
+              <w:top w:type="dxa" w:w="50"/>
+              <w:left w:type="dxa" w:w="90"/>
+              <w:bottom w:type="dxa" w:w="50"/>
+              <w:right w:type="dxa" w:w="90"/>
+            </w:tcMar>
+            <w:vAlign w:val="top"/>
+          </w:tcPr>
+          <w:p>
+            <w:pPr>
+              <w:keepNext w:val="false"/>
+              <w:spacing w:after="20"/>
+            </w:pPr>
+            <w:r>
+              <w:rPr>
+                <w:b/>
+                <w:bCs/>
+                <w:color w:val="222222"/>
+                <w:sz w:val="16"/>
+                <w:szCs w:val="16"/>
+              </w:rPr>
+              <w:t xml:space="preserve">Handled</w:t>
+            </w:r>
+          </w:p>
+        </w:tc>
+        <w:tc>
+          <w:tcPr>
+            <w:tcW w:type="dxa" w:w="2268"/>
+            <w:tcBorders>
+              <w:top w:val="single" w:color="BFC5CE" w:sz="4"/>
+              <w:left w:val="single" w:color="BFC5CE" w:sz="4"/>
+              <w:bottom w:val="single" w:color="BFC5CE" w:sz="4"/>
+              <w:right w:val="single" w:color="BFC5CE" w:sz="4"/>
+            </w:tcBorders>
+            <w:tcMar>
+              <w:top w:type="dxa" w:w="50"/>
+              <w:left w:type="dxa" w:w="90"/>
+              <w:bottom w:type="dxa" w:w="50"/>
+              <w:right w:type="dxa" w:w="90"/>
+            </w:tcMar>
+            <w:vAlign w:val="top"/>
+          </w:tcPr>
+          <w:p>
+            <w:pPr>
+              <w:keepNext w:val="false"/>
+              <w:spacing w:after="20"/>
+            </w:pPr>
+            <w:r>
+              <w:rPr>
+                <w:color w:val="222222"/>
+                <w:sz w:val="16"/>
+                <w:szCs w:val="16"/>
+              </w:rPr>
+              <w:t xml:space="preserve">firebase_sync.h</w:t>
+            </w:r>
+          </w:p>
+        </w:tc>
+      </w:tr>
+      <w:tr>
+        <w:trPr>
+          <w:cantSplit/>
+        </w:trPr>
+        <w:tc>
+          <w:tcPr>
+            <w:tcW w:type="dxa" w:w="520"/>
+            <w:tcBorders>
+              <w:top w:val="single" w:color="BFC5CE" w:sz="4"/>
+              <w:left w:val="single" w:color="BFC5CE" w:sz="4"/>
+              <w:bottom w:val="single" w:color="BFC5CE" w:sz="4"/>
+              <w:right w:val="single" w:color="BFC5CE" w:sz="4"/>
+            </w:tcBorders>
+            <w:tcMar>
+              <w:top w:type="dxa" w:w="50"/>
+              <w:left w:type="dxa" w:w="90"/>
+              <w:bottom w:type="dxa" w:w="50"/>
+              <w:right w:type="dxa" w:w="90"/>
+            </w:tcMar>
+            <w:vAlign w:val="top"/>
+          </w:tcPr>
+          <w:p>
+            <w:pPr>
+              <w:keepNext w:val="false"/>
+              <w:spacing w:after="20"/>
+            </w:pPr>
+            <w:r>
+              <w:rPr>
+                <w:color w:val="222222"/>
+                <w:sz w:val="16"/>
+                <w:szCs w:val="16"/>
+              </w:rPr>
+              <w:t xml:space="preserve">34</w:t>
+            </w:r>
+          </w:p>
+        </w:tc>
+        <w:tc>
+          <w:tcPr>
+            <w:tcW w:type="dxa" w:w="3000"/>
+            <w:tcBorders>
+              <w:top w:val="single" w:color="BFC5CE" w:sz="4"/>
+              <w:left w:val="single" w:color="BFC5CE" w:sz="4"/>
+              <w:bottom w:val="single" w:color="BFC5CE" w:sz="4"/>
+              <w:right w:val="single" w:color="BFC5CE" w:sz="4"/>
+            </w:tcBorders>
+            <w:tcMar>
+              <w:top w:type="dxa" w:w="50"/>
+              <w:left w:type="dxa" w:w="90"/>
+              <w:bottom w:type="dxa" w:w="50"/>
+              <w:right w:type="dxa" w:w="90"/>
+            </w:tcMar>
+            <w:vAlign w:val="top"/>
+          </w:tcPr>
+          <w:p>
+            <w:pPr>
+              <w:keepNext w:val="false"/>
+              <w:spacing w:after="20"/>
+            </w:pPr>
+            <w:r>
+              <w:rPr>
+                <w:b/>
+                <w:bCs/>
+                <w:color w:val="222222"/>
+                <w:sz w:val="16"/>
+                <w:szCs w:val="16"/>
+              </w:rPr>
+              <w:t xml:space="preserve">Two phones send at the same moment</w:t>
+            </w:r>
+          </w:p>
+        </w:tc>
+        <w:tc>
+          <w:tcPr>
+            <w:tcW w:type="dxa" w:w="3300"/>
+            <w:tcBorders>
+              <w:top w:val="single" w:color="BFC5CE" w:sz="4"/>
+              <w:left w:val="single" w:color="BFC5CE" w:sz="4"/>
+              <w:bottom w:val="single" w:color="BFC5CE" w:sz="4"/>
+              <w:right w:val="single" w:color="BFC5CE" w:sz="4"/>
+            </w:tcBorders>
+            <w:tcMar>
+              <w:top w:type="dxa" w:w="50"/>
+              <w:left w:type="dxa" w:w="90"/>
+              <w:bottom w:type="dxa" w:w="50"/>
+              <w:right w:type="dxa" w:w="90"/>
+            </w:tcMar>
+            <w:vAlign w:val="top"/>
+          </w:tcPr>
+          <w:p>
+            <w:pPr>
+              <w:keepNext w:val="false"/>
+              <w:spacing w:after="20"/>
+            </w:pPr>
+            <w:r>
+              <w:rPr>
+                <w:color w:val="222222"/>
+                <w:sz w:val="16"/>
+                <w:szCs w:val="16"/>
+              </w:rPr>
+              <w:t xml:space="preserve">Each app gets the reply to its own command</w:t>
+            </w:r>
+          </w:p>
+        </w:tc>
+        <w:tc>
+          <w:tcPr>
+            <w:tcW w:type="dxa" w:w="4900"/>
+            <w:tcBorders>
+              <w:top w:val="single" w:color="BFC5CE" w:sz="4"/>
+              <w:left w:val="single" w:color="BFC5CE" w:sz="4"/>
+              <w:bottom w:val="single" w:color="BFC5CE" w:sz="4"/>
+              <w:right w:val="single" w:color="BFC5CE" w:sz="4"/>
+            </w:tcBorders>
+            <w:tcMar>
+              <w:top w:type="dxa" w:w="50"/>
+              <w:left w:type="dxa" w:w="90"/>
+              <w:bottom w:type="dxa" w:w="50"/>
+              <w:right w:type="dxa" w:w="90"/>
+            </w:tcMar>
+            <w:vAlign w:val="top"/>
+          </w:tcPr>
+          <w:p>
+            <w:pPr>
+              <w:keepNext w:val="false"/>
+              <w:spacing w:after="20"/>
+            </w:pPr>
+            <w:r>
+              <w:rPr>
+                <w:color w:val="222222"/>
+                <w:sz w:val="16"/>
+                <w:szCs w:val="16"/>
+              </w:rPr>
+              <w:t xml:space="preserve">Every command gets its own place in the </w:t>
+            </w:r>
+            <w:r>
+              <w:rPr>
+                <w:rFonts w:ascii="Consolas" w:cs="Consolas" w:eastAsia="Consolas" w:hAnsi="Consolas"/>
+                <w:color w:val="222222"/>
+                <w:sz w:val="14"/>
+                <w:szCs w:val="14"/>
+              </w:rPr>
+              <w:t xml:space="preserve">/commands</w:t>
+            </w:r>
+            <w:r>
+              <w:rPr>
+                <w:color w:val="222222"/>
+                <w:sz w:val="16"/>
+                <w:szCs w:val="16"/>
+              </w:rPr>
+              <w:t xml:space="preserve"> queue (Firebase push id), so nothing is overwritten</w:t>
+            </w:r>
+          </w:p>
+        </w:tc>
+        <w:tc>
+          <w:tcPr>
+            <w:tcW w:type="dxa" w:w="1050"/>
+            <w:tcBorders>
+              <w:top w:val="single" w:color="BFC5CE" w:sz="4"/>
+              <w:left w:val="single" w:color="BFC5CE" w:sz="4"/>
+              <w:bottom w:val="single" w:color="BFC5CE" w:sz="4"/>
+              <w:right w:val="single" w:color="BFC5CE" w:sz="4"/>
+            </w:tcBorders>
+            <w:shd w:fill="DFF0E0" w:color="auto" w:val="clear"/>
+            <w:tcMar>
+              <w:top w:type="dxa" w:w="50"/>
+              <w:left w:type="dxa" w:w="90"/>
+              <w:bottom w:type="dxa" w:w="50"/>
+              <w:right w:type="dxa" w:w="90"/>
+            </w:tcMar>
+            <w:vAlign w:val="top"/>
+          </w:tcPr>
+          <w:p>
+            <w:pPr>
+              <w:keepNext w:val="false"/>
+              <w:spacing w:after="20"/>
+            </w:pPr>
+            <w:r>
+              <w:rPr>
+                <w:b/>
+                <w:bCs/>
+                <w:color w:val="222222"/>
+                <w:sz w:val="16"/>
+                <w:szCs w:val="16"/>
+              </w:rPr>
+              <w:t xml:space="preserve">Handled</w:t>
+            </w:r>
+          </w:p>
+        </w:tc>
+        <w:tc>
+          <w:tcPr>
+            <w:tcW w:type="dxa" w:w="2268"/>
+            <w:tcBorders>
+              <w:top w:val="single" w:color="BFC5CE" w:sz="4"/>
+              <w:left w:val="single" w:color="BFC5CE" w:sz="4"/>
+              <w:bottom w:val="single" w:color="BFC5CE" w:sz="4"/>
+              <w:right w:val="single" w:color="BFC5CE" w:sz="4"/>
+            </w:tcBorders>
+            <w:tcMar>
+              <w:top w:type="dxa" w:w="50"/>
+              <w:left w:type="dxa" w:w="90"/>
+              <w:bottom w:type="dxa" w:w="50"/>
+              <w:right w:type="dxa" w:w="90"/>
+            </w:tcMar>
+            <w:vAlign w:val="top"/>
+          </w:tcPr>
+          <w:p>
+            <w:pPr>
+              <w:keepNext w:val="false"/>
+              <w:spacing w:after="20"/>
+            </w:pPr>
+            <w:r>
+              <w:rPr>
+                <w:color w:val="222222"/>
+                <w:sz w:val="16"/>
+                <w:szCs w:val="16"/>
+              </w:rPr>
+              <w:t xml:space="preserve">server.js</w:t>
+            </w:r>
+          </w:p>
+        </w:tc>
+      </w:tr>
+      <w:tr>
+        <w:trPr>
+          <w:cantSplit/>
+        </w:trPr>
+        <w:tc>
+          <w:tcPr>
+            <w:tcW w:type="dxa" w:w="520"/>
+            <w:tcBorders>
+              <w:top w:val="single" w:color="BFC5CE" w:sz="4"/>
+              <w:left w:val="single" w:color="BFC5CE" w:sz="4"/>
+              <w:bottom w:val="single" w:color="BFC5CE" w:sz="4"/>
+              <w:right w:val="single" w:color="BFC5CE" w:sz="4"/>
+            </w:tcBorders>
+            <w:tcMar>
+              <w:top w:type="dxa" w:w="50"/>
+              <w:left w:type="dxa" w:w="90"/>
+              <w:bottom w:type="dxa" w:w="50"/>
+              <w:right w:type="dxa" w:w="90"/>
+            </w:tcMar>
+            <w:vAlign w:val="top"/>
+          </w:tcPr>
+          <w:p>
+            <w:pPr>
+              <w:keepNext w:val="false"/>
+              <w:spacing w:after="20"/>
+            </w:pPr>
+            <w:r>
+              <w:rPr>
+                <w:color w:val="222222"/>
+                <w:sz w:val="16"/>
+                <w:szCs w:val="16"/>
+              </w:rPr>
+              <w:t xml:space="preserve">35</w:t>
+            </w:r>
+          </w:p>
+        </w:tc>
+        <w:tc>
+          <w:tcPr>
+            <w:tcW w:type="dxa" w:w="3000"/>
+            <w:tcBorders>
+              <w:top w:val="single" w:color="BFC5CE" w:sz="4"/>
+              <w:left w:val="single" w:color="BFC5CE" w:sz="4"/>
+              <w:bottom w:val="single" w:color="BFC5CE" w:sz="4"/>
+              <w:right w:val="single" w:color="BFC5CE" w:sz="4"/>
+            </w:tcBorders>
+            <w:tcMar>
+              <w:top w:type="dxa" w:w="50"/>
+              <w:left w:type="dxa" w:w="90"/>
+              <w:bottom w:type="dxa" w:w="50"/>
+              <w:right w:type="dxa" w:w="90"/>
+            </w:tcMar>
+            <w:vAlign w:val="top"/>
+          </w:tcPr>
+          <w:p>
+            <w:pPr>
+              <w:keepNext w:val="false"/>
+              <w:spacing w:after="20"/>
+            </w:pPr>
+            <w:r>
+              <w:rPr>
+                <w:b/>
+                <w:bCs/>
+                <w:color w:val="222222"/>
+                <w:sz w:val="16"/>
+                <w:szCs w:val="16"/>
+              </w:rPr>
+              <w:t xml:space="preserve">/commands or /status deleted in the console</w:t>
+            </w:r>
+          </w:p>
+        </w:tc>
+        <w:tc>
+          <w:tcPr>
+            <w:tcW w:type="dxa" w:w="3300"/>
+            <w:tcBorders>
+              <w:top w:val="single" w:color="BFC5CE" w:sz="4"/>
+              <w:left w:val="single" w:color="BFC5CE" w:sz="4"/>
+              <w:bottom w:val="single" w:color="BFC5CE" w:sz="4"/>
+              <w:right w:val="single" w:color="BFC5CE" w:sz="4"/>
+            </w:tcBorders>
+            <w:tcMar>
+              <w:top w:type="dxa" w:w="50"/>
+              <w:left w:type="dxa" w:w="90"/>
+              <w:bottom w:type="dxa" w:w="50"/>
+              <w:right w:type="dxa" w:w="90"/>
+            </w:tcMar>
+            <w:vAlign w:val="top"/>
+          </w:tcPr>
+          <w:p>
+            <w:pPr>
+              <w:keepNext w:val="false"/>
+              <w:spacing w:after="20"/>
+            </w:pPr>
+            <w:r>
+              <w:rPr>
+                <w:color w:val="222222"/>
+                <w:sz w:val="16"/>
+                <w:szCs w:val="16"/>
+              </w:rPr>
+              <w:t xml:space="preserve">None (the app answers from </w:t>
+            </w:r>
+            <w:r>
+              <w:rPr>
+                <w:rFonts w:ascii="Consolas" w:cs="Consolas" w:eastAsia="Consolas" w:hAnsi="Consolas"/>
+                <w:color w:val="222222"/>
+                <w:sz w:val="14"/>
+                <w:szCs w:val="14"/>
+              </w:rPr>
+              <w:t xml:space="preserve">/lists</w:t>
+            </w:r>
+            <w:r>
+              <w:rPr>
+                <w:color w:val="222222"/>
+                <w:sz w:val="16"/>
+                <w:szCs w:val="16"/>
+              </w:rPr>
+              <w:t xml:space="preserve">)</w:t>
+            </w:r>
+          </w:p>
+        </w:tc>
+        <w:tc>
+          <w:tcPr>
+            <w:tcW w:type="dxa" w:w="4900"/>
+            <w:tcBorders>
+              <w:top w:val="single" w:color="BFC5CE" w:sz="4"/>
+              <w:left w:val="single" w:color="BFC5CE" w:sz="4"/>
+              <w:bottom w:val="single" w:color="BFC5CE" w:sz="4"/>
+              <w:right w:val="single" w:color="BFC5CE" w:sz="4"/>
+            </w:tcBorders>
+            <w:tcMar>
+              <w:top w:type="dxa" w:w="50"/>
+              <w:left w:type="dxa" w:w="90"/>
+              <w:bottom w:type="dxa" w:w="50"/>
+              <w:right w:type="dxa" w:w="90"/>
+            </w:tcMar>
+            <w:vAlign w:val="top"/>
+          </w:tcPr>
+          <w:p>
+            <w:pPr>
+              <w:keepNext w:val="false"/>
+              <w:spacing w:after="20"/>
+            </w:pPr>
+            <w:r>
+              <w:rPr>
+                <w:color w:val="222222"/>
+                <w:sz w:val="16"/>
+                <w:szCs w:val="16"/>
+              </w:rPr>
+              <w:t xml:space="preserve">Nothing depends on a counter; unread replies in </w:t>
+            </w:r>
+            <w:r>
+              <w:rPr>
+                <w:rFonts w:ascii="Consolas" w:cs="Consolas" w:eastAsia="Consolas" w:hAnsi="Consolas"/>
+                <w:color w:val="222222"/>
+                <w:sz w:val="14"/>
+                <w:szCs w:val="14"/>
+              </w:rPr>
+              <w:t xml:space="preserve">/status</w:t>
+            </w:r>
+            <w:r>
+              <w:rPr>
+                <w:color w:val="222222"/>
+                <w:sz w:val="16"/>
+                <w:szCs w:val="16"/>
+              </w:rPr>
+              <w:t xml:space="preserve"> are removed after 10 min</w:t>
+            </w:r>
+          </w:p>
+        </w:tc>
+        <w:tc>
+          <w:tcPr>
+            <w:tcW w:type="dxa" w:w="1050"/>
+            <w:tcBorders>
+              <w:top w:val="single" w:color="BFC5CE" w:sz="4"/>
+              <w:left w:val="single" w:color="BFC5CE" w:sz="4"/>
+              <w:bottom w:val="single" w:color="BFC5CE" w:sz="4"/>
+              <w:right w:val="single" w:color="BFC5CE" w:sz="4"/>
+            </w:tcBorders>
+            <w:shd w:fill="DFF0E0" w:color="auto" w:val="clear"/>
+            <w:tcMar>
+              <w:top w:type="dxa" w:w="50"/>
+              <w:left w:type="dxa" w:w="90"/>
+              <w:bottom w:type="dxa" w:w="50"/>
+              <w:right w:type="dxa" w:w="90"/>
+            </w:tcMar>
+            <w:vAlign w:val="top"/>
+          </w:tcPr>
+          <w:p>
+            <w:pPr>
+              <w:keepNext w:val="false"/>
+              <w:spacing w:after="20"/>
+            </w:pPr>
+            <w:r>
+              <w:rPr>
+                <w:b/>
+                <w:bCs/>
+                <w:color w:val="222222"/>
+                <w:sz w:val="16"/>
+                <w:szCs w:val="16"/>
+              </w:rPr>
+              <w:t xml:space="preserve">Handled</w:t>
+            </w:r>
+          </w:p>
+        </w:tc>
+        <w:tc>
+          <w:tcPr>
+            <w:tcW w:type="dxa" w:w="2268"/>
+            <w:tcBorders>
+              <w:top w:val="single" w:color="BFC5CE" w:sz="4"/>
+              <w:left w:val="single" w:color="BFC5CE" w:sz="4"/>
+              <w:bottom w:val="single" w:color="BFC5CE" w:sz="4"/>
+              <w:right w:val="single" w:color="BFC5CE" w:sz="4"/>
+            </w:tcBorders>
+            <w:tcMar>
+              <w:top w:type="dxa" w:w="50"/>
+              <w:left w:type="dxa" w:w="90"/>
+              <w:bottom w:type="dxa" w:w="50"/>
+              <w:right w:type="dxa" w:w="90"/>
+            </w:tcMar>
+            <w:vAlign w:val="top"/>
+          </w:tcPr>
+          <w:p>
+            <w:pPr>
+              <w:keepNext w:val="false"/>
+              <w:spacing w:after="20"/>
+            </w:pPr>
+            <w:r>
+              <w:rPr>
+                <w:color w:val="222222"/>
+                <w:sz w:val="16"/>
+                <w:szCs w:val="16"/>
+              </w:rPr>
+              <w:t xml:space="preserve">firebase_sync.h, server.js</w:t>
+            </w:r>
+          </w:p>
+        </w:tc>
+      </w:tr>
+      <w:tr>
+        <w:trPr>
+          <w:cantSplit/>
+        </w:trPr>
+        <w:tc>
+          <w:tcPr>
+            <w:tcW w:type="dxa" w:w="520"/>
+            <w:tcBorders>
+              <w:top w:val="single" w:color="BFC5CE" w:sz="4"/>
+              <w:left w:val="single" w:color="BFC5CE" w:sz="4"/>
+              <w:bottom w:val="single" w:color="BFC5CE" w:sz="4"/>
+              <w:right w:val="single" w:color="BFC5CE" w:sz="4"/>
+            </w:tcBorders>
+            <w:tcMar>
+              <w:top w:type="dxa" w:w="50"/>
+              <w:left w:type="dxa" w:w="90"/>
+              <w:bottom w:type="dxa" w:w="50"/>
+              <w:right w:type="dxa" w:w="90"/>
+            </w:tcMar>
+            <w:vAlign w:val="top"/>
+          </w:tcPr>
+          <w:p>
+            <w:pPr>
+              <w:keepNext w:val="false"/>
+              <w:spacing w:after="20"/>
+            </w:pPr>
+            <w:r>
+              <w:rPr>
+                <w:color w:val="222222"/>
+                <w:sz w:val="16"/>
+                <w:szCs w:val="16"/>
+              </w:rPr>
+              <w:t xml:space="preserve">36</w:t>
+            </w:r>
+          </w:p>
+        </w:tc>
+        <w:tc>
+          <w:tcPr>
+            <w:tcW w:type="dxa" w:w="3000"/>
+            <w:tcBorders>
+              <w:top w:val="single" w:color="BFC5CE" w:sz="4"/>
+              <w:left w:val="single" w:color="BFC5CE" w:sz="4"/>
+              <w:bottom w:val="single" w:color="BFC5CE" w:sz="4"/>
+              <w:right w:val="single" w:color="BFC5CE" w:sz="4"/>
+            </w:tcBorders>
+            <w:tcMar>
+              <w:top w:type="dxa" w:w="50"/>
+              <w:left w:type="dxa" w:w="90"/>
+              <w:bottom w:type="dxa" w:w="50"/>
+              <w:right w:type="dxa" w:w="90"/>
+            </w:tcMar>
+            <w:vAlign w:val="top"/>
+          </w:tcPr>
+          <w:p>
+            <w:pPr>
+              <w:keepNext w:val="false"/>
+              <w:spacing w:after="20"/>
+            </w:pPr>
+            <w:r>
+              <w:rPr>
+                <w:b/>
+                <w:bCs/>
+                <w:color w:val="222222"/>
+                <w:sz w:val="16"/>
+                <w:szCs w:val="16"/>
+              </w:rPr>
+              <w:t xml:space="preserve">Command arrives while the user is using another screen</w:t>
+            </w:r>
+            <w:r>
+              <w:rPr>
+                <w:color w:val="222222"/>
+                <w:sz w:val="16"/>
+                <w:szCs w:val="16"/>
+              </w:rPr>
+              <w:t xml:space="preserve"> (e.g. Settings)</w:t>
+            </w:r>
+          </w:p>
+        </w:tc>
+        <w:tc>
+          <w:tcPr>
+            <w:tcW w:type="dxa" w:w="3300"/>
+            <w:tcBorders>
+              <w:top w:val="single" w:color="BFC5CE" w:sz="4"/>
+              <w:left w:val="single" w:color="BFC5CE" w:sz="4"/>
+              <w:bottom w:val="single" w:color="BFC5CE" w:sz="4"/>
+              <w:right w:val="single" w:color="BFC5CE" w:sz="4"/>
+            </w:tcBorders>
+            <w:tcMar>
+              <w:top w:type="dxa" w:w="50"/>
+              <w:left w:type="dxa" w:w="90"/>
+              <w:bottom w:type="dxa" w:w="50"/>
+              <w:right w:type="dxa" w:w="90"/>
+            </w:tcMar>
+            <w:vAlign w:val="top"/>
+          </w:tcPr>
+          <w:p>
+            <w:pPr>
+              <w:keepNext w:val="false"/>
+              <w:spacing w:after="20"/>
+            </w:pPr>
+            <w:r>
+              <w:rPr>
+                <w:color w:val="222222"/>
+                <w:sz w:val="16"/>
+                <w:szCs w:val="16"/>
+              </w:rPr>
+              <w:t xml:space="preserve">If the screen was touched in the last 10 s: only the pop-up; otherwise the list it changed opens with the pop-up</w:t>
+            </w:r>
+          </w:p>
+        </w:tc>
+        <w:tc>
+          <w:tcPr>
+            <w:tcW w:type="dxa" w:w="4900"/>
+            <w:tcBorders>
+              <w:top w:val="single" w:color="BFC5CE" w:sz="4"/>
+              <w:left w:val="single" w:color="BFC5CE" w:sz="4"/>
+              <w:bottom w:val="single" w:color="BFC5CE" w:sz="4"/>
+              <w:right w:val="single" w:color="BFC5CE" w:sz="4"/>
+            </w:tcBorders>
+            <w:tcMar>
+              <w:top w:type="dxa" w:w="50"/>
+              <w:left w:type="dxa" w:w="90"/>
+              <w:bottom w:type="dxa" w:w="50"/>
+              <w:right w:type="dxa" w:w="90"/>
+            </w:tcMar>
+            <w:vAlign w:val="top"/>
+          </w:tcPr>
+          <w:p>
+            <w:pPr>
+              <w:keepNext w:val="false"/>
+              <w:spacing w:after="20"/>
+            </w:pPr>
+            <w:r>
+              <w:rPr>
+                <w:color w:val="222222"/>
+                <w:sz w:val="16"/>
+                <w:szCs w:val="16"/>
+              </w:rPr>
+              <w:t xml:space="preserve">The user is never pulled away from what they are doing. An untouched list goes back home after 30 s</w:t>
+            </w:r>
+          </w:p>
+        </w:tc>
+        <w:tc>
+          <w:tcPr>
+            <w:tcW w:type="dxa" w:w="1050"/>
+            <w:tcBorders>
+              <w:top w:val="single" w:color="BFC5CE" w:sz="4"/>
+              <w:left w:val="single" w:color="BFC5CE" w:sz="4"/>
+              <w:bottom w:val="single" w:color="BFC5CE" w:sz="4"/>
+              <w:right w:val="single" w:color="BFC5CE" w:sz="4"/>
+            </w:tcBorders>
+            <w:shd w:fill="DFF0E0" w:color="auto" w:val="clear"/>
+            <w:tcMar>
+              <w:top w:type="dxa" w:w="50"/>
+              <w:left w:type="dxa" w:w="90"/>
+              <w:bottom w:type="dxa" w:w="50"/>
+              <w:right w:type="dxa" w:w="90"/>
+            </w:tcMar>
+            <w:vAlign w:val="top"/>
+          </w:tcPr>
+          <w:p>
+            <w:pPr>
+              <w:keepNext w:val="false"/>
+              <w:spacing w:after="20"/>
+            </w:pPr>
+            <w:r>
+              <w:rPr>
+                <w:b/>
+                <w:bCs/>
+                <w:color w:val="222222"/>
+                <w:sz w:val="16"/>
+                <w:szCs w:val="16"/>
+              </w:rPr>
+              <w:t xml:space="preserve">Handled</w:t>
+            </w:r>
+          </w:p>
+        </w:tc>
+        <w:tc>
+          <w:tcPr>
+            <w:tcW w:type="dxa" w:w="2268"/>
+            <w:tcBorders>
+              <w:top w:val="single" w:color="BFC5CE" w:sz="4"/>
+              <w:left w:val="single" w:color="BFC5CE" w:sz="4"/>
+              <w:bottom w:val="single" w:color="BFC5CE" w:sz="4"/>
+              <w:right w:val="single" w:color="BFC5CE" w:sz="4"/>
+            </w:tcBorders>
+            <w:tcMar>
+              <w:top w:type="dxa" w:w="50"/>
+              <w:left w:type="dxa" w:w="90"/>
+              <w:bottom w:type="dxa" w:w="50"/>
+              <w:right w:type="dxa" w:w="90"/>
+            </w:tcMar>
+            <w:vAlign w:val="top"/>
+          </w:tcPr>
+          <w:p>
+            <w:pPr>
+              <w:keepNext w:val="false"/>
+              <w:spacing w:after="20"/>
+            </w:pPr>
+            <w:r>
+              <w:rPr>
+                <w:color w:val="222222"/>
+                <w:sz w:val="16"/>
+                <w:szCs w:val="16"/>
+              </w:rPr>
+              <w:t xml:space="preserve">display_ui.h</w:t>
+            </w:r>
+          </w:p>
+        </w:tc>
+      </w:tr>
+      <w:tr>
+        <w:trPr>
+          <w:cantSplit/>
+        </w:trPr>
+        <w:tc>
+          <w:tcPr>
+            <w:tcW w:type="dxa" w:w="520"/>
+            <w:tcBorders>
+              <w:top w:val="single" w:color="BFC5CE" w:sz="4"/>
+              <w:left w:val="single" w:color="BFC5CE" w:sz="4"/>
+              <w:bottom w:val="single" w:color="BFC5CE" w:sz="4"/>
+              <w:right w:val="single" w:color="BFC5CE" w:sz="4"/>
+            </w:tcBorders>
+            <w:tcMar>
+              <w:top w:type="dxa" w:w="50"/>
+              <w:left w:type="dxa" w:w="90"/>
+              <w:bottom w:type="dxa" w:w="50"/>
+              <w:right w:type="dxa" w:w="90"/>
+            </w:tcMar>
+            <w:vAlign w:val="top"/>
+          </w:tcPr>
+          <w:p>
+            <w:pPr>
+              <w:keepNext w:val="false"/>
+              <w:spacing w:after="20"/>
+            </w:pPr>
+            <w:r>
+              <w:rPr>
+                <w:color w:val="222222"/>
+                <w:sz w:val="16"/>
+                <w:szCs w:val="16"/>
+              </w:rPr>
+              <w:t xml:space="preserve">37</w:t>
+            </w:r>
+          </w:p>
+        </w:tc>
+        <w:tc>
+          <w:tcPr>
+            <w:tcW w:type="dxa" w:w="3000"/>
+            <w:tcBorders>
+              <w:top w:val="single" w:color="BFC5CE" w:sz="4"/>
+              <w:left w:val="single" w:color="BFC5CE" w:sz="4"/>
+              <w:bottom w:val="single" w:color="BFC5CE" w:sz="4"/>
+              <w:right w:val="single" w:color="BFC5CE" w:sz="4"/>
+            </w:tcBorders>
+            <w:tcMar>
+              <w:top w:type="dxa" w:w="50"/>
+              <w:left w:type="dxa" w:w="90"/>
+              <w:bottom w:type="dxa" w:w="50"/>
+              <w:right w:type="dxa" w:w="90"/>
+            </w:tcMar>
+            <w:vAlign w:val="top"/>
+          </w:tcPr>
+          <w:p>
+            <w:pPr>
+              <w:keepNext w:val="false"/>
+              <w:spacing w:after="20"/>
+            </w:pPr>
+            <w:r>
+              <w:rPr>
+                <w:b/>
+                <w:bCs/>
+                <w:color w:val="222222"/>
+                <w:sz w:val="16"/>
+                <w:szCs w:val="16"/>
+              </w:rPr>
+              <w:t>Voice "add milk" while "milk" is ticked (3 s undo window)</w:t>
+            </w:r>
+            <w:r>
+              <w:rPr>
+                <w:color w:val="222222"/>
+                <w:sz w:val="16"/>
+                <w:szCs w:val="16"/>
+              </w:rPr>
+            </w:r>
+          </w:p>
+        </w:tc>
+        <w:tc>
+          <w:tcPr>
+            <w:tcW w:type="dxa" w:w="3300"/>
+            <w:tcBorders>
+              <w:top w:val="single" w:color="BFC5CE" w:sz="4"/>
+              <w:left w:val="single" w:color="BFC5CE" w:sz="4"/>
+              <w:bottom w:val="single" w:color="BFC5CE" w:sz="4"/>
+              <w:right w:val="single" w:color="BFC5CE" w:sz="4"/>
+            </w:tcBorders>
+            <w:tcMar>
+              <w:top w:type="dxa" w:w="50"/>
+              <w:left w:type="dxa" w:w="90"/>
+              <w:bottom w:type="dxa" w:w="50"/>
+              <w:right w:type="dxa" w:w="90"/>
+            </w:tcMar>
+            <w:vAlign w:val="top"/>
+          </w:tcPr>
+          <w:p>
+            <w:pPr>
+              <w:keepNext w:val="false"/>
+              <w:spacing w:after="20"/>
+            </w:pPr>
+            <w:r>
+              <w:rPr>
+                <w:color w:val="222222"/>
+                <w:sz w:val="16"/>
+                <w:szCs w:val="16"/>
+              </w:rPr>
               <w:t xml:space="preserve">Pop-up "Added milk…" / "already on"</w:t>
             </w:r>
           </w:p>
@@ -7572,7 +8911,7 @@
                 <w:sz w:val="16"/>
                 <w:szCs w:val="16"/>
               </w:rPr>
-              <w:t xml:space="preserve">The pending tick removes by name, so the wrong item is never removed, but milk may disappear after the 2 s</w:t>
+              <w:t xml:space="preserve">The voice command is newer, so the tick is cancelled and milk stays</w:t>
             </w:r>
           </w:p>
         </w:tc>
@@ -7585,29 +8924,29 @@
               <w:bottom w:val="single" w:color="BFC5CE" w:sz="4"/>
               <w:right w:val="single" w:color="BFC5CE" w:sz="4"/>
             </w:tcBorders>
-            <w:shd w:fill="F8D7DA" w:color="auto" w:val="clear"/>
-            <w:tcMar>
-              <w:top w:type="dxa" w:w="50"/>
-              <w:left w:type="dxa" w:w="90"/>
-              <w:bottom w:type="dxa" w:w="50"/>
-              <w:right w:type="dxa" w:w="90"/>
-            </w:tcMar>
-            <w:vAlign w:val="top"/>
-          </w:tcPr>
-          <w:p>
-            <w:pPr>
-              <w:keepNext w:val="false"/>
-              <w:spacing w:after="20"/>
-            </w:pPr>
-            <w:r>
-              <w:rPr>
-                <w:b/>
-                <w:bCs/>
-                <w:color w:val="222222"/>
-                <w:sz w:val="16"/>
-                <w:szCs w:val="16"/>
-              </w:rPr>
-              <w:t xml:space="preserve">Planned</w:t>
+            <w:shd w:fill="DFF0E0" w:color="auto" w:val="clear"/>
+            <w:tcMar>
+              <w:top w:type="dxa" w:w="50"/>
+              <w:left w:type="dxa" w:w="90"/>
+              <w:bottom w:type="dxa" w:w="50"/>
+              <w:right w:type="dxa" w:w="90"/>
+            </w:tcMar>
+            <w:vAlign w:val="top"/>
+          </w:tcPr>
+          <w:p>
+            <w:pPr>
+              <w:keepNext w:val="false"/>
+              <w:spacing w:after="20"/>
+            </w:pPr>
+            <w:r>
+              <w:rPr>
+                <w:b/>
+                <w:bCs/>
+                <w:color w:val="222222"/>
+                <w:sz w:val="16"/>
+                <w:szCs w:val="16"/>
+              </w:rPr>
+              <w:t xml:space="preserve">Handled</w:t>
             </w:r>
           </w:p>
         </w:tc>
@@ -7642,18 +8981,2989 @@
               <w:t xml:space="preserve">lists_screen.h</w:t>
             </w:r>
           </w:p>
-          <w:p>
-            <w:pPr>
-              <w:keepNext w:val="false"/>
-              <w:spacing w:after="20"/>
-            </w:pPr>
-            <w:r>
-              <w:rPr>
-                <w:color w:val="222222"/>
-                <w:sz w:val="16"/>
-                <w:szCs w:val="16"/>
-              </w:rPr>
-              <w:t xml:space="preserve">Next: cancel a pending tick when a voice command names the same item</w:t>
+        </w:tc>
+      </w:tr>
+    </w:tbl>
+    <w:p>
+      <w:pPr>
+        <w:spacing w:after="60"/>
+      </w:pPr>
+    </w:p>
+    <w:p>
+      <w:pPr>
+        <w:pStyle w:val="Heading2"/>
+        <w:keepNext/>
+        <w:spacing w:after="100" w:before="240"/>
+      </w:pPr>
+      <w:r>
+        <w:t xml:space="preserve">C2. What the user says (understanding the voice command)</w:t>
+      </w:r>
+    </w:p>
+    <w:p>
+      <w:pPr>
+        <w:spacing w:after="120" w:line="276"/>
+      </w:pPr>
+      <w:r>
+        <w:rPr>
+          <w:sz w:val="21"/>
+          <w:szCs w:val="21"/>
+        </w:rPr>
+        <w:t xml:space="preserve">Gemini turns the recording into {transcript, action, item, list}. The server then checks the transcript itself by fixed rules, so a wrong guess by the model never reaches the list. All cases below are automated tests (voice.test.js in the app). They were also tested by voice with the real app and Gemini on 19 October 2026: 35 sentences in English and Hebrew (valid commands, every rejection type, display off, rate limit), all with the expected result.</w:t>
+      </w:r>
+    </w:p>
+    <w:tbl>
+      <w:tblPr>
+        <w:tblW w:type="dxa" w:w="15038"/>
+        <w:tblBorders>
+          <w:top w:val="single" w:color="auto" w:sz="4"/>
+          <w:left w:val="single" w:color="auto" w:sz="4"/>
+          <w:bottom w:val="single" w:color="auto" w:sz="4"/>
+          <w:right w:val="single" w:color="auto" w:sz="4"/>
+          <w:insideH w:val="single" w:color="auto" w:sz="4"/>
+          <w:insideV w:val="single" w:color="auto" w:sz="4"/>
+        </w:tblBorders>
+      </w:tblPr>
+      <w:tblGrid>
+        <w:gridCol w:w="520"/>
+        <w:gridCol w:w="3000"/>
+        <w:gridCol w:w="3300"/>
+        <w:gridCol w:w="4900"/>
+        <w:gridCol w:w="1050"/>
+        <w:gridCol w:w="2268"/>
+      </w:tblGrid>
+      <w:tr>
+        <w:trPr>
+          <w:tblHeader/>
+        </w:trPr>
+        <w:tc>
+          <w:tcPr>
+            <w:tcW w:type="dxa" w:w="520"/>
+            <w:tcBorders>
+              <w:top w:val="single" w:color="BFC5CE" w:sz="4"/>
+              <w:left w:val="single" w:color="BFC5CE" w:sz="4"/>
+              <w:bottom w:val="single" w:color="BFC5CE" w:sz="4"/>
+              <w:right w:val="single" w:color="BFC5CE" w:sz="4"/>
+            </w:tcBorders>
+            <w:shd w:fill="1F3A5F" w:color="auto" w:val="clear"/>
+            <w:tcMar>
+              <w:top w:type="dxa" w:w="50"/>
+              <w:left w:type="dxa" w:w="90"/>
+              <w:bottom w:type="dxa" w:w="50"/>
+              <w:right w:type="dxa" w:w="90"/>
+            </w:tcMar>
+            <w:vAlign w:val="top"/>
+          </w:tcPr>
+          <w:p>
+            <w:pPr>
+              <w:keepNext w:val="false"/>
+              <w:spacing w:after="20"/>
+            </w:pPr>
+            <w:r>
+              <w:rPr>
+                <w:b/>
+                <w:bCs/>
+                <w:color w:val="FFFFFF"/>
+                <w:sz w:val="16"/>
+                <w:szCs w:val="16"/>
+              </w:rPr>
+              <w:t xml:space="preserve">#</w:t>
+            </w:r>
+          </w:p>
+        </w:tc>
+        <w:tc>
+          <w:tcPr>
+            <w:tcW w:type="dxa" w:w="3000"/>
+            <w:tcBorders>
+              <w:top w:val="single" w:color="BFC5CE" w:sz="4"/>
+              <w:left w:val="single" w:color="BFC5CE" w:sz="4"/>
+              <w:bottom w:val="single" w:color="BFC5CE" w:sz="4"/>
+              <w:right w:val="single" w:color="BFC5CE" w:sz="4"/>
+            </w:tcBorders>
+            <w:shd w:fill="1F3A5F" w:color="auto" w:val="clear"/>
+            <w:tcMar>
+              <w:top w:type="dxa" w:w="50"/>
+              <w:left w:type="dxa" w:w="90"/>
+              <w:bottom w:type="dxa" w:w="50"/>
+              <w:right w:type="dxa" w:w="90"/>
+            </w:tcMar>
+            <w:vAlign w:val="top"/>
+          </w:tcPr>
+          <w:p>
+            <w:pPr>
+              <w:keepNext w:val="false"/>
+              <w:spacing w:after="20"/>
+            </w:pPr>
+            <w:r>
+              <w:rPr>
+                <w:b/>
+                <w:bCs/>
+                <w:color w:val="FFFFFF"/>
+                <w:sz w:val="16"/>
+                <w:szCs w:val="16"/>
+              </w:rPr>
+              <w:t xml:space="preserve">Edge case</w:t>
+            </w:r>
+          </w:p>
+        </w:tc>
+        <w:tc>
+          <w:tcPr>
+            <w:tcW w:type="dxa" w:w="3300"/>
+            <w:tcBorders>
+              <w:top w:val="single" w:color="BFC5CE" w:sz="4"/>
+              <w:left w:val="single" w:color="BFC5CE" w:sz="4"/>
+              <w:bottom w:val="single" w:color="BFC5CE" w:sz="4"/>
+              <w:right w:val="single" w:color="BFC5CE" w:sz="4"/>
+            </w:tcBorders>
+            <w:shd w:fill="1F3A5F" w:color="auto" w:val="clear"/>
+            <w:tcMar>
+              <w:top w:type="dxa" w:w="50"/>
+              <w:left w:type="dxa" w:w="90"/>
+              <w:bottom w:type="dxa" w:w="50"/>
+              <w:right w:type="dxa" w:w="90"/>
+            </w:tcMar>
+            <w:vAlign w:val="top"/>
+          </w:tcPr>
+          <w:p>
+            <w:pPr>
+              <w:keepNext w:val="false"/>
+              <w:spacing w:after="20"/>
+            </w:pPr>
+            <w:r>
+              <w:rPr>
+                <w:b/>
+                <w:bCs/>
+                <w:color w:val="FFFFFF"/>
+                <w:sz w:val="16"/>
+                <w:szCs w:val="16"/>
+              </w:rPr>
+              <w:t xml:space="preserve">User indication</w:t>
+            </w:r>
+          </w:p>
+        </w:tc>
+        <w:tc>
+          <w:tcPr>
+            <w:tcW w:type="dxa" w:w="4900"/>
+            <w:tcBorders>
+              <w:top w:val="single" w:color="BFC5CE" w:sz="4"/>
+              <w:left w:val="single" w:color="BFC5CE" w:sz="4"/>
+              <w:bottom w:val="single" w:color="BFC5CE" w:sz="4"/>
+              <w:right w:val="single" w:color="BFC5CE" w:sz="4"/>
+            </w:tcBorders>
+            <w:shd w:fill="1F3A5F" w:color="auto" w:val="clear"/>
+            <w:tcMar>
+              <w:top w:type="dxa" w:w="50"/>
+              <w:left w:type="dxa" w:w="90"/>
+              <w:bottom w:type="dxa" w:w="50"/>
+              <w:right w:type="dxa" w:w="90"/>
+            </w:tcMar>
+            <w:vAlign w:val="top"/>
+          </w:tcPr>
+          <w:p>
+            <w:pPr>
+              <w:keepNext w:val="false"/>
+              <w:spacing w:after="20"/>
+            </w:pPr>
+            <w:r>
+              <w:rPr>
+                <w:b/>
+                <w:bCs/>
+                <w:color w:val="FFFFFF"/>
+                <w:sz w:val="16"/>
+                <w:szCs w:val="16"/>
+              </w:rPr>
+              <w:t xml:space="preserve">Recovery behavior</w:t>
+            </w:r>
+          </w:p>
+        </w:tc>
+        <w:tc>
+          <w:tcPr>
+            <w:tcW w:type="dxa" w:w="1050"/>
+            <w:tcBorders>
+              <w:top w:val="single" w:color="BFC5CE" w:sz="4"/>
+              <w:left w:val="single" w:color="BFC5CE" w:sz="4"/>
+              <w:bottom w:val="single" w:color="BFC5CE" w:sz="4"/>
+              <w:right w:val="single" w:color="BFC5CE" w:sz="4"/>
+            </w:tcBorders>
+            <w:shd w:fill="1F3A5F" w:color="auto" w:val="clear"/>
+            <w:tcMar>
+              <w:top w:type="dxa" w:w="50"/>
+              <w:left w:type="dxa" w:w="90"/>
+              <w:bottom w:type="dxa" w:w="50"/>
+              <w:right w:type="dxa" w:w="90"/>
+            </w:tcMar>
+            <w:vAlign w:val="top"/>
+          </w:tcPr>
+          <w:p>
+            <w:pPr>
+              <w:keepNext w:val="false"/>
+              <w:spacing w:after="20"/>
+            </w:pPr>
+            <w:r>
+              <w:rPr>
+                <w:b/>
+                <w:bCs/>
+                <w:color w:val="FFFFFF"/>
+                <w:sz w:val="16"/>
+                <w:szCs w:val="16"/>
+              </w:rPr>
+              <w:t xml:space="preserve">Status</w:t>
+            </w:r>
+          </w:p>
+        </w:tc>
+        <w:tc>
+          <w:tcPr>
+            <w:tcW w:type="dxa" w:w="2268"/>
+            <w:tcBorders>
+              <w:top w:val="single" w:color="BFC5CE" w:sz="4"/>
+              <w:left w:val="single" w:color="BFC5CE" w:sz="4"/>
+              <w:bottom w:val="single" w:color="BFC5CE" w:sz="4"/>
+              <w:right w:val="single" w:color="BFC5CE" w:sz="4"/>
+            </w:tcBorders>
+            <w:shd w:fill="1F3A5F" w:color="auto" w:val="clear"/>
+            <w:tcMar>
+              <w:top w:type="dxa" w:w="50"/>
+              <w:left w:type="dxa" w:w="90"/>
+              <w:bottom w:type="dxa" w:w="50"/>
+              <w:right w:type="dxa" w:w="90"/>
+            </w:tcMar>
+            <w:vAlign w:val="top"/>
+          </w:tcPr>
+          <w:p>
+            <w:pPr>
+              <w:keepNext w:val="false"/>
+              <w:spacing w:after="20"/>
+            </w:pPr>
+            <w:r>
+              <w:rPr>
+                <w:b/>
+                <w:bCs/>
+                <w:color w:val="FFFFFF"/>
+                <w:sz w:val="16"/>
+                <w:szCs w:val="16"/>
+              </w:rPr>
+              <w:t xml:space="preserve">Where</w:t>
+            </w:r>
+          </w:p>
+        </w:tc>
+      </w:tr>
+      <w:tr>
+        <w:trPr>
+          <w:cantSplit/>
+        </w:trPr>
+        <w:tc>
+          <w:tcPr>
+            <w:tcW w:type="dxa" w:w="520"/>
+            <w:tcBorders>
+              <w:top w:val="single" w:color="BFC5CE" w:sz="4"/>
+              <w:left w:val="single" w:color="BFC5CE" w:sz="4"/>
+              <w:bottom w:val="single" w:color="BFC5CE" w:sz="4"/>
+              <w:right w:val="single" w:color="BFC5CE" w:sz="4"/>
+            </w:tcBorders>
+            <w:tcMar>
+              <w:top w:type="dxa" w:w="50"/>
+              <w:left w:type="dxa" w:w="90"/>
+              <w:bottom w:type="dxa" w:w="50"/>
+              <w:right w:type="dxa" w:w="90"/>
+            </w:tcMar>
+            <w:vAlign w:val="top"/>
+          </w:tcPr>
+          <w:p>
+            <w:pPr>
+              <w:keepNext w:val="false"/>
+              <w:spacing w:after="20"/>
+            </w:pPr>
+            <w:r>
+              <w:rPr>
+                <w:color w:val="222222"/>
+                <w:sz w:val="16"/>
+                <w:szCs w:val="16"/>
+              </w:rPr>
+              <w:t xml:space="preserve">38</w:t>
+            </w:r>
+          </w:p>
+        </w:tc>
+        <w:tc>
+          <w:tcPr>
+            <w:tcW w:type="dxa" w:w="3000"/>
+            <w:tcBorders>
+              <w:top w:val="single" w:color="BFC5CE" w:sz="4"/>
+              <w:left w:val="single" w:color="BFC5CE" w:sz="4"/>
+              <w:bottom w:val="single" w:color="BFC5CE" w:sz="4"/>
+              <w:right w:val="single" w:color="BFC5CE" w:sz="4"/>
+            </w:tcBorders>
+            <w:tcMar>
+              <w:top w:type="dxa" w:w="50"/>
+              <w:left w:type="dxa" w:w="90"/>
+              <w:bottom w:type="dxa" w:w="50"/>
+              <w:right w:type="dxa" w:w="90"/>
+            </w:tcMar>
+            <w:vAlign w:val="top"/>
+          </w:tcPr>
+          <w:p>
+            <w:pPr>
+              <w:keepNext w:val="false"/>
+              <w:spacing w:after="20"/>
+            </w:pPr>
+            <w:r>
+              <w:rPr>
+                <w:b/>
+                <w:bCs/>
+                <w:color w:val="222222"/>
+                <w:sz w:val="16"/>
+                <w:szCs w:val="16"/>
+              </w:rPr>
+              <w:t xml:space="preserve">No add/remove verb</w:t>
+            </w:r>
+            <w:r>
+              <w:rPr>
+                <w:color w:val="222222"/>
+                <w:sz w:val="16"/>
+                <w:szCs w:val="16"/>
+              </w:rPr>
+              <w:t xml:space="preserve"> ("milk to my shopping list", "I need milk", "milk")</w:t>
+            </w:r>
+          </w:p>
+        </w:tc>
+        <w:tc>
+          <w:tcPr>
+            <w:tcW w:type="dxa" w:w="3300"/>
+            <w:tcBorders>
+              <w:top w:val="single" w:color="BFC5CE" w:sz="4"/>
+              <w:left w:val="single" w:color="BFC5CE" w:sz="4"/>
+              <w:bottom w:val="single" w:color="BFC5CE" w:sz="4"/>
+              <w:right w:val="single" w:color="BFC5CE" w:sz="4"/>
+            </w:tcBorders>
+            <w:tcMar>
+              <w:top w:type="dxa" w:w="50"/>
+              <w:left w:type="dxa" w:w="90"/>
+              <w:bottom w:type="dxa" w:w="50"/>
+              <w:right w:type="dxa" w:w="90"/>
+            </w:tcMar>
+            <w:vAlign w:val="top"/>
+          </w:tcPr>
+          <w:p>
+            <w:pPr>
+              <w:keepNext w:val="false"/>
+              <w:spacing w:after="20"/>
+            </w:pPr>
+            <w:r>
+              <w:rPr>
+                <w:color w:val="222222"/>
+                <w:sz w:val="16"/>
+                <w:szCs w:val="16"/>
+              </w:rPr>
+              <w:t xml:space="preserve">"Say “add” or “remove”, then one item, e.g. “Add milk to my shopping list”."</w:t>
+            </w:r>
+          </w:p>
+        </w:tc>
+        <w:tc>
+          <w:tcPr>
+            <w:tcW w:type="dxa" w:w="4900"/>
+            <w:tcBorders>
+              <w:top w:val="single" w:color="BFC5CE" w:sz="4"/>
+              <w:left w:val="single" w:color="BFC5CE" w:sz="4"/>
+              <w:bottom w:val="single" w:color="BFC5CE" w:sz="4"/>
+              <w:right w:val="single" w:color="BFC5CE" w:sz="4"/>
+            </w:tcBorders>
+            <w:tcMar>
+              <w:top w:type="dxa" w:w="50"/>
+              <w:left w:type="dxa" w:w="90"/>
+              <w:bottom w:type="dxa" w:w="50"/>
+              <w:right w:type="dxa" w:w="90"/>
+            </w:tcMar>
+            <w:vAlign w:val="top"/>
+          </w:tcPr>
+          <w:p>
+            <w:pPr>
+              <w:keepNext w:val="false"/>
+              <w:spacing w:after="20"/>
+            </w:pPr>
+            <w:r>
+              <w:rPr>
+                <w:color w:val="222222"/>
+                <w:sz w:val="16"/>
+                <w:szCs w:val="16"/>
+              </w:rPr>
+              <w:t xml:space="preserve">Rejected: the server checks the words Gemini heard for an add or remove verb (English and Hebrew), even if Gemini guessed "add"</w:t>
+            </w:r>
+          </w:p>
+        </w:tc>
+        <w:tc>
+          <w:tcPr>
+            <w:tcW w:type="dxa" w:w="1050"/>
+            <w:tcBorders>
+              <w:top w:val="single" w:color="BFC5CE" w:sz="4"/>
+              <w:left w:val="single" w:color="BFC5CE" w:sz="4"/>
+              <w:bottom w:val="single" w:color="BFC5CE" w:sz="4"/>
+              <w:right w:val="single" w:color="BFC5CE" w:sz="4"/>
+            </w:tcBorders>
+            <w:shd w:fill="DFF0E0" w:color="auto" w:val="clear"/>
+            <w:tcMar>
+              <w:top w:type="dxa" w:w="50"/>
+              <w:left w:type="dxa" w:w="90"/>
+              <w:bottom w:type="dxa" w:w="50"/>
+              <w:right w:type="dxa" w:w="90"/>
+            </w:tcMar>
+            <w:vAlign w:val="top"/>
+          </w:tcPr>
+          <w:p>
+            <w:pPr>
+              <w:keepNext w:val="false"/>
+              <w:spacing w:after="20"/>
+            </w:pPr>
+            <w:r>
+              <w:rPr>
+                <w:b/>
+                <w:bCs/>
+                <w:color w:val="222222"/>
+                <w:sz w:val="16"/>
+                <w:szCs w:val="16"/>
+              </w:rPr>
+              <w:t xml:space="preserve">Handled</w:t>
+            </w:r>
+          </w:p>
+        </w:tc>
+        <w:tc>
+          <w:tcPr>
+            <w:tcW w:type="dxa" w:w="2268"/>
+            <w:tcBorders>
+              <w:top w:val="single" w:color="BFC5CE" w:sz="4"/>
+              <w:left w:val="single" w:color="BFC5CE" w:sz="4"/>
+              <w:bottom w:val="single" w:color="BFC5CE" w:sz="4"/>
+              <w:right w:val="single" w:color="BFC5CE" w:sz="4"/>
+            </w:tcBorders>
+            <w:tcMar>
+              <w:top w:type="dxa" w:w="50"/>
+              <w:left w:type="dxa" w:w="90"/>
+              <w:bottom w:type="dxa" w:w="50"/>
+              <w:right w:type="dxa" w:w="90"/>
+            </w:tcMar>
+            <w:vAlign w:val="top"/>
+          </w:tcPr>
+          <w:p>
+            <w:pPr>
+              <w:keepNext w:val="false"/>
+              <w:spacing w:after="20"/>
+            </w:pPr>
+            <w:r>
+              <w:rPr>
+                <w:color w:val="222222"/>
+                <w:sz w:val="16"/>
+                <w:szCs w:val="16"/>
+              </w:rPr>
+              <w:t xml:space="preserve">commands.js</w:t>
+            </w:r>
+          </w:p>
+        </w:tc>
+      </w:tr>
+      <w:tr>
+        <w:trPr>
+          <w:cantSplit/>
+        </w:trPr>
+        <w:tc>
+          <w:tcPr>
+            <w:tcW w:type="dxa" w:w="520"/>
+            <w:tcBorders>
+              <w:top w:val="single" w:color="BFC5CE" w:sz="4"/>
+              <w:left w:val="single" w:color="BFC5CE" w:sz="4"/>
+              <w:bottom w:val="single" w:color="BFC5CE" w:sz="4"/>
+              <w:right w:val="single" w:color="BFC5CE" w:sz="4"/>
+            </w:tcBorders>
+            <w:tcMar>
+              <w:top w:type="dxa" w:w="50"/>
+              <w:left w:type="dxa" w:w="90"/>
+              <w:bottom w:type="dxa" w:w="50"/>
+              <w:right w:type="dxa" w:w="90"/>
+            </w:tcMar>
+            <w:vAlign w:val="top"/>
+          </w:tcPr>
+          <w:p>
+            <w:pPr>
+              <w:keepNext w:val="false"/>
+              <w:spacing w:after="20"/>
+            </w:pPr>
+            <w:r>
+              <w:rPr>
+                <w:color w:val="222222"/>
+                <w:sz w:val="16"/>
+                <w:szCs w:val="16"/>
+              </w:rPr>
+              <w:t xml:space="preserve">39</w:t>
+            </w:r>
+          </w:p>
+        </w:tc>
+        <w:tc>
+          <w:tcPr>
+            <w:tcW w:type="dxa" w:w="3000"/>
+            <w:tcBorders>
+              <w:top w:val="single" w:color="BFC5CE" w:sz="4"/>
+              <w:left w:val="single" w:color="BFC5CE" w:sz="4"/>
+              <w:bottom w:val="single" w:color="BFC5CE" w:sz="4"/>
+              <w:right w:val="single" w:color="BFC5CE" w:sz="4"/>
+            </w:tcBorders>
+            <w:tcMar>
+              <w:top w:type="dxa" w:w="50"/>
+              <w:left w:type="dxa" w:w="90"/>
+              <w:bottom w:type="dxa" w:w="50"/>
+              <w:right w:type="dxa" w:w="90"/>
+            </w:tcMar>
+            <w:vAlign w:val="top"/>
+          </w:tcPr>
+          <w:p>
+            <w:pPr>
+              <w:keepNext w:val="false"/>
+              <w:spacing w:after="20"/>
+            </w:pPr>
+            <w:r>
+              <w:rPr>
+                <w:b/>
+                <w:bCs/>
+                <w:color w:val="222222"/>
+                <w:sz w:val="16"/>
+                <w:szCs w:val="16"/>
+              </w:rPr>
+              <w:t xml:space="preserve">A question or small talk</w:t>
+            </w:r>
+            <w:r>
+              <w:rPr>
+                <w:color w:val="222222"/>
+                <w:sz w:val="16"/>
+                <w:szCs w:val="16"/>
+              </w:rPr>
+              <w:t xml:space="preserve"> ("what time is it", "hello")</w:t>
+            </w:r>
+          </w:p>
+        </w:tc>
+        <w:tc>
+          <w:tcPr>
+            <w:tcW w:type="dxa" w:w="3300"/>
+            <w:tcBorders>
+              <w:top w:val="single" w:color="BFC5CE" w:sz="4"/>
+              <w:left w:val="single" w:color="BFC5CE" w:sz="4"/>
+              <w:bottom w:val="single" w:color="BFC5CE" w:sz="4"/>
+              <w:right w:val="single" w:color="BFC5CE" w:sz="4"/>
+            </w:tcBorders>
+            <w:tcMar>
+              <w:top w:type="dxa" w:w="50"/>
+              <w:left w:type="dxa" w:w="90"/>
+              <w:bottom w:type="dxa" w:w="50"/>
+              <w:right w:type="dxa" w:w="90"/>
+            </w:tcMar>
+            <w:vAlign w:val="top"/>
+          </w:tcPr>
+          <w:p>
+            <w:pPr>
+              <w:keepNext w:val="false"/>
+              <w:spacing w:after="20"/>
+            </w:pPr>
+            <w:r>
+              <w:rPr>
+                <w:color w:val="222222"/>
+                <w:sz w:val="16"/>
+                <w:szCs w:val="16"/>
+              </w:rPr>
+              <w:t xml:space="preserve">Same message</w:t>
+            </w:r>
+          </w:p>
+        </w:tc>
+        <w:tc>
+          <w:tcPr>
+            <w:tcW w:type="dxa" w:w="4900"/>
+            <w:tcBorders>
+              <w:top w:val="single" w:color="BFC5CE" w:sz="4"/>
+              <w:left w:val="single" w:color="BFC5CE" w:sz="4"/>
+              <w:bottom w:val="single" w:color="BFC5CE" w:sz="4"/>
+              <w:right w:val="single" w:color="BFC5CE" w:sz="4"/>
+            </w:tcBorders>
+            <w:tcMar>
+              <w:top w:type="dxa" w:w="50"/>
+              <w:left w:type="dxa" w:w="90"/>
+              <w:bottom w:type="dxa" w:w="50"/>
+              <w:right w:type="dxa" w:w="90"/>
+            </w:tcMar>
+            <w:vAlign w:val="top"/>
+          </w:tcPr>
+          <w:p>
+            <w:pPr>
+              <w:keepNext w:val="false"/>
+              <w:spacing w:after="20"/>
+            </w:pPr>
+            <w:r>
+              <w:rPr>
+                <w:color w:val="222222"/>
+                <w:sz w:val="16"/>
+                <w:szCs w:val="16"/>
+              </w:rPr>
+              <w:t xml:space="preserve">Rejected; never turned into a list item</w:t>
+            </w:r>
+          </w:p>
+        </w:tc>
+        <w:tc>
+          <w:tcPr>
+            <w:tcW w:type="dxa" w:w="1050"/>
+            <w:tcBorders>
+              <w:top w:val="single" w:color="BFC5CE" w:sz="4"/>
+              <w:left w:val="single" w:color="BFC5CE" w:sz="4"/>
+              <w:bottom w:val="single" w:color="BFC5CE" w:sz="4"/>
+              <w:right w:val="single" w:color="BFC5CE" w:sz="4"/>
+            </w:tcBorders>
+            <w:shd w:fill="DFF0E0" w:color="auto" w:val="clear"/>
+            <w:tcMar>
+              <w:top w:type="dxa" w:w="50"/>
+              <w:left w:type="dxa" w:w="90"/>
+              <w:bottom w:type="dxa" w:w="50"/>
+              <w:right w:type="dxa" w:w="90"/>
+            </w:tcMar>
+            <w:vAlign w:val="top"/>
+          </w:tcPr>
+          <w:p>
+            <w:pPr>
+              <w:keepNext w:val="false"/>
+              <w:spacing w:after="20"/>
+            </w:pPr>
+            <w:r>
+              <w:rPr>
+                <w:b/>
+                <w:bCs/>
+                <w:color w:val="222222"/>
+                <w:sz w:val="16"/>
+                <w:szCs w:val="16"/>
+              </w:rPr>
+              <w:t xml:space="preserve">Handled</w:t>
+            </w:r>
+          </w:p>
+        </w:tc>
+        <w:tc>
+          <w:tcPr>
+            <w:tcW w:type="dxa" w:w="2268"/>
+            <w:tcBorders>
+              <w:top w:val="single" w:color="BFC5CE" w:sz="4"/>
+              <w:left w:val="single" w:color="BFC5CE" w:sz="4"/>
+              <w:bottom w:val="single" w:color="BFC5CE" w:sz="4"/>
+              <w:right w:val="single" w:color="BFC5CE" w:sz="4"/>
+            </w:tcBorders>
+            <w:tcMar>
+              <w:top w:type="dxa" w:w="50"/>
+              <w:left w:type="dxa" w:w="90"/>
+              <w:bottom w:type="dxa" w:w="50"/>
+              <w:right w:type="dxa" w:w="90"/>
+            </w:tcMar>
+            <w:vAlign w:val="top"/>
+          </w:tcPr>
+          <w:p>
+            <w:pPr>
+              <w:keepNext w:val="false"/>
+              <w:spacing w:after="20"/>
+            </w:pPr>
+            <w:r>
+              <w:rPr>
+                <w:color w:val="222222"/>
+                <w:sz w:val="16"/>
+                <w:szCs w:val="16"/>
+              </w:rPr>
+              <w:t xml:space="preserve">server.js, commands.js</w:t>
+            </w:r>
+          </w:p>
+        </w:tc>
+      </w:tr>
+      <w:tr>
+        <w:trPr>
+          <w:cantSplit/>
+        </w:trPr>
+        <w:tc>
+          <w:tcPr>
+            <w:tcW w:type="dxa" w:w="520"/>
+            <w:tcBorders>
+              <w:top w:val="single" w:color="BFC5CE" w:sz="4"/>
+              <w:left w:val="single" w:color="BFC5CE" w:sz="4"/>
+              <w:bottom w:val="single" w:color="BFC5CE" w:sz="4"/>
+              <w:right w:val="single" w:color="BFC5CE" w:sz="4"/>
+            </w:tcBorders>
+            <w:tcMar>
+              <w:top w:type="dxa" w:w="50"/>
+              <w:left w:type="dxa" w:w="90"/>
+              <w:bottom w:type="dxa" w:w="50"/>
+              <w:right w:type="dxa" w:w="90"/>
+            </w:tcMar>
+            <w:vAlign w:val="top"/>
+          </w:tcPr>
+          <w:p>
+            <w:pPr>
+              <w:keepNext w:val="false"/>
+              <w:spacing w:after="20"/>
+            </w:pPr>
+            <w:r>
+              <w:rPr>
+                <w:color w:val="222222"/>
+                <w:sz w:val="16"/>
+                <w:szCs w:val="16"/>
+              </w:rPr>
+              <w:t xml:space="preserve">40</w:t>
+            </w:r>
+          </w:p>
+        </w:tc>
+        <w:tc>
+          <w:tcPr>
+            <w:tcW w:type="dxa" w:w="3000"/>
+            <w:tcBorders>
+              <w:top w:val="single" w:color="BFC5CE" w:sz="4"/>
+              <w:left w:val="single" w:color="BFC5CE" w:sz="4"/>
+              <w:bottom w:val="single" w:color="BFC5CE" w:sz="4"/>
+              <w:right w:val="single" w:color="BFC5CE" w:sz="4"/>
+            </w:tcBorders>
+            <w:tcMar>
+              <w:top w:type="dxa" w:w="50"/>
+              <w:left w:type="dxa" w:w="90"/>
+              <w:bottom w:type="dxa" w:w="50"/>
+              <w:right w:type="dxa" w:w="90"/>
+            </w:tcMar>
+            <w:vAlign w:val="top"/>
+          </w:tcPr>
+          <w:p>
+            <w:pPr>
+              <w:keepNext w:val="false"/>
+              <w:spacing w:after="20"/>
+            </w:pPr>
+            <w:r>
+              <w:rPr>
+                <w:b/>
+                <w:bCs/>
+                <w:color w:val="222222"/>
+                <w:sz w:val="16"/>
+                <w:szCs w:val="16"/>
+              </w:rPr>
+              <w:t xml:space="preserve">Silence, noise or a cut-off recording</w:t>
+            </w:r>
+          </w:p>
+        </w:tc>
+        <w:tc>
+          <w:tcPr>
+            <w:tcW w:type="dxa" w:w="3300"/>
+            <w:tcBorders>
+              <w:top w:val="single" w:color="BFC5CE" w:sz="4"/>
+              <w:left w:val="single" w:color="BFC5CE" w:sz="4"/>
+              <w:bottom w:val="single" w:color="BFC5CE" w:sz="4"/>
+              <w:right w:val="single" w:color="BFC5CE" w:sz="4"/>
+            </w:tcBorders>
+            <w:tcMar>
+              <w:top w:type="dxa" w:w="50"/>
+              <w:left w:type="dxa" w:w="90"/>
+              <w:bottom w:type="dxa" w:w="50"/>
+              <w:right w:type="dxa" w:w="90"/>
+            </w:tcMar>
+            <w:vAlign w:val="top"/>
+          </w:tcPr>
+          <w:p>
+            <w:pPr>
+              <w:keepNext w:val="false"/>
+              <w:spacing w:after="20"/>
+            </w:pPr>
+            <w:r>
+              <w:rPr>
+                <w:color w:val="222222"/>
+                <w:sz w:val="16"/>
+                <w:szCs w:val="16"/>
+              </w:rPr>
+              <w:t>“I didn’t hear anything. Hold the button while you speak.” / “Could not understand a valid command. Please try again.”</w:t>
+            </w:r>
+          </w:p>
+        </w:tc>
+        <w:tc>
+          <w:tcPr>
+            <w:tcW w:type="dxa" w:w="4900"/>
+            <w:tcBorders>
+              <w:top w:val="single" w:color="BFC5CE" w:sz="4"/>
+              <w:left w:val="single" w:color="BFC5CE" w:sz="4"/>
+              <w:bottom w:val="single" w:color="BFC5CE" w:sz="4"/>
+              <w:right w:val="single" w:color="BFC5CE" w:sz="4"/>
+            </w:tcBorders>
+            <w:tcMar>
+              <w:top w:type="dxa" w:w="50"/>
+              <w:left w:type="dxa" w:w="90"/>
+              <w:bottom w:type="dxa" w:w="50"/>
+              <w:right w:type="dxa" w:w="90"/>
+            </w:tcMar>
+            <w:vAlign w:val="top"/>
+          </w:tcPr>
+          <w:p>
+            <w:pPr>
+              <w:keepNext w:val="false"/>
+              <w:spacing w:after="20"/>
+            </w:pPr>
+            <w:r>
+              <w:rPr>
+                <w:color w:val="222222"/>
+                <w:sz w:val="16"/>
+                <w:szCs w:val="16"/>
+              </w:rPr>
+              <w:t xml:space="preserve">Nothing is sent to the display</w:t>
+            </w:r>
+          </w:p>
+        </w:tc>
+        <w:tc>
+          <w:tcPr>
+            <w:tcW w:type="dxa" w:w="1050"/>
+            <w:tcBorders>
+              <w:top w:val="single" w:color="BFC5CE" w:sz="4"/>
+              <w:left w:val="single" w:color="BFC5CE" w:sz="4"/>
+              <w:bottom w:val="single" w:color="BFC5CE" w:sz="4"/>
+              <w:right w:val="single" w:color="BFC5CE" w:sz="4"/>
+            </w:tcBorders>
+            <w:shd w:fill="DFF0E0" w:color="auto" w:val="clear"/>
+            <w:tcMar>
+              <w:top w:type="dxa" w:w="50"/>
+              <w:left w:type="dxa" w:w="90"/>
+              <w:bottom w:type="dxa" w:w="50"/>
+              <w:right w:type="dxa" w:w="90"/>
+            </w:tcMar>
+            <w:vAlign w:val="top"/>
+          </w:tcPr>
+          <w:p>
+            <w:pPr>
+              <w:keepNext w:val="false"/>
+              <w:spacing w:after="20"/>
+            </w:pPr>
+            <w:r>
+              <w:rPr>
+                <w:b/>
+                <w:bCs/>
+                <w:color w:val="222222"/>
+                <w:sz w:val="16"/>
+                <w:szCs w:val="16"/>
+              </w:rPr>
+              <w:t xml:space="preserve">Handled</w:t>
+            </w:r>
+          </w:p>
+        </w:tc>
+        <w:tc>
+          <w:tcPr>
+            <w:tcW w:type="dxa" w:w="2268"/>
+            <w:tcBorders>
+              <w:top w:val="single" w:color="BFC5CE" w:sz="4"/>
+              <w:left w:val="single" w:color="BFC5CE" w:sz="4"/>
+              <w:bottom w:val="single" w:color="BFC5CE" w:sz="4"/>
+              <w:right w:val="single" w:color="BFC5CE" w:sz="4"/>
+            </w:tcBorders>
+            <w:tcMar>
+              <w:top w:type="dxa" w:w="50"/>
+              <w:left w:type="dxa" w:w="90"/>
+              <w:bottom w:type="dxa" w:w="50"/>
+              <w:right w:type="dxa" w:w="90"/>
+            </w:tcMar>
+            <w:vAlign w:val="top"/>
+          </w:tcPr>
+          <w:p>
+            <w:pPr>
+              <w:keepNext w:val="false"/>
+              <w:spacing w:after="20"/>
+            </w:pPr>
+            <w:r>
+              <w:rPr>
+                <w:color w:val="222222"/>
+                <w:sz w:val="16"/>
+                <w:szCs w:val="16"/>
+              </w:rPr>
+              <w:t xml:space="preserve">commands.js</w:t>
+            </w:r>
+          </w:p>
+        </w:tc>
+      </w:tr>
+      <w:tr>
+        <w:trPr>
+          <w:cantSplit/>
+        </w:trPr>
+        <w:tc>
+          <w:tcPr>
+            <w:tcW w:type="dxa" w:w="520"/>
+            <w:tcBorders>
+              <w:top w:val="single" w:color="BFC5CE" w:sz="4"/>
+              <w:left w:val="single" w:color="BFC5CE" w:sz="4"/>
+              <w:bottom w:val="single" w:color="BFC5CE" w:sz="4"/>
+              <w:right w:val="single" w:color="BFC5CE" w:sz="4"/>
+            </w:tcBorders>
+            <w:tcMar>
+              <w:top w:type="dxa" w:w="50"/>
+              <w:left w:type="dxa" w:w="90"/>
+              <w:bottom w:type="dxa" w:w="50"/>
+              <w:right w:type="dxa" w:w="90"/>
+            </w:tcMar>
+            <w:vAlign w:val="top"/>
+          </w:tcPr>
+          <w:p>
+            <w:pPr>
+              <w:keepNext w:val="false"/>
+              <w:spacing w:after="20"/>
+            </w:pPr>
+            <w:r>
+              <w:rPr>
+                <w:color w:val="222222"/>
+                <w:sz w:val="16"/>
+                <w:szCs w:val="16"/>
+              </w:rPr>
+              <w:t xml:space="preserve">41</w:t>
+            </w:r>
+          </w:p>
+        </w:tc>
+        <w:tc>
+          <w:tcPr>
+            <w:tcW w:type="dxa" w:w="3000"/>
+            <w:tcBorders>
+              <w:top w:val="single" w:color="BFC5CE" w:sz="4"/>
+              <w:left w:val="single" w:color="BFC5CE" w:sz="4"/>
+              <w:bottom w:val="single" w:color="BFC5CE" w:sz="4"/>
+              <w:right w:val="single" w:color="BFC5CE" w:sz="4"/>
+            </w:tcBorders>
+            <w:tcMar>
+              <w:top w:type="dxa" w:w="50"/>
+              <w:left w:type="dxa" w:w="90"/>
+              <w:bottom w:type="dxa" w:w="50"/>
+              <w:right w:type="dxa" w:w="90"/>
+            </w:tcMar>
+            <w:vAlign w:val="top"/>
+          </w:tcPr>
+          <w:p>
+            <w:pPr>
+              <w:keepNext w:val="false"/>
+              <w:spacing w:after="20"/>
+            </w:pPr>
+            <w:r>
+              <w:rPr>
+                <w:b/>
+                <w:bCs/>
+                <w:color w:val="222222"/>
+                <w:sz w:val="16"/>
+                <w:szCs w:val="16"/>
+              </w:rPr>
+              <w:t xml:space="preserve">Several items</w:t>
+            </w:r>
+            <w:r>
+              <w:rPr>
+                <w:color w:val="222222"/>
+                <w:sz w:val="16"/>
+                <w:szCs w:val="16"/>
+              </w:rPr>
+              <w:t xml:space="preserve"> ("add milk and eggs", "add milk, eggs")</w:t>
+            </w:r>
+          </w:p>
+        </w:tc>
+        <w:tc>
+          <w:tcPr>
+            <w:tcW w:type="dxa" w:w="3300"/>
+            <w:tcBorders>
+              <w:top w:val="single" w:color="BFC5CE" w:sz="4"/>
+              <w:left w:val="single" w:color="BFC5CE" w:sz="4"/>
+              <w:bottom w:val="single" w:color="BFC5CE" w:sz="4"/>
+              <w:right w:val="single" w:color="BFC5CE" w:sz="4"/>
+            </w:tcBorders>
+            <w:tcMar>
+              <w:top w:type="dxa" w:w="50"/>
+              <w:left w:type="dxa" w:w="90"/>
+              <w:bottom w:type="dxa" w:w="50"/>
+              <w:right w:type="dxa" w:w="90"/>
+            </w:tcMar>
+            <w:vAlign w:val="top"/>
+          </w:tcPr>
+          <w:p>
+            <w:pPr>
+              <w:keepNext w:val="false"/>
+              <w:spacing w:after="20"/>
+            </w:pPr>
+            <w:r>
+              <w:rPr>
+                <w:color w:val="222222"/>
+                <w:sz w:val="16"/>
+                <w:szCs w:val="16"/>
+              </w:rPr>
+              <w:t xml:space="preserve">"One item at a time, please"</w:t>
+            </w:r>
+          </w:p>
+        </w:tc>
+        <w:tc>
+          <w:tcPr>
+            <w:tcW w:type="dxa" w:w="4900"/>
+            <w:tcBorders>
+              <w:top w:val="single" w:color="BFC5CE" w:sz="4"/>
+              <w:left w:val="single" w:color="BFC5CE" w:sz="4"/>
+              <w:bottom w:val="single" w:color="BFC5CE" w:sz="4"/>
+              <w:right w:val="single" w:color="BFC5CE" w:sz="4"/>
+            </w:tcBorders>
+            <w:tcMar>
+              <w:top w:type="dxa" w:w="50"/>
+              <w:left w:type="dxa" w:w="90"/>
+              <w:bottom w:type="dxa" w:w="50"/>
+              <w:right w:type="dxa" w:w="90"/>
+            </w:tcMar>
+            <w:vAlign w:val="top"/>
+          </w:tcPr>
+          <w:p>
+            <w:pPr>
+              <w:keepNext w:val="false"/>
+              <w:spacing w:after="20"/>
+            </w:pPr>
+            <w:r>
+              <w:rPr>
+                <w:color w:val="222222"/>
+                <w:sz w:val="16"/>
+                <w:szCs w:val="16"/>
+              </w:rPr>
+              <w:t xml:space="preserve">Rejected. One item that contains "and" ("mac and cheese") is still accepted</w:t>
+            </w:r>
+          </w:p>
+        </w:tc>
+        <w:tc>
+          <w:tcPr>
+            <w:tcW w:type="dxa" w:w="1050"/>
+            <w:tcBorders>
+              <w:top w:val="single" w:color="BFC5CE" w:sz="4"/>
+              <w:left w:val="single" w:color="BFC5CE" w:sz="4"/>
+              <w:bottom w:val="single" w:color="BFC5CE" w:sz="4"/>
+              <w:right w:val="single" w:color="BFC5CE" w:sz="4"/>
+            </w:tcBorders>
+            <w:shd w:fill="DFF0E0" w:color="auto" w:val="clear"/>
+            <w:tcMar>
+              <w:top w:type="dxa" w:w="50"/>
+              <w:left w:type="dxa" w:w="90"/>
+              <w:bottom w:type="dxa" w:w="50"/>
+              <w:right w:type="dxa" w:w="90"/>
+            </w:tcMar>
+            <w:vAlign w:val="top"/>
+          </w:tcPr>
+          <w:p>
+            <w:pPr>
+              <w:keepNext w:val="false"/>
+              <w:spacing w:after="20"/>
+            </w:pPr>
+            <w:r>
+              <w:rPr>
+                <w:b/>
+                <w:bCs/>
+                <w:color w:val="222222"/>
+                <w:sz w:val="16"/>
+                <w:szCs w:val="16"/>
+              </w:rPr>
+              <w:t xml:space="preserve">Handled</w:t>
+            </w:r>
+          </w:p>
+        </w:tc>
+        <w:tc>
+          <w:tcPr>
+            <w:tcW w:type="dxa" w:w="2268"/>
+            <w:tcBorders>
+              <w:top w:val="single" w:color="BFC5CE" w:sz="4"/>
+              <w:left w:val="single" w:color="BFC5CE" w:sz="4"/>
+              <w:bottom w:val="single" w:color="BFC5CE" w:sz="4"/>
+              <w:right w:val="single" w:color="BFC5CE" w:sz="4"/>
+            </w:tcBorders>
+            <w:tcMar>
+              <w:top w:type="dxa" w:w="50"/>
+              <w:left w:type="dxa" w:w="90"/>
+              <w:bottom w:type="dxa" w:w="50"/>
+              <w:right w:type="dxa" w:w="90"/>
+            </w:tcMar>
+            <w:vAlign w:val="top"/>
+          </w:tcPr>
+          <w:p>
+            <w:pPr>
+              <w:keepNext w:val="false"/>
+              <w:spacing w:after="20"/>
+            </w:pPr>
+            <w:r>
+              <w:rPr>
+                <w:color w:val="222222"/>
+                <w:sz w:val="16"/>
+                <w:szCs w:val="16"/>
+              </w:rPr>
+              <w:t xml:space="preserve">server.js, commands.js</w:t>
+            </w:r>
+          </w:p>
+        </w:tc>
+      </w:tr>
+      <w:tr>
+        <w:trPr>
+          <w:cantSplit/>
+        </w:trPr>
+        <w:tc>
+          <w:tcPr>
+            <w:tcW w:type="dxa" w:w="520"/>
+            <w:tcBorders>
+              <w:top w:val="single" w:color="BFC5CE" w:sz="4"/>
+              <w:left w:val="single" w:color="BFC5CE" w:sz="4"/>
+              <w:bottom w:val="single" w:color="BFC5CE" w:sz="4"/>
+              <w:right w:val="single" w:color="BFC5CE" w:sz="4"/>
+            </w:tcBorders>
+            <w:tcMar>
+              <w:top w:type="dxa" w:w="50"/>
+              <w:left w:type="dxa" w:w="90"/>
+              <w:bottom w:type="dxa" w:w="50"/>
+              <w:right w:type="dxa" w:w="90"/>
+            </w:tcMar>
+            <w:vAlign w:val="top"/>
+          </w:tcPr>
+          <w:p>
+            <w:pPr>
+              <w:keepNext w:val="false"/>
+              <w:spacing w:after="20"/>
+            </w:pPr>
+            <w:r>
+              <w:rPr>
+                <w:color w:val="222222"/>
+                <w:sz w:val="16"/>
+                <w:szCs w:val="16"/>
+              </w:rPr>
+              <w:t xml:space="preserve">42</w:t>
+            </w:r>
+          </w:p>
+        </w:tc>
+        <w:tc>
+          <w:tcPr>
+            <w:tcW w:type="dxa" w:w="3000"/>
+            <w:tcBorders>
+              <w:top w:val="single" w:color="BFC5CE" w:sz="4"/>
+              <w:left w:val="single" w:color="BFC5CE" w:sz="4"/>
+              <w:bottom w:val="single" w:color="BFC5CE" w:sz="4"/>
+              <w:right w:val="single" w:color="BFC5CE" w:sz="4"/>
+            </w:tcBorders>
+            <w:tcMar>
+              <w:top w:type="dxa" w:w="50"/>
+              <w:left w:type="dxa" w:w="90"/>
+              <w:bottom w:type="dxa" w:w="50"/>
+              <w:right w:type="dxa" w:w="90"/>
+            </w:tcMar>
+            <w:vAlign w:val="top"/>
+          </w:tcPr>
+          <w:p>
+            <w:pPr>
+              <w:keepNext w:val="false"/>
+              <w:spacing w:after="20"/>
+            </w:pPr>
+            <w:r>
+              <w:rPr>
+                <w:b/>
+                <w:bCs/>
+                <w:color w:val="222222"/>
+                <w:sz w:val="16"/>
+                <w:szCs w:val="16"/>
+              </w:rPr>
+              <w:t xml:space="preserve">Add and remove in one sentence</w:t>
+            </w:r>
+            <w:r>
+              <w:rPr>
+                <w:color w:val="222222"/>
+                <w:sz w:val="16"/>
+                <w:szCs w:val="16"/>
+              </w:rPr>
+              <w:t xml:space="preserve"> ("add milk and remove eggs")</w:t>
+            </w:r>
+          </w:p>
+        </w:tc>
+        <w:tc>
+          <w:tcPr>
+            <w:tcW w:type="dxa" w:w="3300"/>
+            <w:tcBorders>
+              <w:top w:val="single" w:color="BFC5CE" w:sz="4"/>
+              <w:left w:val="single" w:color="BFC5CE" w:sz="4"/>
+              <w:bottom w:val="single" w:color="BFC5CE" w:sz="4"/>
+              <w:right w:val="single" w:color="BFC5CE" w:sz="4"/>
+            </w:tcBorders>
+            <w:tcMar>
+              <w:top w:type="dxa" w:w="50"/>
+              <w:left w:type="dxa" w:w="90"/>
+              <w:bottom w:type="dxa" w:w="50"/>
+              <w:right w:type="dxa" w:w="90"/>
+            </w:tcMar>
+            <w:vAlign w:val="top"/>
+          </w:tcPr>
+          <w:p>
+            <w:pPr>
+              <w:keepNext w:val="false"/>
+              <w:spacing w:after="20"/>
+            </w:pPr>
+            <w:r>
+              <w:rPr>
+                <w:color w:val="222222"/>
+                <w:sz w:val="16"/>
+                <w:szCs w:val="16"/>
+              </w:rPr>
+              <w:t>“Say “add” or “remove”, then one item, e.g. “Add milk to my shopping list”.” (the command help)</w:t>
+            </w:r>
+          </w:p>
+        </w:tc>
+        <w:tc>
+          <w:tcPr>
+            <w:tcW w:type="dxa" w:w="4900"/>
+            <w:tcBorders>
+              <w:top w:val="single" w:color="BFC5CE" w:sz="4"/>
+              <w:left w:val="single" w:color="BFC5CE" w:sz="4"/>
+              <w:bottom w:val="single" w:color="BFC5CE" w:sz="4"/>
+              <w:right w:val="single" w:color="BFC5CE" w:sz="4"/>
+            </w:tcBorders>
+            <w:tcMar>
+              <w:top w:type="dxa" w:w="50"/>
+              <w:left w:type="dxa" w:w="90"/>
+              <w:bottom w:type="dxa" w:w="50"/>
+              <w:right w:type="dxa" w:w="90"/>
+            </w:tcMar>
+            <w:vAlign w:val="top"/>
+          </w:tcPr>
+          <w:p>
+            <w:pPr>
+              <w:keepNext w:val="false"/>
+              <w:spacing w:after="20"/>
+            </w:pPr>
+            <w:r>
+              <w:rPr>
+                <w:color w:val="222222"/>
+                <w:sz w:val="16"/>
+                <w:szCs w:val="16"/>
+              </w:rPr>
+              <w:t xml:space="preserve">Rejected</w:t>
+            </w:r>
+          </w:p>
+        </w:tc>
+        <w:tc>
+          <w:tcPr>
+            <w:tcW w:type="dxa" w:w="1050"/>
+            <w:tcBorders>
+              <w:top w:val="single" w:color="BFC5CE" w:sz="4"/>
+              <w:left w:val="single" w:color="BFC5CE" w:sz="4"/>
+              <w:bottom w:val="single" w:color="BFC5CE" w:sz="4"/>
+              <w:right w:val="single" w:color="BFC5CE" w:sz="4"/>
+            </w:tcBorders>
+            <w:shd w:fill="DFF0E0" w:color="auto" w:val="clear"/>
+            <w:tcMar>
+              <w:top w:type="dxa" w:w="50"/>
+              <w:left w:type="dxa" w:w="90"/>
+              <w:bottom w:type="dxa" w:w="50"/>
+              <w:right w:type="dxa" w:w="90"/>
+            </w:tcMar>
+            <w:vAlign w:val="top"/>
+          </w:tcPr>
+          <w:p>
+            <w:pPr>
+              <w:keepNext w:val="false"/>
+              <w:spacing w:after="20"/>
+            </w:pPr>
+            <w:r>
+              <w:rPr>
+                <w:b/>
+                <w:bCs/>
+                <w:color w:val="222222"/>
+                <w:sz w:val="16"/>
+                <w:szCs w:val="16"/>
+              </w:rPr>
+              <w:t xml:space="preserve">Handled</w:t>
+            </w:r>
+          </w:p>
+        </w:tc>
+        <w:tc>
+          <w:tcPr>
+            <w:tcW w:type="dxa" w:w="2268"/>
+            <w:tcBorders>
+              <w:top w:val="single" w:color="BFC5CE" w:sz="4"/>
+              <w:left w:val="single" w:color="BFC5CE" w:sz="4"/>
+              <w:bottom w:val="single" w:color="BFC5CE" w:sz="4"/>
+              <w:right w:val="single" w:color="BFC5CE" w:sz="4"/>
+            </w:tcBorders>
+            <w:tcMar>
+              <w:top w:type="dxa" w:w="50"/>
+              <w:left w:type="dxa" w:w="90"/>
+              <w:bottom w:type="dxa" w:w="50"/>
+              <w:right w:type="dxa" w:w="90"/>
+            </w:tcMar>
+            <w:vAlign w:val="top"/>
+          </w:tcPr>
+          <w:p>
+            <w:pPr>
+              <w:keepNext w:val="false"/>
+              <w:spacing w:after="20"/>
+            </w:pPr>
+            <w:r>
+              <w:rPr>
+                <w:color w:val="222222"/>
+                <w:sz w:val="16"/>
+                <w:szCs w:val="16"/>
+              </w:rPr>
+              <w:t xml:space="preserve">commands.js</w:t>
+            </w:r>
+          </w:p>
+        </w:tc>
+      </w:tr>
+      <w:tr>
+        <w:trPr>
+          <w:cantSplit/>
+        </w:trPr>
+        <w:tc>
+          <w:tcPr>
+            <w:tcW w:type="dxa" w:w="520"/>
+            <w:tcBorders>
+              <w:top w:val="single" w:color="BFC5CE" w:sz="4"/>
+              <w:left w:val="single" w:color="BFC5CE" w:sz="4"/>
+              <w:bottom w:val="single" w:color="BFC5CE" w:sz="4"/>
+              <w:right w:val="single" w:color="BFC5CE" w:sz="4"/>
+            </w:tcBorders>
+            <w:tcMar>
+              <w:top w:type="dxa" w:w="50"/>
+              <w:left w:type="dxa" w:w="90"/>
+              <w:bottom w:type="dxa" w:w="50"/>
+              <w:right w:type="dxa" w:w="90"/>
+            </w:tcMar>
+            <w:vAlign w:val="top"/>
+          </w:tcPr>
+          <w:p>
+            <w:pPr>
+              <w:keepNext w:val="false"/>
+              <w:spacing w:after="20"/>
+            </w:pPr>
+            <w:r>
+              <w:rPr>
+                <w:color w:val="222222"/>
+                <w:sz w:val="16"/>
+                <w:szCs w:val="16"/>
+              </w:rPr>
+              <w:t xml:space="preserve">43</w:t>
+            </w:r>
+          </w:p>
+        </w:tc>
+        <w:tc>
+          <w:tcPr>
+            <w:tcW w:type="dxa" w:w="3000"/>
+            <w:tcBorders>
+              <w:top w:val="single" w:color="BFC5CE" w:sz="4"/>
+              <w:left w:val="single" w:color="BFC5CE" w:sz="4"/>
+              <w:bottom w:val="single" w:color="BFC5CE" w:sz="4"/>
+              <w:right w:val="single" w:color="BFC5CE" w:sz="4"/>
+            </w:tcBorders>
+            <w:tcMar>
+              <w:top w:type="dxa" w:w="50"/>
+              <w:left w:type="dxa" w:w="90"/>
+              <w:bottom w:type="dxa" w:w="50"/>
+              <w:right w:type="dxa" w:w="90"/>
+            </w:tcMar>
+            <w:vAlign w:val="top"/>
+          </w:tcPr>
+          <w:p>
+            <w:pPr>
+              <w:keepNext w:val="false"/>
+              <w:spacing w:after="20"/>
+            </w:pPr>
+            <w:r>
+              <w:rPr>
+                <w:b/>
+                <w:bCs/>
+                <w:color w:val="222222"/>
+                <w:sz w:val="16"/>
+                <w:szCs w:val="16"/>
+              </w:rPr>
+              <w:t xml:space="preserve">Negation</w:t>
+            </w:r>
+            <w:r>
+              <w:rPr>
+                <w:color w:val="222222"/>
+                <w:sz w:val="16"/>
+                <w:szCs w:val="16"/>
+              </w:rPr>
+              <w:t xml:space="preserve"> ("don't add milk", "אל תוסיף חלב")</w:t>
+            </w:r>
+          </w:p>
+        </w:tc>
+        <w:tc>
+          <w:tcPr>
+            <w:tcW w:type="dxa" w:w="3300"/>
+            <w:tcBorders>
+              <w:top w:val="single" w:color="BFC5CE" w:sz="4"/>
+              <w:left w:val="single" w:color="BFC5CE" w:sz="4"/>
+              <w:bottom w:val="single" w:color="BFC5CE" w:sz="4"/>
+              <w:right w:val="single" w:color="BFC5CE" w:sz="4"/>
+            </w:tcBorders>
+            <w:tcMar>
+              <w:top w:type="dxa" w:w="50"/>
+              <w:left w:type="dxa" w:w="90"/>
+              <w:bottom w:type="dxa" w:w="50"/>
+              <w:right w:type="dxa" w:w="90"/>
+            </w:tcMar>
+            <w:vAlign w:val="top"/>
+          </w:tcPr>
+          <w:p>
+            <w:pPr>
+              <w:keepNext w:val="false"/>
+              <w:spacing w:after="20"/>
+            </w:pPr>
+            <w:r>
+              <w:rPr>
+                <w:color w:val="222222"/>
+                <w:sz w:val="16"/>
+                <w:szCs w:val="16"/>
+              </w:rPr>
+              <w:t xml:space="preserve">"Nothing was changed."</w:t>
+            </w:r>
+          </w:p>
+        </w:tc>
+        <w:tc>
+          <w:tcPr>
+            <w:tcW w:type="dxa" w:w="4900"/>
+            <w:tcBorders>
+              <w:top w:val="single" w:color="BFC5CE" w:sz="4"/>
+              <w:left w:val="single" w:color="BFC5CE" w:sz="4"/>
+              <w:bottom w:val="single" w:color="BFC5CE" w:sz="4"/>
+              <w:right w:val="single" w:color="BFC5CE" w:sz="4"/>
+            </w:tcBorders>
+            <w:tcMar>
+              <w:top w:type="dxa" w:w="50"/>
+              <w:left w:type="dxa" w:w="90"/>
+              <w:bottom w:type="dxa" w:w="50"/>
+              <w:right w:type="dxa" w:w="90"/>
+            </w:tcMar>
+            <w:vAlign w:val="top"/>
+          </w:tcPr>
+          <w:p>
+            <w:pPr>
+              <w:keepNext w:val="false"/>
+              <w:spacing w:after="20"/>
+            </w:pPr>
+            <w:r>
+              <w:rPr>
+                <w:color w:val="222222"/>
+                <w:sz w:val="16"/>
+                <w:szCs w:val="16"/>
+              </w:rPr>
+              <w:t xml:space="preserve">Rejected</w:t>
+            </w:r>
+          </w:p>
+        </w:tc>
+        <w:tc>
+          <w:tcPr>
+            <w:tcW w:type="dxa" w:w="1050"/>
+            <w:tcBorders>
+              <w:top w:val="single" w:color="BFC5CE" w:sz="4"/>
+              <w:left w:val="single" w:color="BFC5CE" w:sz="4"/>
+              <w:bottom w:val="single" w:color="BFC5CE" w:sz="4"/>
+              <w:right w:val="single" w:color="BFC5CE" w:sz="4"/>
+            </w:tcBorders>
+            <w:shd w:fill="DFF0E0" w:color="auto" w:val="clear"/>
+            <w:tcMar>
+              <w:top w:type="dxa" w:w="50"/>
+              <w:left w:type="dxa" w:w="90"/>
+              <w:bottom w:type="dxa" w:w="50"/>
+              <w:right w:type="dxa" w:w="90"/>
+            </w:tcMar>
+            <w:vAlign w:val="top"/>
+          </w:tcPr>
+          <w:p>
+            <w:pPr>
+              <w:keepNext w:val="false"/>
+              <w:spacing w:after="20"/>
+            </w:pPr>
+            <w:r>
+              <w:rPr>
+                <w:b/>
+                <w:bCs/>
+                <w:color w:val="222222"/>
+                <w:sz w:val="16"/>
+                <w:szCs w:val="16"/>
+              </w:rPr>
+              <w:t xml:space="preserve">Handled</w:t>
+            </w:r>
+          </w:p>
+        </w:tc>
+        <w:tc>
+          <w:tcPr>
+            <w:tcW w:type="dxa" w:w="2268"/>
+            <w:tcBorders>
+              <w:top w:val="single" w:color="BFC5CE" w:sz="4"/>
+              <w:left w:val="single" w:color="BFC5CE" w:sz="4"/>
+              <w:bottom w:val="single" w:color="BFC5CE" w:sz="4"/>
+              <w:right w:val="single" w:color="BFC5CE" w:sz="4"/>
+            </w:tcBorders>
+            <w:tcMar>
+              <w:top w:type="dxa" w:w="50"/>
+              <w:left w:type="dxa" w:w="90"/>
+              <w:bottom w:type="dxa" w:w="50"/>
+              <w:right w:type="dxa" w:w="90"/>
+            </w:tcMar>
+            <w:vAlign w:val="top"/>
+          </w:tcPr>
+          <w:p>
+            <w:pPr>
+              <w:keepNext w:val="false"/>
+              <w:spacing w:after="20"/>
+            </w:pPr>
+            <w:r>
+              <w:rPr>
+                <w:color w:val="222222"/>
+                <w:sz w:val="16"/>
+                <w:szCs w:val="16"/>
+              </w:rPr>
+              <w:t xml:space="preserve">commands.js</w:t>
+            </w:r>
+          </w:p>
+        </w:tc>
+      </w:tr>
+      <w:tr>
+        <w:trPr>
+          <w:cantSplit/>
+        </w:trPr>
+        <w:tc>
+          <w:tcPr>
+            <w:tcW w:type="dxa" w:w="520"/>
+            <w:tcBorders>
+              <w:top w:val="single" w:color="BFC5CE" w:sz="4"/>
+              <w:left w:val="single" w:color="BFC5CE" w:sz="4"/>
+              <w:bottom w:val="single" w:color="BFC5CE" w:sz="4"/>
+              <w:right w:val="single" w:color="BFC5CE" w:sz="4"/>
+            </w:tcBorders>
+            <w:tcMar>
+              <w:top w:type="dxa" w:w="50"/>
+              <w:left w:type="dxa" w:w="90"/>
+              <w:bottom w:type="dxa" w:w="50"/>
+              <w:right w:type="dxa" w:w="90"/>
+            </w:tcMar>
+            <w:vAlign w:val="top"/>
+          </w:tcPr>
+          <w:p>
+            <w:pPr>
+              <w:keepNext w:val="false"/>
+              <w:spacing w:after="20"/>
+            </w:pPr>
+            <w:r>
+              <w:rPr>
+                <w:color w:val="222222"/>
+                <w:sz w:val="16"/>
+                <w:szCs w:val="16"/>
+              </w:rPr>
+              <w:t xml:space="preserve">44</w:t>
+            </w:r>
+          </w:p>
+        </w:tc>
+        <w:tc>
+          <w:tcPr>
+            <w:tcW w:type="dxa" w:w="3000"/>
+            <w:tcBorders>
+              <w:top w:val="single" w:color="BFC5CE" w:sz="4"/>
+              <w:left w:val="single" w:color="BFC5CE" w:sz="4"/>
+              <w:bottom w:val="single" w:color="BFC5CE" w:sz="4"/>
+              <w:right w:val="single" w:color="BFC5CE" w:sz="4"/>
+            </w:tcBorders>
+            <w:tcMar>
+              <w:top w:type="dxa" w:w="50"/>
+              <w:left w:type="dxa" w:w="90"/>
+              <w:bottom w:type="dxa" w:w="50"/>
+              <w:right w:type="dxa" w:w="90"/>
+            </w:tcMar>
+            <w:vAlign w:val="top"/>
+          </w:tcPr>
+          <w:p>
+            <w:pPr>
+              <w:keepNext w:val="false"/>
+              <w:spacing w:after="20"/>
+            </w:pPr>
+            <w:r>
+              <w:rPr>
+                <w:b/>
+                <w:bCs/>
+                <w:color w:val="222222"/>
+                <w:sz w:val="16"/>
+                <w:szCs w:val="16"/>
+              </w:rPr>
+              <w:t xml:space="preserve">A list that doesn't exist</w:t>
+            </w:r>
+            <w:r>
+              <w:rPr>
+                <w:color w:val="222222"/>
+                <w:sz w:val="16"/>
+                <w:szCs w:val="16"/>
+              </w:rPr>
+              <w:t xml:space="preserve"> ("add milk to my work list", "לרשימת העבודה")</w:t>
+            </w:r>
+          </w:p>
+        </w:tc>
+        <w:tc>
+          <w:tcPr>
+            <w:tcW w:type="dxa" w:w="3300"/>
+            <w:tcBorders>
+              <w:top w:val="single" w:color="BFC5CE" w:sz="4"/>
+              <w:left w:val="single" w:color="BFC5CE" w:sz="4"/>
+              <w:bottom w:val="single" w:color="BFC5CE" w:sz="4"/>
+              <w:right w:val="single" w:color="BFC5CE" w:sz="4"/>
+            </w:tcBorders>
+            <w:tcMar>
+              <w:top w:type="dxa" w:w="50"/>
+              <w:left w:type="dxa" w:w="90"/>
+              <w:bottom w:type="dxa" w:w="50"/>
+              <w:right w:type="dxa" w:w="90"/>
+            </w:tcMar>
+            <w:vAlign w:val="top"/>
+          </w:tcPr>
+          <w:p>
+            <w:pPr>
+              <w:keepNext w:val="false"/>
+              <w:spacing w:after="20"/>
+            </w:pPr>
+            <w:r>
+              <w:rPr>
+                <w:color w:val="222222"/>
+                <w:sz w:val="16"/>
+                <w:szCs w:val="16"/>
+              </w:rPr>
+              <w:t xml:space="preserve">"There are two lists: shopping and to-do."</w:t>
+            </w:r>
+          </w:p>
+        </w:tc>
+        <w:tc>
+          <w:tcPr>
+            <w:tcW w:type="dxa" w:w="4900"/>
+            <w:tcBorders>
+              <w:top w:val="single" w:color="BFC5CE" w:sz="4"/>
+              <w:left w:val="single" w:color="BFC5CE" w:sz="4"/>
+              <w:bottom w:val="single" w:color="BFC5CE" w:sz="4"/>
+              <w:right w:val="single" w:color="BFC5CE" w:sz="4"/>
+            </w:tcBorders>
+            <w:tcMar>
+              <w:top w:type="dxa" w:w="50"/>
+              <w:left w:type="dxa" w:w="90"/>
+              <w:bottom w:type="dxa" w:w="50"/>
+              <w:right w:type="dxa" w:w="90"/>
+            </w:tcMar>
+            <w:vAlign w:val="top"/>
+          </w:tcPr>
+          <w:p>
+            <w:pPr>
+              <w:keepNext w:val="false"/>
+              <w:spacing w:after="20"/>
+            </w:pPr>
+            <w:r>
+              <w:rPr>
+                <w:color w:val="222222"/>
+                <w:sz w:val="16"/>
+                <w:szCs w:val="16"/>
+              </w:rPr>
+              <w:t xml:space="preserve">Rejected instead of guessing a list</w:t>
+            </w:r>
+          </w:p>
+        </w:tc>
+        <w:tc>
+          <w:tcPr>
+            <w:tcW w:type="dxa" w:w="1050"/>
+            <w:tcBorders>
+              <w:top w:val="single" w:color="BFC5CE" w:sz="4"/>
+              <w:left w:val="single" w:color="BFC5CE" w:sz="4"/>
+              <w:bottom w:val="single" w:color="BFC5CE" w:sz="4"/>
+              <w:right w:val="single" w:color="BFC5CE" w:sz="4"/>
+            </w:tcBorders>
+            <w:shd w:fill="DFF0E0" w:color="auto" w:val="clear"/>
+            <w:tcMar>
+              <w:top w:type="dxa" w:w="50"/>
+              <w:left w:type="dxa" w:w="90"/>
+              <w:bottom w:type="dxa" w:w="50"/>
+              <w:right w:type="dxa" w:w="90"/>
+            </w:tcMar>
+            <w:vAlign w:val="top"/>
+          </w:tcPr>
+          <w:p>
+            <w:pPr>
+              <w:keepNext w:val="false"/>
+              <w:spacing w:after="20"/>
+            </w:pPr>
+            <w:r>
+              <w:rPr>
+                <w:b/>
+                <w:bCs/>
+                <w:color w:val="222222"/>
+                <w:sz w:val="16"/>
+                <w:szCs w:val="16"/>
+              </w:rPr>
+              <w:t xml:space="preserve">Handled</w:t>
+            </w:r>
+          </w:p>
+        </w:tc>
+        <w:tc>
+          <w:tcPr>
+            <w:tcW w:type="dxa" w:w="2268"/>
+            <w:tcBorders>
+              <w:top w:val="single" w:color="BFC5CE" w:sz="4"/>
+              <w:left w:val="single" w:color="BFC5CE" w:sz="4"/>
+              <w:bottom w:val="single" w:color="BFC5CE" w:sz="4"/>
+              <w:right w:val="single" w:color="BFC5CE" w:sz="4"/>
+            </w:tcBorders>
+            <w:tcMar>
+              <w:top w:type="dxa" w:w="50"/>
+              <w:left w:type="dxa" w:w="90"/>
+              <w:bottom w:type="dxa" w:w="50"/>
+              <w:right w:type="dxa" w:w="90"/>
+            </w:tcMar>
+            <w:vAlign w:val="top"/>
+          </w:tcPr>
+          <w:p>
+            <w:pPr>
+              <w:keepNext w:val="false"/>
+              <w:spacing w:after="20"/>
+            </w:pPr>
+            <w:r>
+              <w:rPr>
+                <w:color w:val="222222"/>
+                <w:sz w:val="16"/>
+                <w:szCs w:val="16"/>
+              </w:rPr>
+              <w:t xml:space="preserve">commands.js</w:t>
+            </w:r>
+          </w:p>
+        </w:tc>
+      </w:tr>
+      <w:tr>
+        <w:trPr>
+          <w:cantSplit/>
+        </w:trPr>
+        <w:tc>
+          <w:tcPr>
+            <w:tcW w:type="dxa" w:w="520"/>
+            <w:tcBorders>
+              <w:top w:val="single" w:color="BFC5CE" w:sz="4"/>
+              <w:left w:val="single" w:color="BFC5CE" w:sz="4"/>
+              <w:bottom w:val="single" w:color="BFC5CE" w:sz="4"/>
+              <w:right w:val="single" w:color="BFC5CE" w:sz="4"/>
+            </w:tcBorders>
+            <w:tcMar>
+              <w:top w:type="dxa" w:w="50"/>
+              <w:left w:type="dxa" w:w="90"/>
+              <w:bottom w:type="dxa" w:w="50"/>
+              <w:right w:type="dxa" w:w="90"/>
+            </w:tcMar>
+            <w:vAlign w:val="top"/>
+          </w:tcPr>
+          <w:p>
+            <w:pPr>
+              <w:keepNext w:val="false"/>
+              <w:spacing w:after="20"/>
+            </w:pPr>
+            <w:r>
+              <w:rPr>
+                <w:color w:val="222222"/>
+                <w:sz w:val="16"/>
+                <w:szCs w:val="16"/>
+              </w:rPr>
+              <w:t xml:space="preserve">45</w:t>
+            </w:r>
+          </w:p>
+        </w:tc>
+        <w:tc>
+          <w:tcPr>
+            <w:tcW w:type="dxa" w:w="3000"/>
+            <w:tcBorders>
+              <w:top w:val="single" w:color="BFC5CE" w:sz="4"/>
+              <w:left w:val="single" w:color="BFC5CE" w:sz="4"/>
+              <w:bottom w:val="single" w:color="BFC5CE" w:sz="4"/>
+              <w:right w:val="single" w:color="BFC5CE" w:sz="4"/>
+            </w:tcBorders>
+            <w:tcMar>
+              <w:top w:type="dxa" w:w="50"/>
+              <w:left w:type="dxa" w:w="90"/>
+              <w:bottom w:type="dxa" w:w="50"/>
+              <w:right w:type="dxa" w:w="90"/>
+            </w:tcMar>
+            <w:vAlign w:val="top"/>
+          </w:tcPr>
+          <w:p>
+            <w:pPr>
+              <w:keepNext w:val="false"/>
+              <w:spacing w:after="20"/>
+            </w:pPr>
+            <w:r>
+              <w:rPr>
+                <w:b/>
+                <w:bCs/>
+                <w:color w:val="222222"/>
+                <w:sz w:val="16"/>
+                <w:szCs w:val="16"/>
+              </w:rPr>
+              <w:t xml:space="preserve">No list named</w:t>
+            </w:r>
+            <w:r>
+              <w:rPr>
+                <w:color w:val="222222"/>
+                <w:sz w:val="16"/>
+                <w:szCs w:val="16"/>
+              </w:rPr>
+              <w:t xml:space="preserve"> ("add bread", "add cooking")</w:t>
+            </w:r>
+          </w:p>
+        </w:tc>
+        <w:tc>
+          <w:tcPr>
+            <w:tcW w:type="dxa" w:w="3300"/>
+            <w:tcBorders>
+              <w:top w:val="single" w:color="BFC5CE" w:sz="4"/>
+              <w:left w:val="single" w:color="BFC5CE" w:sz="4"/>
+              <w:bottom w:val="single" w:color="BFC5CE" w:sz="4"/>
+              <w:right w:val="single" w:color="BFC5CE" w:sz="4"/>
+            </w:tcBorders>
+            <w:tcMar>
+              <w:top w:type="dxa" w:w="50"/>
+              <w:left w:type="dxa" w:w="90"/>
+              <w:bottom w:type="dxa" w:w="50"/>
+              <w:right w:type="dxa" w:w="90"/>
+            </w:tcMar>
+            <w:vAlign w:val="top"/>
+          </w:tcPr>
+          <w:p>
+            <w:pPr>
+              <w:keepNext w:val="false"/>
+              <w:spacing w:after="20"/>
+            </w:pPr>
+            <w:r>
+              <w:rPr>
+                <w:color w:val="222222"/>
+                <w:sz w:val="16"/>
+                <w:szCs w:val="16"/>
+              </w:rPr>
+              <w:t xml:space="preserve">"Say which list: “to my shopping list” or “to my to-do list”."</w:t>
+            </w:r>
+          </w:p>
+        </w:tc>
+        <w:tc>
+          <w:tcPr>
+            <w:tcW w:type="dxa" w:w="4900"/>
+            <w:tcBorders>
+              <w:top w:val="single" w:color="BFC5CE" w:sz="4"/>
+              <w:left w:val="single" w:color="BFC5CE" w:sz="4"/>
+              <w:bottom w:val="single" w:color="BFC5CE" w:sz="4"/>
+              <w:right w:val="single" w:color="BFC5CE" w:sz="4"/>
+            </w:tcBorders>
+            <w:tcMar>
+              <w:top w:type="dxa" w:w="50"/>
+              <w:left w:type="dxa" w:w="90"/>
+              <w:bottom w:type="dxa" w:w="50"/>
+              <w:right w:type="dxa" w:w="90"/>
+            </w:tcMar>
+            <w:vAlign w:val="top"/>
+          </w:tcPr>
+          <w:p>
+            <w:pPr>
+              <w:keepNext w:val="false"/>
+              <w:spacing w:after="20"/>
+            </w:pPr>
+            <w:r>
+              <w:rPr>
+                <w:color w:val="222222"/>
+                <w:sz w:val="16"/>
+                <w:szCs w:val="16"/>
+              </w:rPr>
+              <w:t xml:space="preserve">Rejected: the list must be named, no guessing ("cooking" could be either). A named list always wins over Gemini's choice</w:t>
+            </w:r>
+          </w:p>
+        </w:tc>
+        <w:tc>
+          <w:tcPr>
+            <w:tcW w:type="dxa" w:w="1050"/>
+            <w:tcBorders>
+              <w:top w:val="single" w:color="BFC5CE" w:sz="4"/>
+              <w:left w:val="single" w:color="BFC5CE" w:sz="4"/>
+              <w:bottom w:val="single" w:color="BFC5CE" w:sz="4"/>
+              <w:right w:val="single" w:color="BFC5CE" w:sz="4"/>
+            </w:tcBorders>
+            <w:shd w:fill="DFF0E0" w:color="auto" w:val="clear"/>
+            <w:tcMar>
+              <w:top w:type="dxa" w:w="50"/>
+              <w:left w:type="dxa" w:w="90"/>
+              <w:bottom w:type="dxa" w:w="50"/>
+              <w:right w:type="dxa" w:w="90"/>
+            </w:tcMar>
+            <w:vAlign w:val="top"/>
+          </w:tcPr>
+          <w:p>
+            <w:pPr>
+              <w:keepNext w:val="false"/>
+              <w:spacing w:after="20"/>
+            </w:pPr>
+            <w:r>
+              <w:rPr>
+                <w:b/>
+                <w:bCs/>
+                <w:color w:val="222222"/>
+                <w:sz w:val="16"/>
+                <w:szCs w:val="16"/>
+              </w:rPr>
+              <w:t xml:space="preserve">Handled</w:t>
+            </w:r>
+          </w:p>
+        </w:tc>
+        <w:tc>
+          <w:tcPr>
+            <w:tcW w:type="dxa" w:w="2268"/>
+            <w:tcBorders>
+              <w:top w:val="single" w:color="BFC5CE" w:sz="4"/>
+              <w:left w:val="single" w:color="BFC5CE" w:sz="4"/>
+              <w:bottom w:val="single" w:color="BFC5CE" w:sz="4"/>
+              <w:right w:val="single" w:color="BFC5CE" w:sz="4"/>
+            </w:tcBorders>
+            <w:tcMar>
+              <w:top w:type="dxa" w:w="50"/>
+              <w:left w:type="dxa" w:w="90"/>
+              <w:bottom w:type="dxa" w:w="50"/>
+              <w:right w:type="dxa" w:w="90"/>
+            </w:tcMar>
+            <w:vAlign w:val="top"/>
+          </w:tcPr>
+          <w:p>
+            <w:pPr>
+              <w:keepNext w:val="false"/>
+              <w:spacing w:after="20"/>
+            </w:pPr>
+            <w:r>
+              <w:rPr>
+                <w:color w:val="222222"/>
+                <w:sz w:val="16"/>
+                <w:szCs w:val="16"/>
+              </w:rPr>
+              <w:t xml:space="preserve">commands.js</w:t>
+            </w:r>
+          </w:p>
+        </w:tc>
+      </w:tr>
+      <w:tr>
+        <w:trPr>
+          <w:cantSplit/>
+        </w:trPr>
+        <w:tc>
+          <w:tcPr>
+            <w:tcW w:type="dxa" w:w="520"/>
+            <w:tcBorders>
+              <w:top w:val="single" w:color="BFC5CE" w:sz="4"/>
+              <w:left w:val="single" w:color="BFC5CE" w:sz="4"/>
+              <w:bottom w:val="single" w:color="BFC5CE" w:sz="4"/>
+              <w:right w:val="single" w:color="BFC5CE" w:sz="4"/>
+            </w:tcBorders>
+            <w:tcMar>
+              <w:top w:type="dxa" w:w="50"/>
+              <w:left w:type="dxa" w:w="90"/>
+              <w:bottom w:type="dxa" w:w="50"/>
+              <w:right w:type="dxa" w:w="90"/>
+            </w:tcMar>
+            <w:vAlign w:val="top"/>
+          </w:tcPr>
+          <w:p>
+            <w:pPr>
+              <w:keepNext w:val="false"/>
+              <w:spacing w:after="20"/>
+            </w:pPr>
+            <w:r>
+              <w:rPr>
+                <w:color w:val="222222"/>
+                <w:sz w:val="16"/>
+                <w:szCs w:val="16"/>
+              </w:rPr>
+              <w:t xml:space="preserve">46</w:t>
+            </w:r>
+          </w:p>
+        </w:tc>
+        <w:tc>
+          <w:tcPr>
+            <w:tcW w:type="dxa" w:w="3000"/>
+            <w:tcBorders>
+              <w:top w:val="single" w:color="BFC5CE" w:sz="4"/>
+              <w:left w:val="single" w:color="BFC5CE" w:sz="4"/>
+              <w:bottom w:val="single" w:color="BFC5CE" w:sz="4"/>
+              <w:right w:val="single" w:color="BFC5CE" w:sz="4"/>
+            </w:tcBorders>
+            <w:tcMar>
+              <w:top w:type="dxa" w:w="50"/>
+              <w:left w:type="dxa" w:w="90"/>
+              <w:bottom w:type="dxa" w:w="50"/>
+              <w:right w:type="dxa" w:w="90"/>
+            </w:tcMar>
+            <w:vAlign w:val="top"/>
+          </w:tcPr>
+          <w:p>
+            <w:pPr>
+              <w:keepNext w:val="false"/>
+              <w:spacing w:after="20"/>
+            </w:pPr>
+            <w:r>
+              <w:rPr>
+                <w:b/>
+                <w:bCs/>
+                <w:color w:val="222222"/>
+                <w:sz w:val="16"/>
+                <w:szCs w:val="16"/>
+              </w:rPr>
+              <w:t xml:space="preserve">Gemini invents or mishears the item</w:t>
+            </w:r>
+            <w:r>
+              <w:rPr>
+                <w:color w:val="222222"/>
+                <w:sz w:val="16"/>
+                <w:szCs w:val="16"/>
+              </w:rPr>
+              <w:t xml:space="preserve"> (item not in what was said)</w:t>
+            </w:r>
+          </w:p>
+        </w:tc>
+        <w:tc>
+          <w:tcPr>
+            <w:tcW w:type="dxa" w:w="3300"/>
+            <w:tcBorders>
+              <w:top w:val="single" w:color="BFC5CE" w:sz="4"/>
+              <w:left w:val="single" w:color="BFC5CE" w:sz="4"/>
+              <w:bottom w:val="single" w:color="BFC5CE" w:sz="4"/>
+              <w:right w:val="single" w:color="BFC5CE" w:sz="4"/>
+            </w:tcBorders>
+            <w:tcMar>
+              <w:top w:type="dxa" w:w="50"/>
+              <w:left w:type="dxa" w:w="90"/>
+              <w:bottom w:type="dxa" w:w="50"/>
+              <w:right w:type="dxa" w:w="90"/>
+            </w:tcMar>
+            <w:vAlign w:val="top"/>
+          </w:tcPr>
+          <w:p>
+            <w:pPr>
+              <w:keepNext w:val="false"/>
+              <w:spacing w:after="20"/>
+            </w:pPr>
+            <w:r>
+              <w:rPr>
+                <w:color w:val="222222"/>
+                <w:sz w:val="16"/>
+                <w:szCs w:val="16"/>
+              </w:rPr>
+              <w:t xml:space="preserve">"I couldn't make out the item."</w:t>
+            </w:r>
+          </w:p>
+        </w:tc>
+        <w:tc>
+          <w:tcPr>
+            <w:tcW w:type="dxa" w:w="4900"/>
+            <w:tcBorders>
+              <w:top w:val="single" w:color="BFC5CE" w:sz="4"/>
+              <w:left w:val="single" w:color="BFC5CE" w:sz="4"/>
+              <w:bottom w:val="single" w:color="BFC5CE" w:sz="4"/>
+              <w:right w:val="single" w:color="BFC5CE" w:sz="4"/>
+            </w:tcBorders>
+            <w:tcMar>
+              <w:top w:type="dxa" w:w="50"/>
+              <w:left w:type="dxa" w:w="90"/>
+              <w:bottom w:type="dxa" w:w="50"/>
+              <w:right w:type="dxa" w:w="90"/>
+            </w:tcMar>
+            <w:vAlign w:val="top"/>
+          </w:tcPr>
+          <w:p>
+            <w:pPr>
+              <w:keepNext w:val="false"/>
+              <w:spacing w:after="20"/>
+            </w:pPr>
+            <w:r>
+              <w:rPr>
+                <w:color w:val="222222"/>
+                <w:sz w:val="16"/>
+                <w:szCs w:val="16"/>
+              </w:rPr>
+              <w:t xml:space="preserve">Every word of the item must appear in the transcript</w:t>
+            </w:r>
+          </w:p>
+        </w:tc>
+        <w:tc>
+          <w:tcPr>
+            <w:tcW w:type="dxa" w:w="1050"/>
+            <w:tcBorders>
+              <w:top w:val="single" w:color="BFC5CE" w:sz="4"/>
+              <w:left w:val="single" w:color="BFC5CE" w:sz="4"/>
+              <w:bottom w:val="single" w:color="BFC5CE" w:sz="4"/>
+              <w:right w:val="single" w:color="BFC5CE" w:sz="4"/>
+            </w:tcBorders>
+            <w:shd w:fill="DFF0E0" w:color="auto" w:val="clear"/>
+            <w:tcMar>
+              <w:top w:type="dxa" w:w="50"/>
+              <w:left w:type="dxa" w:w="90"/>
+              <w:bottom w:type="dxa" w:w="50"/>
+              <w:right w:type="dxa" w:w="90"/>
+            </w:tcMar>
+            <w:vAlign w:val="top"/>
+          </w:tcPr>
+          <w:p>
+            <w:pPr>
+              <w:keepNext w:val="false"/>
+              <w:spacing w:after="20"/>
+            </w:pPr>
+            <w:r>
+              <w:rPr>
+                <w:b/>
+                <w:bCs/>
+                <w:color w:val="222222"/>
+                <w:sz w:val="16"/>
+                <w:szCs w:val="16"/>
+              </w:rPr>
+              <w:t xml:space="preserve">Handled</w:t>
+            </w:r>
+          </w:p>
+        </w:tc>
+        <w:tc>
+          <w:tcPr>
+            <w:tcW w:type="dxa" w:w="2268"/>
+            <w:tcBorders>
+              <w:top w:val="single" w:color="BFC5CE" w:sz="4"/>
+              <w:left w:val="single" w:color="BFC5CE" w:sz="4"/>
+              <w:bottom w:val="single" w:color="BFC5CE" w:sz="4"/>
+              <w:right w:val="single" w:color="BFC5CE" w:sz="4"/>
+            </w:tcBorders>
+            <w:tcMar>
+              <w:top w:type="dxa" w:w="50"/>
+              <w:left w:type="dxa" w:w="90"/>
+              <w:bottom w:type="dxa" w:w="50"/>
+              <w:right w:type="dxa" w:w="90"/>
+            </w:tcMar>
+            <w:vAlign w:val="top"/>
+          </w:tcPr>
+          <w:p>
+            <w:pPr>
+              <w:keepNext w:val="false"/>
+              <w:spacing w:after="20"/>
+            </w:pPr>
+            <w:r>
+              <w:rPr>
+                <w:color w:val="222222"/>
+                <w:sz w:val="16"/>
+                <w:szCs w:val="16"/>
+              </w:rPr>
+              <w:t xml:space="preserve">commands.js</w:t>
+            </w:r>
+          </w:p>
+        </w:tc>
+      </w:tr>
+      <w:tr>
+        <w:trPr>
+          <w:cantSplit/>
+        </w:trPr>
+        <w:tc>
+          <w:tcPr>
+            <w:tcW w:type="dxa" w:w="520"/>
+            <w:tcBorders>
+              <w:top w:val="single" w:color="BFC5CE" w:sz="4"/>
+              <w:left w:val="single" w:color="BFC5CE" w:sz="4"/>
+              <w:bottom w:val="single" w:color="BFC5CE" w:sz="4"/>
+              <w:right w:val="single" w:color="BFC5CE" w:sz="4"/>
+            </w:tcBorders>
+            <w:tcMar>
+              <w:top w:type="dxa" w:w="50"/>
+              <w:left w:type="dxa" w:w="90"/>
+              <w:bottom w:type="dxa" w:w="50"/>
+              <w:right w:type="dxa" w:w="90"/>
+            </w:tcMar>
+            <w:vAlign w:val="top"/>
+          </w:tcPr>
+          <w:p>
+            <w:pPr>
+              <w:keepNext w:val="false"/>
+              <w:spacing w:after="20"/>
+            </w:pPr>
+            <w:r>
+              <w:rPr>
+                <w:color w:val="222222"/>
+                <w:sz w:val="16"/>
+                <w:szCs w:val="16"/>
+              </w:rPr>
+              <w:t xml:space="preserve">47</w:t>
+            </w:r>
+          </w:p>
+        </w:tc>
+        <w:tc>
+          <w:tcPr>
+            <w:tcW w:type="dxa" w:w="3000"/>
+            <w:tcBorders>
+              <w:top w:val="single" w:color="BFC5CE" w:sz="4"/>
+              <w:left w:val="single" w:color="BFC5CE" w:sz="4"/>
+              <w:bottom w:val="single" w:color="BFC5CE" w:sz="4"/>
+              <w:right w:val="single" w:color="BFC5CE" w:sz="4"/>
+            </w:tcBorders>
+            <w:tcMar>
+              <w:top w:type="dxa" w:w="50"/>
+              <w:left w:type="dxa" w:w="90"/>
+              <w:bottom w:type="dxa" w:w="50"/>
+              <w:right w:type="dxa" w:w="90"/>
+            </w:tcMar>
+            <w:vAlign w:val="top"/>
+          </w:tcPr>
+          <w:p>
+            <w:pPr>
+              <w:keepNext w:val="false"/>
+              <w:spacing w:after="20"/>
+            </w:pPr>
+            <w:r>
+              <w:rPr>
+                <w:b/>
+                <w:bCs/>
+                <w:color w:val="222222"/>
+                <w:sz w:val="16"/>
+                <w:szCs w:val="16"/>
+              </w:rPr>
+              <w:t xml:space="preserve">Gemini answers the opposite action</w:t>
+            </w:r>
+            <w:r>
+              <w:rPr>
+                <w:color w:val="222222"/>
+                <w:sz w:val="16"/>
+                <w:szCs w:val="16"/>
+              </w:rPr>
+              <w:t xml:space="preserve"> (said "remove", Gemini returned "add")</w:t>
+            </w:r>
+          </w:p>
+        </w:tc>
+        <w:tc>
+          <w:tcPr>
+            <w:tcW w:type="dxa" w:w="3300"/>
+            <w:tcBorders>
+              <w:top w:val="single" w:color="BFC5CE" w:sz="4"/>
+              <w:left w:val="single" w:color="BFC5CE" w:sz="4"/>
+              <w:bottom w:val="single" w:color="BFC5CE" w:sz="4"/>
+              <w:right w:val="single" w:color="BFC5CE" w:sz="4"/>
+            </w:tcBorders>
+            <w:tcMar>
+              <w:top w:type="dxa" w:w="50"/>
+              <w:left w:type="dxa" w:w="90"/>
+              <w:bottom w:type="dxa" w:w="50"/>
+              <w:right w:type="dxa" w:w="90"/>
+            </w:tcMar>
+            <w:vAlign w:val="top"/>
+          </w:tcPr>
+          <w:p>
+            <w:pPr>
+              <w:keepNext w:val="false"/>
+              <w:spacing w:after="20"/>
+            </w:pPr>
+            <w:r>
+              <w:rPr>
+                <w:color w:val="222222"/>
+                <w:sz w:val="16"/>
+                <w:szCs w:val="16"/>
+              </w:rPr>
+              <w:t xml:space="preserve">Command help message</w:t>
+            </w:r>
+          </w:p>
+        </w:tc>
+        <w:tc>
+          <w:tcPr>
+            <w:tcW w:type="dxa" w:w="4900"/>
+            <w:tcBorders>
+              <w:top w:val="single" w:color="BFC5CE" w:sz="4"/>
+              <w:left w:val="single" w:color="BFC5CE" w:sz="4"/>
+              <w:bottom w:val="single" w:color="BFC5CE" w:sz="4"/>
+              <w:right w:val="single" w:color="BFC5CE" w:sz="4"/>
+            </w:tcBorders>
+            <w:tcMar>
+              <w:top w:type="dxa" w:w="50"/>
+              <w:left w:type="dxa" w:w="90"/>
+              <w:bottom w:type="dxa" w:w="50"/>
+              <w:right w:type="dxa" w:w="90"/>
+            </w:tcMar>
+            <w:vAlign w:val="top"/>
+          </w:tcPr>
+          <w:p>
+            <w:pPr>
+              <w:keepNext w:val="false"/>
+              <w:spacing w:after="20"/>
+            </w:pPr>
+            <w:r>
+              <w:rPr>
+                <w:color w:val="222222"/>
+                <w:sz w:val="16"/>
+                <w:szCs w:val="16"/>
+              </w:rPr>
+              <w:t xml:space="preserve">The verb in the sentence must match the action</w:t>
+            </w:r>
+          </w:p>
+        </w:tc>
+        <w:tc>
+          <w:tcPr>
+            <w:tcW w:type="dxa" w:w="1050"/>
+            <w:tcBorders>
+              <w:top w:val="single" w:color="BFC5CE" w:sz="4"/>
+              <w:left w:val="single" w:color="BFC5CE" w:sz="4"/>
+              <w:bottom w:val="single" w:color="BFC5CE" w:sz="4"/>
+              <w:right w:val="single" w:color="BFC5CE" w:sz="4"/>
+            </w:tcBorders>
+            <w:shd w:fill="DFF0E0" w:color="auto" w:val="clear"/>
+            <w:tcMar>
+              <w:top w:type="dxa" w:w="50"/>
+              <w:left w:type="dxa" w:w="90"/>
+              <w:bottom w:type="dxa" w:w="50"/>
+              <w:right w:type="dxa" w:w="90"/>
+            </w:tcMar>
+            <w:vAlign w:val="top"/>
+          </w:tcPr>
+          <w:p>
+            <w:pPr>
+              <w:keepNext w:val="false"/>
+              <w:spacing w:after="20"/>
+            </w:pPr>
+            <w:r>
+              <w:rPr>
+                <w:b/>
+                <w:bCs/>
+                <w:color w:val="222222"/>
+                <w:sz w:val="16"/>
+                <w:szCs w:val="16"/>
+              </w:rPr>
+              <w:t xml:space="preserve">Handled</w:t>
+            </w:r>
+          </w:p>
+        </w:tc>
+        <w:tc>
+          <w:tcPr>
+            <w:tcW w:type="dxa" w:w="2268"/>
+            <w:tcBorders>
+              <w:top w:val="single" w:color="BFC5CE" w:sz="4"/>
+              <w:left w:val="single" w:color="BFC5CE" w:sz="4"/>
+              <w:bottom w:val="single" w:color="BFC5CE" w:sz="4"/>
+              <w:right w:val="single" w:color="BFC5CE" w:sz="4"/>
+            </w:tcBorders>
+            <w:tcMar>
+              <w:top w:type="dxa" w:w="50"/>
+              <w:left w:type="dxa" w:w="90"/>
+              <w:bottom w:type="dxa" w:w="50"/>
+              <w:right w:type="dxa" w:w="90"/>
+            </w:tcMar>
+            <w:vAlign w:val="top"/>
+          </w:tcPr>
+          <w:p>
+            <w:pPr>
+              <w:keepNext w:val="false"/>
+              <w:spacing w:after="20"/>
+            </w:pPr>
+            <w:r>
+              <w:rPr>
+                <w:color w:val="222222"/>
+                <w:sz w:val="16"/>
+                <w:szCs w:val="16"/>
+              </w:rPr>
+              <w:t xml:space="preserve">commands.js</w:t>
+            </w:r>
+          </w:p>
+        </w:tc>
+      </w:tr>
+      <w:tr>
+        <w:trPr>
+          <w:cantSplit/>
+        </w:trPr>
+        <w:tc>
+          <w:tcPr>
+            <w:tcW w:type="dxa" w:w="520"/>
+            <w:tcBorders>
+              <w:top w:val="single" w:color="BFC5CE" w:sz="4"/>
+              <w:left w:val="single" w:color="BFC5CE" w:sz="4"/>
+              <w:bottom w:val="single" w:color="BFC5CE" w:sz="4"/>
+              <w:right w:val="single" w:color="BFC5CE" w:sz="4"/>
+            </w:tcBorders>
+            <w:tcMar>
+              <w:top w:type="dxa" w:w="50"/>
+              <w:left w:type="dxa" w:w="90"/>
+              <w:bottom w:type="dxa" w:w="50"/>
+              <w:right w:type="dxa" w:w="90"/>
+            </w:tcMar>
+            <w:vAlign w:val="top"/>
+          </w:tcPr>
+          <w:p>
+            <w:pPr>
+              <w:keepNext w:val="false"/>
+              <w:spacing w:after="20"/>
+            </w:pPr>
+            <w:r>
+              <w:rPr>
+                <w:color w:val="222222"/>
+                <w:sz w:val="16"/>
+                <w:szCs w:val="16"/>
+              </w:rPr>
+              <w:t xml:space="preserve">48</w:t>
+            </w:r>
+          </w:p>
+        </w:tc>
+        <w:tc>
+          <w:tcPr>
+            <w:tcW w:type="dxa" w:w="3000"/>
+            <w:tcBorders>
+              <w:top w:val="single" w:color="BFC5CE" w:sz="4"/>
+              <w:left w:val="single" w:color="BFC5CE" w:sz="4"/>
+              <w:bottom w:val="single" w:color="BFC5CE" w:sz="4"/>
+              <w:right w:val="single" w:color="BFC5CE" w:sz="4"/>
+            </w:tcBorders>
+            <w:tcMar>
+              <w:top w:type="dxa" w:w="50"/>
+              <w:left w:type="dxa" w:w="90"/>
+              <w:bottom w:type="dxa" w:w="50"/>
+              <w:right w:type="dxa" w:w="90"/>
+            </w:tcMar>
+            <w:vAlign w:val="top"/>
+          </w:tcPr>
+          <w:p>
+            <w:pPr>
+              <w:keepNext w:val="false"/>
+              <w:spacing w:after="20"/>
+            </w:pPr>
+            <w:r>
+              <w:rPr>
+                <w:b/>
+                <w:bCs/>
+                <w:color w:val="222222"/>
+                <w:sz w:val="16"/>
+                <w:szCs w:val="16"/>
+              </w:rPr>
+              <w:t xml:space="preserve">Strange but explicit item</w:t>
+            </w:r>
+            <w:r>
+              <w:rPr>
+                <w:color w:val="222222"/>
+                <w:sz w:val="16"/>
+                <w:szCs w:val="16"/>
+              </w:rPr>
+              <w:t xml:space="preserve"> ("add where are you to my shopping list")</w:t>
+            </w:r>
+          </w:p>
+        </w:tc>
+        <w:tc>
+          <w:tcPr>
+            <w:tcW w:type="dxa" w:w="3300"/>
+            <w:tcBorders>
+              <w:top w:val="single" w:color="BFC5CE" w:sz="4"/>
+              <w:left w:val="single" w:color="BFC5CE" w:sz="4"/>
+              <w:bottom w:val="single" w:color="BFC5CE" w:sz="4"/>
+              <w:right w:val="single" w:color="BFC5CE" w:sz="4"/>
+            </w:tcBorders>
+            <w:tcMar>
+              <w:top w:type="dxa" w:w="50"/>
+              <w:left w:type="dxa" w:w="90"/>
+              <w:bottom w:type="dxa" w:w="50"/>
+              <w:right w:type="dxa" w:w="90"/>
+            </w:tcMar>
+            <w:vAlign w:val="top"/>
+          </w:tcPr>
+          <w:p>
+            <w:pPr>
+              <w:keepNext w:val="false"/>
+              <w:spacing w:after="20"/>
+            </w:pPr>
+            <w:r>
+              <w:rPr>
+                <w:color w:val="222222"/>
+                <w:sz w:val="16"/>
+                <w:szCs w:val="16"/>
+              </w:rPr>
+              <w:t xml:space="preserve">Added as "where are you"</w:t>
+            </w:r>
+          </w:p>
+        </w:tc>
+        <w:tc>
+          <w:tcPr>
+            <w:tcW w:type="dxa" w:w="4900"/>
+            <w:tcBorders>
+              <w:top w:val="single" w:color="BFC5CE" w:sz="4"/>
+              <w:left w:val="single" w:color="BFC5CE" w:sz="4"/>
+              <w:bottom w:val="single" w:color="BFC5CE" w:sz="4"/>
+              <w:right w:val="single" w:color="BFC5CE" w:sz="4"/>
+            </w:tcBorders>
+            <w:tcMar>
+              <w:top w:type="dxa" w:w="50"/>
+              <w:left w:type="dxa" w:w="90"/>
+              <w:bottom w:type="dxa" w:w="50"/>
+              <w:right w:type="dxa" w:w="90"/>
+            </w:tcMar>
+            <w:vAlign w:val="top"/>
+          </w:tcPr>
+          <w:p>
+            <w:pPr>
+              <w:keepNext w:val="false"/>
+              <w:spacing w:after="20"/>
+            </w:pPr>
+            <w:r>
+              <w:rPr>
+                <w:color w:val="222222"/>
+                <w:sz w:val="16"/>
+                <w:szCs w:val="16"/>
+              </w:rPr>
+              <w:t xml:space="preserve">Decided by the sentence structure, not by what the item means</w:t>
+            </w:r>
+          </w:p>
+        </w:tc>
+        <w:tc>
+          <w:tcPr>
+            <w:tcW w:type="dxa" w:w="1050"/>
+            <w:tcBorders>
+              <w:top w:val="single" w:color="BFC5CE" w:sz="4"/>
+              <w:left w:val="single" w:color="BFC5CE" w:sz="4"/>
+              <w:bottom w:val="single" w:color="BFC5CE" w:sz="4"/>
+              <w:right w:val="single" w:color="BFC5CE" w:sz="4"/>
+            </w:tcBorders>
+            <w:shd w:fill="DFF0E0" w:color="auto" w:val="clear"/>
+            <w:tcMar>
+              <w:top w:type="dxa" w:w="50"/>
+              <w:left w:type="dxa" w:w="90"/>
+              <w:bottom w:type="dxa" w:w="50"/>
+              <w:right w:type="dxa" w:w="90"/>
+            </w:tcMar>
+            <w:vAlign w:val="top"/>
+          </w:tcPr>
+          <w:p>
+            <w:pPr>
+              <w:keepNext w:val="false"/>
+              <w:spacing w:after="20"/>
+            </w:pPr>
+            <w:r>
+              <w:rPr>
+                <w:b/>
+                <w:bCs/>
+                <w:color w:val="222222"/>
+                <w:sz w:val="16"/>
+                <w:szCs w:val="16"/>
+              </w:rPr>
+              <w:t xml:space="preserve">Handled</w:t>
+            </w:r>
+          </w:p>
+        </w:tc>
+        <w:tc>
+          <w:tcPr>
+            <w:tcW w:type="dxa" w:w="2268"/>
+            <w:tcBorders>
+              <w:top w:val="single" w:color="BFC5CE" w:sz="4"/>
+              <w:left w:val="single" w:color="BFC5CE" w:sz="4"/>
+              <w:bottom w:val="single" w:color="BFC5CE" w:sz="4"/>
+              <w:right w:val="single" w:color="BFC5CE" w:sz="4"/>
+            </w:tcBorders>
+            <w:tcMar>
+              <w:top w:type="dxa" w:w="50"/>
+              <w:left w:type="dxa" w:w="90"/>
+              <w:bottom w:type="dxa" w:w="50"/>
+              <w:right w:type="dxa" w:w="90"/>
+            </w:tcMar>
+            <w:vAlign w:val="top"/>
+          </w:tcPr>
+          <w:p>
+            <w:pPr>
+              <w:keepNext w:val="false"/>
+              <w:spacing w:after="20"/>
+            </w:pPr>
+            <w:r>
+              <w:rPr>
+                <w:color w:val="222222"/>
+                <w:sz w:val="16"/>
+                <w:szCs w:val="16"/>
+              </w:rPr>
+              <w:t xml:space="preserve">server.js, commands.js</w:t>
+            </w:r>
+          </w:p>
+        </w:tc>
+      </w:tr>
+      <w:tr>
+        <w:trPr>
+          <w:cantSplit/>
+        </w:trPr>
+        <w:tc>
+          <w:tcPr>
+            <w:tcW w:type="dxa" w:w="520"/>
+            <w:tcBorders>
+              <w:top w:val="single" w:color="BFC5CE" w:sz="4"/>
+              <w:left w:val="single" w:color="BFC5CE" w:sz="4"/>
+              <w:bottom w:val="single" w:color="BFC5CE" w:sz="4"/>
+              <w:right w:val="single" w:color="BFC5CE" w:sz="4"/>
+            </w:tcBorders>
+            <w:tcMar>
+              <w:top w:type="dxa" w:w="50"/>
+              <w:left w:type="dxa" w:w="90"/>
+              <w:bottom w:type="dxa" w:w="50"/>
+              <w:right w:type="dxa" w:w="90"/>
+            </w:tcMar>
+            <w:vAlign w:val="top"/>
+          </w:tcPr>
+          <w:p>
+            <w:pPr>
+              <w:keepNext w:val="false"/>
+              <w:spacing w:after="20"/>
+            </w:pPr>
+            <w:r>
+              <w:rPr>
+                <w:color w:val="222222"/>
+                <w:sz w:val="16"/>
+                <w:szCs w:val="16"/>
+              </w:rPr>
+              <w:t xml:space="preserve">49</w:t>
+            </w:r>
+          </w:p>
+        </w:tc>
+        <w:tc>
+          <w:tcPr>
+            <w:tcW w:type="dxa" w:w="3000"/>
+            <w:tcBorders>
+              <w:top w:val="single" w:color="BFC5CE" w:sz="4"/>
+              <w:left w:val="single" w:color="BFC5CE" w:sz="4"/>
+              <w:bottom w:val="single" w:color="BFC5CE" w:sz="4"/>
+              <w:right w:val="single" w:color="BFC5CE" w:sz="4"/>
+            </w:tcBorders>
+            <w:tcMar>
+              <w:top w:type="dxa" w:w="50"/>
+              <w:left w:type="dxa" w:w="90"/>
+              <w:bottom w:type="dxa" w:w="50"/>
+              <w:right w:type="dxa" w:w="90"/>
+            </w:tcMar>
+            <w:vAlign w:val="top"/>
+          </w:tcPr>
+          <w:p>
+            <w:pPr>
+              <w:keepNext w:val="false"/>
+              <w:spacing w:after="20"/>
+            </w:pPr>
+            <w:r>
+              <w:rPr>
+                <w:b/>
+                <w:bCs/>
+                <w:color w:val="222222"/>
+                <w:sz w:val="16"/>
+                <w:szCs w:val="16"/>
+              </w:rPr>
+              <w:t xml:space="preserve">Item too long</w:t>
+            </w:r>
+            <w:r>
+              <w:rPr>
+                <w:color w:val="222222"/>
+                <w:sz w:val="16"/>
+                <w:szCs w:val="16"/>
+              </w:rPr>
+              <w:t xml:space="preserve"> (over 40 characters) or only filler words ("add the")</w:t>
+            </w:r>
+          </w:p>
+        </w:tc>
+        <w:tc>
+          <w:tcPr>
+            <w:tcW w:type="dxa" w:w="3300"/>
+            <w:tcBorders>
+              <w:top w:val="single" w:color="BFC5CE" w:sz="4"/>
+              <w:left w:val="single" w:color="BFC5CE" w:sz="4"/>
+              <w:bottom w:val="single" w:color="BFC5CE" w:sz="4"/>
+              <w:right w:val="single" w:color="BFC5CE" w:sz="4"/>
+            </w:tcBorders>
+            <w:tcMar>
+              <w:top w:type="dxa" w:w="50"/>
+              <w:left w:type="dxa" w:w="90"/>
+              <w:bottom w:type="dxa" w:w="50"/>
+              <w:right w:type="dxa" w:w="90"/>
+            </w:tcMar>
+            <w:vAlign w:val="top"/>
+          </w:tcPr>
+          <w:p>
+            <w:pPr>
+              <w:keepNext w:val="false"/>
+              <w:spacing w:after="20"/>
+            </w:pPr>
+            <w:r>
+              <w:rPr>
+                <w:color w:val="222222"/>
+                <w:sz w:val="16"/>
+                <w:szCs w:val="16"/>
+              </w:rPr>
+              <w:t xml:space="preserve">"That item is too long" / "I couldn't make out the item"</w:t>
+            </w:r>
+          </w:p>
+        </w:tc>
+        <w:tc>
+          <w:tcPr>
+            <w:tcW w:type="dxa" w:w="4900"/>
+            <w:tcBorders>
+              <w:top w:val="single" w:color="BFC5CE" w:sz="4"/>
+              <w:left w:val="single" w:color="BFC5CE" w:sz="4"/>
+              <w:bottom w:val="single" w:color="BFC5CE" w:sz="4"/>
+              <w:right w:val="single" w:color="BFC5CE" w:sz="4"/>
+            </w:tcBorders>
+            <w:tcMar>
+              <w:top w:type="dxa" w:w="50"/>
+              <w:left w:type="dxa" w:w="90"/>
+              <w:bottom w:type="dxa" w:w="50"/>
+              <w:right w:type="dxa" w:w="90"/>
+            </w:tcMar>
+            <w:vAlign w:val="top"/>
+          </w:tcPr>
+          <w:p>
+            <w:pPr>
+              <w:keepNext w:val="false"/>
+              <w:spacing w:after="20"/>
+            </w:pPr>
+            <w:r>
+              <w:rPr>
+                <w:color w:val="222222"/>
+                <w:sz w:val="16"/>
+                <w:szCs w:val="16"/>
+              </w:rPr>
+              <w:t xml:space="preserve">Rejected; the display keeps up to 47 bytes per item</w:t>
+            </w:r>
+          </w:p>
+        </w:tc>
+        <w:tc>
+          <w:tcPr>
+            <w:tcW w:type="dxa" w:w="1050"/>
+            <w:tcBorders>
+              <w:top w:val="single" w:color="BFC5CE" w:sz="4"/>
+              <w:left w:val="single" w:color="BFC5CE" w:sz="4"/>
+              <w:bottom w:val="single" w:color="BFC5CE" w:sz="4"/>
+              <w:right w:val="single" w:color="BFC5CE" w:sz="4"/>
+            </w:tcBorders>
+            <w:shd w:fill="DFF0E0" w:color="auto" w:val="clear"/>
+            <w:tcMar>
+              <w:top w:type="dxa" w:w="50"/>
+              <w:left w:type="dxa" w:w="90"/>
+              <w:bottom w:type="dxa" w:w="50"/>
+              <w:right w:type="dxa" w:w="90"/>
+            </w:tcMar>
+            <w:vAlign w:val="top"/>
+          </w:tcPr>
+          <w:p>
+            <w:pPr>
+              <w:keepNext w:val="false"/>
+              <w:spacing w:after="20"/>
+            </w:pPr>
+            <w:r>
+              <w:rPr>
+                <w:b/>
+                <w:bCs/>
+                <w:color w:val="222222"/>
+                <w:sz w:val="16"/>
+                <w:szCs w:val="16"/>
+              </w:rPr>
+              <w:t xml:space="preserve">Handled</w:t>
+            </w:r>
+          </w:p>
+        </w:tc>
+        <w:tc>
+          <w:tcPr>
+            <w:tcW w:type="dxa" w:w="2268"/>
+            <w:tcBorders>
+              <w:top w:val="single" w:color="BFC5CE" w:sz="4"/>
+              <w:left w:val="single" w:color="BFC5CE" w:sz="4"/>
+              <w:bottom w:val="single" w:color="BFC5CE" w:sz="4"/>
+              <w:right w:val="single" w:color="BFC5CE" w:sz="4"/>
+            </w:tcBorders>
+            <w:tcMar>
+              <w:top w:type="dxa" w:w="50"/>
+              <w:left w:type="dxa" w:w="90"/>
+              <w:bottom w:type="dxa" w:w="50"/>
+              <w:right w:type="dxa" w:w="90"/>
+            </w:tcMar>
+            <w:vAlign w:val="top"/>
+          </w:tcPr>
+          <w:p>
+            <w:pPr>
+              <w:keepNext w:val="false"/>
+              <w:spacing w:after="20"/>
+            </w:pPr>
+            <w:r>
+              <w:rPr>
+                <w:color w:val="222222"/>
+                <w:sz w:val="16"/>
+                <w:szCs w:val="16"/>
+              </w:rPr>
+              <w:t xml:space="preserve">commands.js</w:t>
+            </w:r>
+          </w:p>
+        </w:tc>
+      </w:tr>
+      <w:tr>
+        <w:trPr>
+          <w:cantSplit/>
+        </w:trPr>
+        <w:tc>
+          <w:tcPr>
+            <w:tcW w:type="dxa" w:w="520"/>
+            <w:tcBorders>
+              <w:top w:val="single" w:color="BFC5CE" w:sz="4"/>
+              <w:left w:val="single" w:color="BFC5CE" w:sz="4"/>
+              <w:bottom w:val="single" w:color="BFC5CE" w:sz="4"/>
+              <w:right w:val="single" w:color="BFC5CE" w:sz="4"/>
+            </w:tcBorders>
+            <w:tcMar>
+              <w:top w:type="dxa" w:w="50"/>
+              <w:left w:type="dxa" w:w="90"/>
+              <w:bottom w:type="dxa" w:w="50"/>
+              <w:right w:type="dxa" w:w="90"/>
+            </w:tcMar>
+            <w:vAlign w:val="top"/>
+          </w:tcPr>
+          <w:p>
+            <w:pPr>
+              <w:keepNext w:val="false"/>
+              <w:spacing w:after="20"/>
+            </w:pPr>
+            <w:r>
+              <w:rPr>
+                <w:color w:val="222222"/>
+                <w:sz w:val="16"/>
+                <w:szCs w:val="16"/>
+              </w:rPr>
+              <w:t xml:space="preserve">50</w:t>
+            </w:r>
+          </w:p>
+        </w:tc>
+        <w:tc>
+          <w:tcPr>
+            <w:tcW w:type="dxa" w:w="3000"/>
+            <w:tcBorders>
+              <w:top w:val="single" w:color="BFC5CE" w:sz="4"/>
+              <w:left w:val="single" w:color="BFC5CE" w:sz="4"/>
+              <w:bottom w:val="single" w:color="BFC5CE" w:sz="4"/>
+              <w:right w:val="single" w:color="BFC5CE" w:sz="4"/>
+            </w:tcBorders>
+            <w:tcMar>
+              <w:top w:type="dxa" w:w="50"/>
+              <w:left w:type="dxa" w:w="90"/>
+              <w:bottom w:type="dxa" w:w="50"/>
+              <w:right w:type="dxa" w:w="90"/>
+            </w:tcMar>
+            <w:vAlign w:val="top"/>
+          </w:tcPr>
+          <w:p>
+            <w:pPr>
+              <w:keepNext w:val="false"/>
+              <w:spacing w:after="20"/>
+            </w:pPr>
+            <w:r>
+              <w:rPr>
+                <w:b/>
+                <w:bCs/>
+                <w:color w:val="222222"/>
+                <w:sz w:val="16"/>
+                <w:szCs w:val="16"/>
+              </w:rPr>
+              <w:t xml:space="preserve">Fillers and capitals</w:t>
+            </w:r>
+            <w:r>
+              <w:rPr>
+                <w:color w:val="222222"/>
+                <w:sz w:val="16"/>
+                <w:szCs w:val="16"/>
+              </w:rPr>
+              <w:t xml:space="preserve"> ("please add the Milk.")</w:t>
+            </w:r>
+          </w:p>
+        </w:tc>
+        <w:tc>
+          <w:tcPr>
+            <w:tcW w:type="dxa" w:w="3300"/>
+            <w:tcBorders>
+              <w:top w:val="single" w:color="BFC5CE" w:sz="4"/>
+              <w:left w:val="single" w:color="BFC5CE" w:sz="4"/>
+              <w:bottom w:val="single" w:color="BFC5CE" w:sz="4"/>
+              <w:right w:val="single" w:color="BFC5CE" w:sz="4"/>
+            </w:tcBorders>
+            <w:tcMar>
+              <w:top w:type="dxa" w:w="50"/>
+              <w:left w:type="dxa" w:w="90"/>
+              <w:bottom w:type="dxa" w:w="50"/>
+              <w:right w:type="dxa" w:w="90"/>
+            </w:tcMar>
+            <w:vAlign w:val="top"/>
+          </w:tcPr>
+          <w:p>
+            <w:pPr>
+              <w:keepNext w:val="false"/>
+              <w:spacing w:after="20"/>
+            </w:pPr>
+            <w:r>
+              <w:rPr>
+                <w:color w:val="222222"/>
+                <w:sz w:val="16"/>
+                <w:szCs w:val="16"/>
+              </w:rPr>
+              <w:t xml:space="preserve">Added as "Milk"</w:t>
+            </w:r>
+          </w:p>
+        </w:tc>
+        <w:tc>
+          <w:tcPr>
+            <w:tcW w:type="dxa" w:w="4900"/>
+            <w:tcBorders>
+              <w:top w:val="single" w:color="BFC5CE" w:sz="4"/>
+              <w:left w:val="single" w:color="BFC5CE" w:sz="4"/>
+              <w:bottom w:val="single" w:color="BFC5CE" w:sz="4"/>
+              <w:right w:val="single" w:color="BFC5CE" w:sz="4"/>
+            </w:tcBorders>
+            <w:tcMar>
+              <w:top w:type="dxa" w:w="50"/>
+              <w:left w:type="dxa" w:w="90"/>
+              <w:bottom w:type="dxa" w:w="50"/>
+              <w:right w:type="dxa" w:w="90"/>
+            </w:tcMar>
+            <w:vAlign w:val="top"/>
+          </w:tcPr>
+          <w:p>
+            <w:pPr>
+              <w:keepNext w:val="false"/>
+              <w:spacing w:after="20"/>
+            </w:pPr>
+            <w:r>
+              <w:rPr>
+                <w:color w:val="222222"/>
+                <w:sz w:val="16"/>
+                <w:szCs w:val="16"/>
+              </w:rPr>
+              <w:t xml:space="preserve">"please", "a", "the", "some" at the start are dropped; punctuation ignored</w:t>
+            </w:r>
+          </w:p>
+        </w:tc>
+        <w:tc>
+          <w:tcPr>
+            <w:tcW w:type="dxa" w:w="1050"/>
+            <w:tcBorders>
+              <w:top w:val="single" w:color="BFC5CE" w:sz="4"/>
+              <w:left w:val="single" w:color="BFC5CE" w:sz="4"/>
+              <w:bottom w:val="single" w:color="BFC5CE" w:sz="4"/>
+              <w:right w:val="single" w:color="BFC5CE" w:sz="4"/>
+            </w:tcBorders>
+            <w:shd w:fill="DFF0E0" w:color="auto" w:val="clear"/>
+            <w:tcMar>
+              <w:top w:type="dxa" w:w="50"/>
+              <w:left w:type="dxa" w:w="90"/>
+              <w:bottom w:type="dxa" w:w="50"/>
+              <w:right w:type="dxa" w:w="90"/>
+            </w:tcMar>
+            <w:vAlign w:val="top"/>
+          </w:tcPr>
+          <w:p>
+            <w:pPr>
+              <w:keepNext w:val="false"/>
+              <w:spacing w:after="20"/>
+            </w:pPr>
+            <w:r>
+              <w:rPr>
+                <w:b/>
+                <w:bCs/>
+                <w:color w:val="222222"/>
+                <w:sz w:val="16"/>
+                <w:szCs w:val="16"/>
+              </w:rPr>
+              <w:t xml:space="preserve">Handled</w:t>
+            </w:r>
+          </w:p>
+        </w:tc>
+        <w:tc>
+          <w:tcPr>
+            <w:tcW w:type="dxa" w:w="2268"/>
+            <w:tcBorders>
+              <w:top w:val="single" w:color="BFC5CE" w:sz="4"/>
+              <w:left w:val="single" w:color="BFC5CE" w:sz="4"/>
+              <w:bottom w:val="single" w:color="BFC5CE" w:sz="4"/>
+              <w:right w:val="single" w:color="BFC5CE" w:sz="4"/>
+            </w:tcBorders>
+            <w:tcMar>
+              <w:top w:type="dxa" w:w="50"/>
+              <w:left w:type="dxa" w:w="90"/>
+              <w:bottom w:type="dxa" w:w="50"/>
+              <w:right w:type="dxa" w:w="90"/>
+            </w:tcMar>
+            <w:vAlign w:val="top"/>
+          </w:tcPr>
+          <w:p>
+            <w:pPr>
+              <w:keepNext w:val="false"/>
+              <w:spacing w:after="20"/>
+            </w:pPr>
+            <w:r>
+              <w:rPr>
+                <w:color w:val="222222"/>
+                <w:sz w:val="16"/>
+                <w:szCs w:val="16"/>
+              </w:rPr>
+              <w:t xml:space="preserve">commands.js</w:t>
             </w:r>
           </w:p>
         </w:tc>
@@ -7941,7 +12251,7 @@
                 <w:sz w:val="16"/>
                 <w:szCs w:val="16"/>
               </w:rPr>
-              <w:t xml:space="preserve">32</w:t>
+              <w:t xml:space="preserve">51</w:t>
             </w:r>
           </w:p>
         </w:tc>
@@ -8143,7 +12453,7 @@
                 <w:sz w:val="16"/>
                 <w:szCs w:val="16"/>
               </w:rPr>
-              <w:t xml:space="preserve">33</w:t>
+              <w:t xml:space="preserve">52</w:t>
             </w:r>
           </w:p>
         </w:tc>
@@ -8353,7 +12663,7 @@
                 <w:sz w:val="16"/>
                 <w:szCs w:val="16"/>
               </w:rPr>
-              <w:t xml:space="preserve">34</w:t>
+              <w:t xml:space="preserve">53</w:t>
             </w:r>
           </w:p>
         </w:tc>
@@ -8387,7 +12697,15 @@
                 <w:sz w:val="16"/>
                 <w:szCs w:val="16"/>
               </w:rPr>
-              <w:t xml:space="preserve">Item ticked by mistake</w:t>
+              <w:t xml:space="preserve">All Home widgets hidden</w:t>
+            </w:r>
+            <w:r>
+              <w:rPr>
+                <w:color w:val="222222"/>
+                <w:sz w:val="16"/>
+                <w:szCs w:val="16"/>
+              </w:rPr>
+              <w:t xml:space="preserve"> (Settings → Home screen)</w:t>
             </w:r>
           </w:p>
         </w:tc>
@@ -8419,7 +12737,7 @@
                 <w:sz w:val="16"/>
                 <w:szCs w:val="16"/>
               </w:rPr>
-              <w:t xml:space="preserve">Row crossed out</w:t>
+              <w:t xml:space="preserve">"All widgets are hidden - Turn them on in Settings &gt; Home screen"; the greeting row and ⚙ stay</w:t>
             </w:r>
           </w:p>
         </w:tc>
@@ -8451,7 +12769,7 @@
                 <w:sz w:val="16"/>
                 <w:szCs w:val="16"/>
               </w:rPr>
-              <w:t xml:space="preserve">Removed only after 2 s; tapping it again keeps it</w:t>
+              <w:t xml:space="preserve">The gear always stays, so the user can turn widgets back on</w:t>
             </w:r>
           </w:p>
         </w:tc>
@@ -8518,7 +12836,7 @@
                 <w:sz w:val="16"/>
                 <w:szCs w:val="16"/>
               </w:rPr>
-              <w:t xml:space="preserve">lists_screen.h</w:t>
+              <w:t xml:space="preserve">home.h</w:t>
             </w:r>
           </w:p>
         </w:tc>
@@ -8555,7 +12873,7 @@
                 <w:sz w:val="16"/>
                 <w:szCs w:val="16"/>
               </w:rPr>
-              <w:t xml:space="preserve">35</w:t>
+              <w:t xml:space="preserve">54</w:t>
             </w:r>
           </w:p>
         </w:tc>
@@ -8589,7 +12907,15 @@
                 <w:sz w:val="16"/>
                 <w:szCs w:val="16"/>
               </w:rPr>
-              <w:t xml:space="preserve">Brightness slider pulled to the bottom</w:t>
+              <w:t xml:space="preserve">A widget gets very little room</w:t>
+            </w:r>
+            <w:r>
+              <w:rPr>
+                <w:color w:val="222222"/>
+                <w:sz w:val="16"/>
+                <w:szCs w:val="16"/>
+              </w:rPr>
+              <w:t xml:space="preserve"> (one widget Big, all four shown)</w:t>
             </w:r>
           </w:p>
         </w:tc>
@@ -8621,7 +12947,7 @@
                 <w:sz w:val="16"/>
                 <w:szCs w:val="16"/>
               </w:rPr>
-              <w:t xml:space="preserve">Screen stays dimly lit</w:t>
+              <w:t xml:space="preserve">Compact versions: one or two lines (e.g. "Shopping 7 / To-do 2", "Today 18:00 / Team meeting")</w:t>
             </w:r>
           </w:p>
         </w:tc>
@@ -8653,7 +12979,7 @@
                 <w:sz w:val="16"/>
                 <w:szCs w:val="16"/>
               </w:rPr>
-              <w:t xml:space="preserve">Minimum is 10/255 (4 %), so the screen can never be turned fully dark by mistake</w:t>
+              <w:t xml:space="preserve">Every widget is at least 48 px tall and has a compact version for it; all 80 layouts checked on a computer</w:t>
             </w:r>
           </w:p>
         </w:tc>
@@ -8720,7 +13046,7 @@
                 <w:sz w:val="16"/>
                 <w:szCs w:val="16"/>
               </w:rPr>
-              <w:t xml:space="preserve">settings.h</w:t>
+              <w:t xml:space="preserve">home_layout.h, tools/test_home_layout</w:t>
             </w:r>
           </w:p>
         </w:tc>
@@ -8757,7 +13083,7 @@
                 <w:sz w:val="16"/>
                 <w:szCs w:val="16"/>
               </w:rPr>
-              <w:t xml:space="preserve">36</w:t>
+              <w:t xml:space="preserve">55</w:t>
             </w:r>
           </w:p>
         </w:tc>
@@ -8791,7 +13117,7 @@
                 <w:sz w:val="16"/>
                 <w:szCs w:val="16"/>
               </w:rPr>
-              <w:t xml:space="preserve">Empty list</w:t>
+              <w:t xml:space="preserve">Lists widget hidden, a voice command arrives</w:t>
             </w:r>
           </w:p>
         </w:tc>
@@ -8823,7 +13149,7 @@
                 <w:sz w:val="16"/>
                 <w:szCs w:val="16"/>
               </w:rPr>
-              <w:t xml:space="preserve">"Shopping list is empty" / "Nothing to do"</w:t>
+              <w:t xml:space="preserve">The list opens with the pop-up as usual</w:t>
             </w:r>
           </w:p>
         </w:tc>
@@ -8855,7 +13181,7 @@
                 <w:sz w:val="16"/>
                 <w:szCs w:val="16"/>
               </w:rPr>
-              <w:t xml:space="preserve">-</w:t>
+              <w:t xml:space="preserve">Hiding a widget only removes it from Home; lists and voice commands keep working. Hidden Weather / Next event stop downloading</w:t>
             </w:r>
           </w:p>
         </w:tc>
@@ -8922,7 +13248,7 @@
                 <w:sz w:val="16"/>
                 <w:szCs w:val="16"/>
               </w:rPr>
-              <w:t xml:space="preserve">lists_screen.h</w:t>
+              <w:t xml:space="preserve">display_ui.h, weather.h, calendar.h</w:t>
             </w:r>
           </w:p>
         </w:tc>
@@ -8959,7 +13285,7 @@
                 <w:sz w:val="16"/>
                 <w:szCs w:val="16"/>
               </w:rPr>
-              <w:t xml:space="preserve">37</w:t>
+              <w:t xml:space="preserve">56</w:t>
             </w:r>
           </w:p>
         </w:tc>
@@ -8993,15 +13319,7 @@
                 <w:sz w:val="16"/>
                 <w:szCs w:val="16"/>
               </w:rPr>
-              <w:t xml:space="preserve">Text longer than its space</w:t>
-            </w:r>
-            <w:r>
-              <w:rPr>
-                <w:color w:val="222222"/>
-                <w:sz w:val="16"/>
-                <w:szCs w:val="16"/>
-              </w:rPr>
-              <w:t xml:space="preserve"> (city, item, event)</w:t>
+              <w:t xml:space="preserve">Item ticked by mistake</w:t>
             </w:r>
           </w:p>
         </w:tc>
@@ -9033,7 +13351,7 @@
                 <w:sz w:val="16"/>
                 <w:szCs w:val="16"/>
               </w:rPr>
-              <w:t xml:space="preserve">One line with "…"; Hebrew right-to-left</w:t>
+              <w:t xml:space="preserve">Row crossed out</w:t>
             </w:r>
           </w:p>
         </w:tc>
@@ -9065,7 +13383,7 @@
                 <w:sz w:val="16"/>
                 <w:szCs w:val="16"/>
               </w:rPr>
-              <w:t xml:space="preserve">-</w:t>
+              <w:t>Removed only after 3 s (a pop-up says how to keep it); tapping it again keeps it</w:t>
             </w:r>
           </w:p>
         </w:tc>
@@ -9132,7 +13450,7 @@
                 <w:sz w:val="16"/>
                 <w:szCs w:val="16"/>
               </w:rPr>
-              <w:t xml:space="preserve">shared_ui.h</w:t>
+              <w:t xml:space="preserve">lists_screen.h</w:t>
             </w:r>
           </w:p>
         </w:tc>
@@ -9169,7 +13487,621 @@
                 <w:sz w:val="16"/>
                 <w:szCs w:val="16"/>
               </w:rPr>
-              <w:t xml:space="preserve">38</w:t>
+              <w:t xml:space="preserve">57</w:t>
+            </w:r>
+          </w:p>
+        </w:tc>
+        <w:tc>
+          <w:tcPr>
+            <w:tcW w:type="dxa" w:w="3000"/>
+            <w:tcBorders>
+              <w:top w:val="single" w:color="BFC5CE" w:sz="4"/>
+              <w:left w:val="single" w:color="BFC5CE" w:sz="4"/>
+              <w:bottom w:val="single" w:color="BFC5CE" w:sz="4"/>
+              <w:right w:val="single" w:color="BFC5CE" w:sz="4"/>
+            </w:tcBorders>
+            <w:tcMar>
+              <w:top w:type="dxa" w:w="50"/>
+              <w:left w:type="dxa" w:w="90"/>
+              <w:bottom w:type="dxa" w:w="50"/>
+              <w:right w:type="dxa" w:w="90"/>
+            </w:tcMar>
+            <w:vAlign w:val="top"/>
+          </w:tcPr>
+          <w:p>
+            <w:pPr>
+              <w:keepNext w:val="false"/>
+              <w:spacing w:after="20"/>
+            </w:pPr>
+            <w:r>
+              <w:rPr>
+                <w:b/>
+                <w:bCs/>
+                <w:color w:val="222222"/>
+                <w:sz w:val="16"/>
+                <w:szCs w:val="16"/>
+              </w:rPr>
+              <w:t xml:space="preserve">Brightness slider pulled to the bottom</w:t>
+            </w:r>
+          </w:p>
+        </w:tc>
+        <w:tc>
+          <w:tcPr>
+            <w:tcW w:type="dxa" w:w="3300"/>
+            <w:tcBorders>
+              <w:top w:val="single" w:color="BFC5CE" w:sz="4"/>
+              <w:left w:val="single" w:color="BFC5CE" w:sz="4"/>
+              <w:bottom w:val="single" w:color="BFC5CE" w:sz="4"/>
+              <w:right w:val="single" w:color="BFC5CE" w:sz="4"/>
+            </w:tcBorders>
+            <w:tcMar>
+              <w:top w:type="dxa" w:w="50"/>
+              <w:left w:type="dxa" w:w="90"/>
+              <w:bottom w:type="dxa" w:w="50"/>
+              <w:right w:type="dxa" w:w="90"/>
+            </w:tcMar>
+            <w:vAlign w:val="top"/>
+          </w:tcPr>
+          <w:p>
+            <w:pPr>
+              <w:keepNext w:val="false"/>
+              <w:spacing w:after="20"/>
+            </w:pPr>
+            <w:r>
+              <w:rPr>
+                <w:color w:val="222222"/>
+                <w:sz w:val="16"/>
+                <w:szCs w:val="16"/>
+              </w:rPr>
+              <w:t xml:space="preserve">Screen stays dimly lit</w:t>
+            </w:r>
+          </w:p>
+        </w:tc>
+        <w:tc>
+          <w:tcPr>
+            <w:tcW w:type="dxa" w:w="4900"/>
+            <w:tcBorders>
+              <w:top w:val="single" w:color="BFC5CE" w:sz="4"/>
+              <w:left w:val="single" w:color="BFC5CE" w:sz="4"/>
+              <w:bottom w:val="single" w:color="BFC5CE" w:sz="4"/>
+              <w:right w:val="single" w:color="BFC5CE" w:sz="4"/>
+            </w:tcBorders>
+            <w:tcMar>
+              <w:top w:type="dxa" w:w="50"/>
+              <w:left w:type="dxa" w:w="90"/>
+              <w:bottom w:type="dxa" w:w="50"/>
+              <w:right w:type="dxa" w:w="90"/>
+            </w:tcMar>
+            <w:vAlign w:val="top"/>
+          </w:tcPr>
+          <w:p>
+            <w:pPr>
+              <w:keepNext w:val="false"/>
+              <w:spacing w:after="20"/>
+            </w:pPr>
+            <w:r>
+              <w:rPr>
+                <w:color w:val="222222"/>
+                <w:sz w:val="16"/>
+                <w:szCs w:val="16"/>
+              </w:rPr>
+              <w:t xml:space="preserve">Minimum is 10/255 (4 %), so the screen can never be turned fully dark by mistake</w:t>
+            </w:r>
+          </w:p>
+        </w:tc>
+        <w:tc>
+          <w:tcPr>
+            <w:tcW w:type="dxa" w:w="1050"/>
+            <w:tcBorders>
+              <w:top w:val="single" w:color="BFC5CE" w:sz="4"/>
+              <w:left w:val="single" w:color="BFC5CE" w:sz="4"/>
+              <w:bottom w:val="single" w:color="BFC5CE" w:sz="4"/>
+              <w:right w:val="single" w:color="BFC5CE" w:sz="4"/>
+            </w:tcBorders>
+            <w:shd w:fill="DFF0E0" w:color="auto" w:val="clear"/>
+            <w:tcMar>
+              <w:top w:type="dxa" w:w="50"/>
+              <w:left w:type="dxa" w:w="90"/>
+              <w:bottom w:type="dxa" w:w="50"/>
+              <w:right w:type="dxa" w:w="90"/>
+            </w:tcMar>
+            <w:vAlign w:val="top"/>
+          </w:tcPr>
+          <w:p>
+            <w:pPr>
+              <w:keepNext w:val="false"/>
+              <w:spacing w:after="20"/>
+            </w:pPr>
+            <w:r>
+              <w:rPr>
+                <w:b/>
+                <w:bCs/>
+                <w:color w:val="222222"/>
+                <w:sz w:val="16"/>
+                <w:szCs w:val="16"/>
+              </w:rPr>
+              <w:t xml:space="preserve">Handled</w:t>
+            </w:r>
+          </w:p>
+        </w:tc>
+        <w:tc>
+          <w:tcPr>
+            <w:tcW w:type="dxa" w:w="2268"/>
+            <w:tcBorders>
+              <w:top w:val="single" w:color="BFC5CE" w:sz="4"/>
+              <w:left w:val="single" w:color="BFC5CE" w:sz="4"/>
+              <w:bottom w:val="single" w:color="BFC5CE" w:sz="4"/>
+              <w:right w:val="single" w:color="BFC5CE" w:sz="4"/>
+            </w:tcBorders>
+            <w:tcMar>
+              <w:top w:type="dxa" w:w="50"/>
+              <w:left w:type="dxa" w:w="90"/>
+              <w:bottom w:type="dxa" w:w="50"/>
+              <w:right w:type="dxa" w:w="90"/>
+            </w:tcMar>
+            <w:vAlign w:val="top"/>
+          </w:tcPr>
+          <w:p>
+            <w:pPr>
+              <w:keepNext w:val="false"/>
+              <w:spacing w:after="20"/>
+            </w:pPr>
+            <w:r>
+              <w:rPr>
+                <w:color w:val="222222"/>
+                <w:sz w:val="16"/>
+                <w:szCs w:val="16"/>
+              </w:rPr>
+              <w:t xml:space="preserve">settings.h</w:t>
+            </w:r>
+          </w:p>
+        </w:tc>
+      </w:tr>
+      <w:tr>
+        <w:trPr>
+          <w:cantSplit/>
+        </w:trPr>
+        <w:tc>
+          <w:tcPr>
+            <w:tcW w:type="dxa" w:w="520"/>
+            <w:tcBorders>
+              <w:top w:val="single" w:color="BFC5CE" w:sz="4"/>
+              <w:left w:val="single" w:color="BFC5CE" w:sz="4"/>
+              <w:bottom w:val="single" w:color="BFC5CE" w:sz="4"/>
+              <w:right w:val="single" w:color="BFC5CE" w:sz="4"/>
+            </w:tcBorders>
+            <w:tcMar>
+              <w:top w:type="dxa" w:w="50"/>
+              <w:left w:type="dxa" w:w="90"/>
+              <w:bottom w:type="dxa" w:w="50"/>
+              <w:right w:type="dxa" w:w="90"/>
+            </w:tcMar>
+            <w:vAlign w:val="top"/>
+          </w:tcPr>
+          <w:p>
+            <w:pPr>
+              <w:keepNext w:val="false"/>
+              <w:spacing w:after="20"/>
+            </w:pPr>
+            <w:r>
+              <w:rPr>
+                <w:color w:val="222222"/>
+                <w:sz w:val="16"/>
+                <w:szCs w:val="16"/>
+              </w:rPr>
+              <w:t xml:space="preserve">58</w:t>
+            </w:r>
+          </w:p>
+        </w:tc>
+        <w:tc>
+          <w:tcPr>
+            <w:tcW w:type="dxa" w:w="3000"/>
+            <w:tcBorders>
+              <w:top w:val="single" w:color="BFC5CE" w:sz="4"/>
+              <w:left w:val="single" w:color="BFC5CE" w:sz="4"/>
+              <w:bottom w:val="single" w:color="BFC5CE" w:sz="4"/>
+              <w:right w:val="single" w:color="BFC5CE" w:sz="4"/>
+            </w:tcBorders>
+            <w:tcMar>
+              <w:top w:type="dxa" w:w="50"/>
+              <w:left w:type="dxa" w:w="90"/>
+              <w:bottom w:type="dxa" w:w="50"/>
+              <w:right w:type="dxa" w:w="90"/>
+            </w:tcMar>
+            <w:vAlign w:val="top"/>
+          </w:tcPr>
+          <w:p>
+            <w:pPr>
+              <w:keepNext w:val="false"/>
+              <w:spacing w:after="20"/>
+            </w:pPr>
+            <w:r>
+              <w:rPr>
+                <w:b/>
+                <w:bCs/>
+                <w:color w:val="222222"/>
+                <w:sz w:val="16"/>
+                <w:szCs w:val="16"/>
+              </w:rPr>
+              <w:t xml:space="preserve">Empty list</w:t>
+            </w:r>
+          </w:p>
+        </w:tc>
+        <w:tc>
+          <w:tcPr>
+            <w:tcW w:type="dxa" w:w="3300"/>
+            <w:tcBorders>
+              <w:top w:val="single" w:color="BFC5CE" w:sz="4"/>
+              <w:left w:val="single" w:color="BFC5CE" w:sz="4"/>
+              <w:bottom w:val="single" w:color="BFC5CE" w:sz="4"/>
+              <w:right w:val="single" w:color="BFC5CE" w:sz="4"/>
+            </w:tcBorders>
+            <w:tcMar>
+              <w:top w:type="dxa" w:w="50"/>
+              <w:left w:type="dxa" w:w="90"/>
+              <w:bottom w:type="dxa" w:w="50"/>
+              <w:right w:type="dxa" w:w="90"/>
+            </w:tcMar>
+            <w:vAlign w:val="top"/>
+          </w:tcPr>
+          <w:p>
+            <w:pPr>
+              <w:keepNext w:val="false"/>
+              <w:spacing w:after="20"/>
+            </w:pPr>
+            <w:r>
+              <w:rPr>
+                <w:color w:val="222222"/>
+                <w:sz w:val="16"/>
+                <w:szCs w:val="16"/>
+              </w:rPr>
+              <w:t xml:space="preserve">"Shopping list is empty" / "Nothing to do"</w:t>
+            </w:r>
+          </w:p>
+        </w:tc>
+        <w:tc>
+          <w:tcPr>
+            <w:tcW w:type="dxa" w:w="4900"/>
+            <w:tcBorders>
+              <w:top w:val="single" w:color="BFC5CE" w:sz="4"/>
+              <w:left w:val="single" w:color="BFC5CE" w:sz="4"/>
+              <w:bottom w:val="single" w:color="BFC5CE" w:sz="4"/>
+              <w:right w:val="single" w:color="BFC5CE" w:sz="4"/>
+            </w:tcBorders>
+            <w:tcMar>
+              <w:top w:type="dxa" w:w="50"/>
+              <w:left w:type="dxa" w:w="90"/>
+              <w:bottom w:type="dxa" w:w="50"/>
+              <w:right w:type="dxa" w:w="90"/>
+            </w:tcMar>
+            <w:vAlign w:val="top"/>
+          </w:tcPr>
+          <w:p>
+            <w:pPr>
+              <w:keepNext w:val="false"/>
+              <w:spacing w:after="20"/>
+            </w:pPr>
+            <w:r>
+              <w:rPr>
+                <w:color w:val="222222"/>
+                <w:sz w:val="16"/>
+                <w:szCs w:val="16"/>
+              </w:rPr>
+              <w:t xml:space="preserve">-</w:t>
+            </w:r>
+          </w:p>
+        </w:tc>
+        <w:tc>
+          <w:tcPr>
+            <w:tcW w:type="dxa" w:w="1050"/>
+            <w:tcBorders>
+              <w:top w:val="single" w:color="BFC5CE" w:sz="4"/>
+              <w:left w:val="single" w:color="BFC5CE" w:sz="4"/>
+              <w:bottom w:val="single" w:color="BFC5CE" w:sz="4"/>
+              <w:right w:val="single" w:color="BFC5CE" w:sz="4"/>
+            </w:tcBorders>
+            <w:shd w:fill="DFF0E0" w:color="auto" w:val="clear"/>
+            <w:tcMar>
+              <w:top w:type="dxa" w:w="50"/>
+              <w:left w:type="dxa" w:w="90"/>
+              <w:bottom w:type="dxa" w:w="50"/>
+              <w:right w:type="dxa" w:w="90"/>
+            </w:tcMar>
+            <w:vAlign w:val="top"/>
+          </w:tcPr>
+          <w:p>
+            <w:pPr>
+              <w:keepNext w:val="false"/>
+              <w:spacing w:after="20"/>
+            </w:pPr>
+            <w:r>
+              <w:rPr>
+                <w:b/>
+                <w:bCs/>
+                <w:color w:val="222222"/>
+                <w:sz w:val="16"/>
+                <w:szCs w:val="16"/>
+              </w:rPr>
+              <w:t xml:space="preserve">Handled</w:t>
+            </w:r>
+          </w:p>
+        </w:tc>
+        <w:tc>
+          <w:tcPr>
+            <w:tcW w:type="dxa" w:w="2268"/>
+            <w:tcBorders>
+              <w:top w:val="single" w:color="BFC5CE" w:sz="4"/>
+              <w:left w:val="single" w:color="BFC5CE" w:sz="4"/>
+              <w:bottom w:val="single" w:color="BFC5CE" w:sz="4"/>
+              <w:right w:val="single" w:color="BFC5CE" w:sz="4"/>
+            </w:tcBorders>
+            <w:tcMar>
+              <w:top w:type="dxa" w:w="50"/>
+              <w:left w:type="dxa" w:w="90"/>
+              <w:bottom w:type="dxa" w:w="50"/>
+              <w:right w:type="dxa" w:w="90"/>
+            </w:tcMar>
+            <w:vAlign w:val="top"/>
+          </w:tcPr>
+          <w:p>
+            <w:pPr>
+              <w:keepNext w:val="false"/>
+              <w:spacing w:after="20"/>
+            </w:pPr>
+            <w:r>
+              <w:rPr>
+                <w:color w:val="222222"/>
+                <w:sz w:val="16"/>
+                <w:szCs w:val="16"/>
+              </w:rPr>
+              <w:t xml:space="preserve">lists_screen.h</w:t>
+            </w:r>
+          </w:p>
+        </w:tc>
+      </w:tr>
+      <w:tr>
+        <w:trPr>
+          <w:cantSplit/>
+        </w:trPr>
+        <w:tc>
+          <w:tcPr>
+            <w:tcW w:type="dxa" w:w="520"/>
+            <w:tcBorders>
+              <w:top w:val="single" w:color="BFC5CE" w:sz="4"/>
+              <w:left w:val="single" w:color="BFC5CE" w:sz="4"/>
+              <w:bottom w:val="single" w:color="BFC5CE" w:sz="4"/>
+              <w:right w:val="single" w:color="BFC5CE" w:sz="4"/>
+            </w:tcBorders>
+            <w:tcMar>
+              <w:top w:type="dxa" w:w="50"/>
+              <w:left w:type="dxa" w:w="90"/>
+              <w:bottom w:type="dxa" w:w="50"/>
+              <w:right w:type="dxa" w:w="90"/>
+            </w:tcMar>
+            <w:vAlign w:val="top"/>
+          </w:tcPr>
+          <w:p>
+            <w:pPr>
+              <w:keepNext w:val="false"/>
+              <w:spacing w:after="20"/>
+            </w:pPr>
+            <w:r>
+              <w:rPr>
+                <w:color w:val="222222"/>
+                <w:sz w:val="16"/>
+                <w:szCs w:val="16"/>
+              </w:rPr>
+              <w:t xml:space="preserve">59</w:t>
+            </w:r>
+          </w:p>
+        </w:tc>
+        <w:tc>
+          <w:tcPr>
+            <w:tcW w:type="dxa" w:w="3000"/>
+            <w:tcBorders>
+              <w:top w:val="single" w:color="BFC5CE" w:sz="4"/>
+              <w:left w:val="single" w:color="BFC5CE" w:sz="4"/>
+              <w:bottom w:val="single" w:color="BFC5CE" w:sz="4"/>
+              <w:right w:val="single" w:color="BFC5CE" w:sz="4"/>
+            </w:tcBorders>
+            <w:tcMar>
+              <w:top w:type="dxa" w:w="50"/>
+              <w:left w:type="dxa" w:w="90"/>
+              <w:bottom w:type="dxa" w:w="50"/>
+              <w:right w:type="dxa" w:w="90"/>
+            </w:tcMar>
+            <w:vAlign w:val="top"/>
+          </w:tcPr>
+          <w:p>
+            <w:pPr>
+              <w:keepNext w:val="false"/>
+              <w:spacing w:after="20"/>
+            </w:pPr>
+            <w:r>
+              <w:rPr>
+                <w:b/>
+                <w:bCs/>
+                <w:color w:val="222222"/>
+                <w:sz w:val="16"/>
+                <w:szCs w:val="16"/>
+              </w:rPr>
+              <w:t xml:space="preserve">Text longer than its space</w:t>
+            </w:r>
+            <w:r>
+              <w:rPr>
+                <w:color w:val="222222"/>
+                <w:sz w:val="16"/>
+                <w:szCs w:val="16"/>
+              </w:rPr>
+              <w:t xml:space="preserve"> (city, item, event)</w:t>
+            </w:r>
+          </w:p>
+        </w:tc>
+        <w:tc>
+          <w:tcPr>
+            <w:tcW w:type="dxa" w:w="3300"/>
+            <w:tcBorders>
+              <w:top w:val="single" w:color="BFC5CE" w:sz="4"/>
+              <w:left w:val="single" w:color="BFC5CE" w:sz="4"/>
+              <w:bottom w:val="single" w:color="BFC5CE" w:sz="4"/>
+              <w:right w:val="single" w:color="BFC5CE" w:sz="4"/>
+            </w:tcBorders>
+            <w:tcMar>
+              <w:top w:type="dxa" w:w="50"/>
+              <w:left w:type="dxa" w:w="90"/>
+              <w:bottom w:type="dxa" w:w="50"/>
+              <w:right w:type="dxa" w:w="90"/>
+            </w:tcMar>
+            <w:vAlign w:val="top"/>
+          </w:tcPr>
+          <w:p>
+            <w:pPr>
+              <w:keepNext w:val="false"/>
+              <w:spacing w:after="20"/>
+            </w:pPr>
+            <w:r>
+              <w:rPr>
+                <w:color w:val="222222"/>
+                <w:sz w:val="16"/>
+                <w:szCs w:val="16"/>
+              </w:rPr>
+              <w:t xml:space="preserve">One line with "…"; Hebrew right-to-left</w:t>
+            </w:r>
+          </w:p>
+        </w:tc>
+        <w:tc>
+          <w:tcPr>
+            <w:tcW w:type="dxa" w:w="4900"/>
+            <w:tcBorders>
+              <w:top w:val="single" w:color="BFC5CE" w:sz="4"/>
+              <w:left w:val="single" w:color="BFC5CE" w:sz="4"/>
+              <w:bottom w:val="single" w:color="BFC5CE" w:sz="4"/>
+              <w:right w:val="single" w:color="BFC5CE" w:sz="4"/>
+            </w:tcBorders>
+            <w:tcMar>
+              <w:top w:type="dxa" w:w="50"/>
+              <w:left w:type="dxa" w:w="90"/>
+              <w:bottom w:type="dxa" w:w="50"/>
+              <w:right w:type="dxa" w:w="90"/>
+            </w:tcMar>
+            <w:vAlign w:val="top"/>
+          </w:tcPr>
+          <w:p>
+            <w:pPr>
+              <w:keepNext w:val="false"/>
+              <w:spacing w:after="20"/>
+            </w:pPr>
+            <w:r>
+              <w:rPr>
+                <w:color w:val="222222"/>
+                <w:sz w:val="16"/>
+                <w:szCs w:val="16"/>
+              </w:rPr>
+              <w:t xml:space="preserve">-</w:t>
+            </w:r>
+          </w:p>
+        </w:tc>
+        <w:tc>
+          <w:tcPr>
+            <w:tcW w:type="dxa" w:w="1050"/>
+            <w:tcBorders>
+              <w:top w:val="single" w:color="BFC5CE" w:sz="4"/>
+              <w:left w:val="single" w:color="BFC5CE" w:sz="4"/>
+              <w:bottom w:val="single" w:color="BFC5CE" w:sz="4"/>
+              <w:right w:val="single" w:color="BFC5CE" w:sz="4"/>
+            </w:tcBorders>
+            <w:shd w:fill="DFF0E0" w:color="auto" w:val="clear"/>
+            <w:tcMar>
+              <w:top w:type="dxa" w:w="50"/>
+              <w:left w:type="dxa" w:w="90"/>
+              <w:bottom w:type="dxa" w:w="50"/>
+              <w:right w:type="dxa" w:w="90"/>
+            </w:tcMar>
+            <w:vAlign w:val="top"/>
+          </w:tcPr>
+          <w:p>
+            <w:pPr>
+              <w:keepNext w:val="false"/>
+              <w:spacing w:after="20"/>
+            </w:pPr>
+            <w:r>
+              <w:rPr>
+                <w:b/>
+                <w:bCs/>
+                <w:color w:val="222222"/>
+                <w:sz w:val="16"/>
+                <w:szCs w:val="16"/>
+              </w:rPr>
+              <w:t xml:space="preserve">Handled</w:t>
+            </w:r>
+          </w:p>
+        </w:tc>
+        <w:tc>
+          <w:tcPr>
+            <w:tcW w:type="dxa" w:w="2268"/>
+            <w:tcBorders>
+              <w:top w:val="single" w:color="BFC5CE" w:sz="4"/>
+              <w:left w:val="single" w:color="BFC5CE" w:sz="4"/>
+              <w:bottom w:val="single" w:color="BFC5CE" w:sz="4"/>
+              <w:right w:val="single" w:color="BFC5CE" w:sz="4"/>
+            </w:tcBorders>
+            <w:tcMar>
+              <w:top w:type="dxa" w:w="50"/>
+              <w:left w:type="dxa" w:w="90"/>
+              <w:bottom w:type="dxa" w:w="50"/>
+              <w:right w:type="dxa" w:w="90"/>
+            </w:tcMar>
+            <w:vAlign w:val="top"/>
+          </w:tcPr>
+          <w:p>
+            <w:pPr>
+              <w:keepNext w:val="false"/>
+              <w:spacing w:after="20"/>
+            </w:pPr>
+            <w:r>
+              <w:rPr>
+                <w:color w:val="222222"/>
+                <w:sz w:val="16"/>
+                <w:szCs w:val="16"/>
+              </w:rPr>
+              <w:t xml:space="preserve">shared_ui.h</w:t>
+            </w:r>
+          </w:p>
+        </w:tc>
+      </w:tr>
+      <w:tr>
+        <w:trPr>
+          <w:cantSplit/>
+        </w:trPr>
+        <w:tc>
+          <w:tcPr>
+            <w:tcW w:type="dxa" w:w="520"/>
+            <w:tcBorders>
+              <w:top w:val="single" w:color="BFC5CE" w:sz="4"/>
+              <w:left w:val="single" w:color="BFC5CE" w:sz="4"/>
+              <w:bottom w:val="single" w:color="BFC5CE" w:sz="4"/>
+              <w:right w:val="single" w:color="BFC5CE" w:sz="4"/>
+            </w:tcBorders>
+            <w:tcMar>
+              <w:top w:type="dxa" w:w="50"/>
+              <w:left w:type="dxa" w:w="90"/>
+              <w:bottom w:type="dxa" w:w="50"/>
+              <w:right w:type="dxa" w:w="90"/>
+            </w:tcMar>
+            <w:vAlign w:val="top"/>
+          </w:tcPr>
+          <w:p>
+            <w:pPr>
+              <w:keepNext w:val="false"/>
+              <w:spacing w:after="20"/>
+            </w:pPr>
+            <w:r>
+              <w:rPr>
+                <w:color w:val="222222"/>
+                <w:sz w:val="16"/>
+                <w:szCs w:val="16"/>
+              </w:rPr>
+              <w:t xml:space="preserve">60</w:t>
             </w:r>
           </w:p>
         </w:tc>
@@ -9622,7 +14554,7 @@
                 <w:sz w:val="16"/>
                 <w:szCs w:val="16"/>
               </w:rPr>
-              <w:t xml:space="preserve">39</w:t>
+              <w:t xml:space="preserve">61</w:t>
             </w:r>
           </w:p>
         </w:tc>
@@ -9824,7 +14756,7 @@
                 <w:sz w:val="16"/>
                 <w:szCs w:val="16"/>
               </w:rPr>
-              <w:t xml:space="preserve">40</w:t>
+              <w:t xml:space="preserve">62</w:t>
             </w:r>
           </w:p>
         </w:tc>
@@ -9930,7 +14862,7 @@
                 <w:sz w:val="16"/>
                 <w:szCs w:val="16"/>
               </w:rPr>
-              <w:t xml:space="preserve">Saved in flash and marked with a new version number; copied to Firebase </w:t>
+              <w:t xml:space="preserve">Saved in flash with the time of the change; copied to Firebase </w:t>
             </w:r>
             <w:r>
               <w:rPr>
@@ -9947,7 +14879,7 @@
                 <w:sz w:val="16"/>
                 <w:szCs w:val="16"/>
               </w:rPr>
-              <w:t xml:space="preserve"> as soon as WiFi is back</w:t>
+              <w:t xml:space="preserve"> as soon as WiFi is back. Voice commands sent meanwhile are merged by time (row C)</w:t>
             </w:r>
           </w:p>
         </w:tc>
@@ -10051,7 +14983,7 @@
                 <w:sz w:val="16"/>
                 <w:szCs w:val="16"/>
               </w:rPr>
-              <w:t xml:space="preserve">41</w:t>
+              <w:t xml:space="preserve">63</w:t>
             </w:r>
           </w:p>
         </w:tc>
@@ -10125,7 +15057,7 @@
                 <w:sz w:val="16"/>
                 <w:szCs w:val="16"/>
               </w:rPr>
-              <w:t xml:space="preserve">Lists start empty (old format) or the setting shows its default</w:t>
+              <w:t xml:space="preserve">Lists from the previous format are converted (items kept); a setting outside its range shows its default</w:t>
             </w:r>
           </w:p>
         </w:tc>
@@ -10157,7 +15089,7 @@
                 <w:sz w:val="16"/>
                 <w:szCs w:val="16"/>
               </w:rPr>
-              <w:t xml:space="preserve">Saved lists are checked by size and format version and ignored if they don't match; every saved setting is limited to its valid range</w:t>
+              <w:t xml:space="preserve">Saved lists are checked by size and format version: version 1 (names only) is converted once at boot, a damaged list starts empty without touching the other; every saved setting is limited to its allowed range</w:t>
             </w:r>
           </w:p>
         </w:tc>
@@ -10261,7 +15193,7 @@
                 <w:sz w:val="16"/>
                 <w:szCs w:val="16"/>
               </w:rPr>
-              <w:t xml:space="preserve">42</w:t>
+              <w:t xml:space="preserve">64</w:t>
             </w:r>
           </w:p>
         </w:tc>
@@ -10327,7 +15259,7 @@
                 <w:sz w:val="16"/>
                 <w:szCs w:val="16"/>
               </w:rPr>
-              <w:t xml:space="preserve">Only in the log: "[Lists] Could not save to flash"</w:t>
+              <w:t xml:space="preserve">Only in the log: "[Lists] Could not save to flash, retrying"</w:t>
             </w:r>
           </w:p>
         </w:tc>
@@ -10359,7 +15291,7 @@
                 <w:sz w:val="16"/>
                 <w:szCs w:val="16"/>
               </w:rPr>
-              <w:t xml:space="preserve">The list stays correct in memory; saved again at the next change</w:t>
+              <w:t xml:space="preserve">The list stays correct in memory and the write is retried every second until it works (checked on a computer with a simulated broken flash)</w:t>
             </w:r>
           </w:p>
         </w:tc>
@@ -10372,29 +15304,29 @@
               <w:bottom w:val="single" w:color="BFC5CE" w:sz="4"/>
               <w:right w:val="single" w:color="BFC5CE" w:sz="4"/>
             </w:tcBorders>
-            <w:shd w:fill="FFF1CC" w:color="auto" w:val="clear"/>
-            <w:tcMar>
-              <w:top w:type="dxa" w:w="50"/>
-              <w:left w:type="dxa" w:w="90"/>
-              <w:bottom w:type="dxa" w:w="50"/>
-              <w:right w:type="dxa" w:w="90"/>
-            </w:tcMar>
-            <w:vAlign w:val="top"/>
-          </w:tcPr>
-          <w:p>
-            <w:pPr>
-              <w:keepNext w:val="false"/>
-              <w:spacing w:after="20"/>
-            </w:pPr>
-            <w:r>
-              <w:rPr>
-                <w:b/>
-                <w:bCs/>
-                <w:color w:val="222222"/>
-                <w:sz w:val="16"/>
-                <w:szCs w:val="16"/>
-              </w:rPr>
-              <w:t xml:space="preserve">Partly</w:t>
+            <w:shd w:fill="DFF0E0" w:color="auto" w:val="clear"/>
+            <w:tcMar>
+              <w:top w:type="dxa" w:w="50"/>
+              <w:left w:type="dxa" w:w="90"/>
+              <w:bottom w:type="dxa" w:w="50"/>
+              <w:right w:type="dxa" w:w="90"/>
+            </w:tcMar>
+            <w:vAlign w:val="top"/>
+          </w:tcPr>
+          <w:p>
+            <w:pPr>
+              <w:keepNext w:val="false"/>
+              <w:spacing w:after="20"/>
+            </w:pPr>
+            <w:r>
+              <w:rPr>
+                <w:b/>
+                <w:bCs/>
+                <w:color w:val="222222"/>
+                <w:sz w:val="16"/>
+                <w:szCs w:val="16"/>
+              </w:rPr>
+              <w:t xml:space="preserve">Handled</w:t>
             </w:r>
           </w:p>
         </w:tc>
@@ -10463,7 +15395,7 @@
                 <w:sz w:val="16"/>
                 <w:szCs w:val="16"/>
               </w:rPr>
-              <w:t xml:space="preserve">43</w:t>
+              <w:t xml:space="preserve">65</w:t>
             </w:r>
           </w:p>
         </w:tc>
@@ -10665,7 +15597,7 @@
                 <w:sz w:val="16"/>
                 <w:szCs w:val="16"/>
               </w:rPr>
-              <w:t xml:space="preserve">44</w:t>
+              <w:t xml:space="preserve">66</w:t>
             </w:r>
           </w:p>
         </w:tc>
@@ -10867,7 +15799,7 @@
                 <w:sz w:val="16"/>
                 <w:szCs w:val="16"/>
               </w:rPr>
-              <w:t xml:space="preserve">45</w:t>
+              <w:t xml:space="preserve">67</w:t>
             </w:r>
           </w:p>
         </w:tc>
@@ -10901,7 +15833,15 @@
                 <w:sz w:val="16"/>
                 <w:szCs w:val="16"/>
               </w:rPr>
-              <w:t xml:space="preserve">Memory runs low or a task runs out of stack</w:t>
+              <w:t xml:space="preserve">Firmware freezes</w:t>
+            </w:r>
+            <w:r>
+              <w:rPr>
+                <w:color w:val="222222"/>
+                <w:sz w:val="16"/>
+                <w:szCs w:val="16"/>
+              </w:rPr>
+              <w:t xml:space="preserve"> (a bug, or a request that never returns)</w:t>
             </w:r>
           </w:p>
         </w:tc>
@@ -10933,7 +15873,7 @@
                 <w:sz w:val="16"/>
                 <w:szCs w:val="16"/>
               </w:rPr>
-              <w:t xml:space="preserve">Board restarts</w:t>
+              <w:t xml:space="preserve">Board restarts by itself; Settings → Device → Last restart: "Watchdog (froze)"</w:t>
             </w:r>
           </w:p>
         </w:tc>
@@ -10965,7 +15905,24 @@
                 <w:sz w:val="16"/>
                 <w:szCs w:val="16"/>
               </w:rPr>
-              <w:t xml:space="preserve">Fixed-size buffers for lists and events; weather and calendar never run at the same time; free memory printed at each sign-in; after a restart all state comes back from flash</w:t>
+              <w:t xml:space="preserve">A 60 s watchdog on </w:t>
+            </w:r>
+            <w:r>
+              <w:rPr>
+                <w:rFonts w:ascii="Consolas" w:cs="Consolas" w:eastAsia="Consolas" w:hAnsi="Consolas"/>
+                <w:color w:val="222222"/>
+                <w:sz w:val="14"/>
+                <w:szCs w:val="14"/>
+              </w:rPr>
+              <w:t xml:space="preserve">loop()</w:t>
+            </w:r>
+            <w:r>
+              <w:rPr>
+                <w:color w:val="222222"/>
+                <w:sz w:val="16"/>
+                <w:szCs w:val="16"/>
+              </w:rPr>
+              <w:t xml:space="preserve">; all state comes back from flash. A health line every 10 min logs free and lowest memory for long tests</w:t>
             </w:r>
           </w:p>
         </w:tc>
@@ -11032,7 +15989,7 @@
                 <w:sz w:val="16"/>
                 <w:szCs w:val="16"/>
               </w:rPr>
-              <w:t xml:space="preserve">firebase_sync.h</w:t>
+              <w:t xml:space="preserve">health.h</w:t>
             </w:r>
           </w:p>
         </w:tc>
@@ -11069,7 +16026,7 @@
                 <w:sz w:val="16"/>
                 <w:szCs w:val="16"/>
               </w:rPr>
-              <w:t xml:space="preserve">46</w:t>
+              <w:t xml:space="preserve">68</w:t>
             </w:r>
           </w:p>
         </w:tc>
@@ -11103,6 +16060,410 @@
                 <w:sz w:val="16"/>
                 <w:szCs w:val="16"/>
               </w:rPr>
+              <w:t xml:space="preserve">Someone nearby joins the open setup network</w:t>
+            </w:r>
+          </w:p>
+        </w:tc>
+        <w:tc>
+          <w:tcPr>
+            <w:tcW w:type="dxa" w:w="3300"/>
+            <w:tcBorders>
+              <w:top w:val="single" w:color="BFC5CE" w:sz="4"/>
+              <w:left w:val="single" w:color="BFC5CE" w:sz="4"/>
+              <w:bottom w:val="single" w:color="BFC5CE" w:sz="4"/>
+              <w:right w:val="single" w:color="BFC5CE" w:sz="4"/>
+            </w:tcBorders>
+            <w:tcMar>
+              <w:top w:type="dxa" w:w="50"/>
+              <w:left w:type="dxa" w:w="90"/>
+              <w:bottom w:type="dxa" w:w="50"/>
+              <w:right w:type="dxa" w:w="90"/>
+            </w:tcMar>
+            <w:vAlign w:val="top"/>
+          </w:tcPr>
+          <w:p>
+            <w:pPr>
+              <w:keepNext w:val="false"/>
+              <w:spacing w:after="20"/>
+            </w:pPr>
+            <w:r>
+              <w:rPr>
+                <w:color w:val="222222"/>
+                <w:sz w:val="16"/>
+                <w:szCs w:val="16"/>
+              </w:rPr>
+              <w:t xml:space="preserve">None</w:t>
+            </w:r>
+          </w:p>
+        </w:tc>
+        <w:tc>
+          <w:tcPr>
+            <w:tcW w:type="dxa" w:w="4900"/>
+            <w:tcBorders>
+              <w:top w:val="single" w:color="BFC5CE" w:sz="4"/>
+              <w:left w:val="single" w:color="BFC5CE" w:sz="4"/>
+              <w:bottom w:val="single" w:color="BFC5CE" w:sz="4"/>
+              <w:right w:val="single" w:color="BFC5CE" w:sz="4"/>
+            </w:tcBorders>
+            <w:tcMar>
+              <w:top w:type="dxa" w:w="50"/>
+              <w:left w:type="dxa" w:w="90"/>
+              <w:bottom w:type="dxa" w:w="50"/>
+              <w:right w:type="dxa" w:w="90"/>
+            </w:tcMar>
+            <w:vAlign w:val="top"/>
+          </w:tcPr>
+          <w:p>
+            <w:pPr>
+              <w:keepNext w:val="false"/>
+              <w:spacing w:after="20"/>
+            </w:pPr>
+            <w:r>
+              <w:rPr>
+                <w:color w:val="222222"/>
+                <w:sz w:val="16"/>
+                <w:szCs w:val="16"/>
+              </w:rPr>
+              <w:t xml:space="preserve">The setup portal only opens when the display is offline; passwords and keys are never shown on the Setup page; the firmware-upload page is turned off. The portal network itself has no password (accepted for a home device)</w:t>
+            </w:r>
+          </w:p>
+        </w:tc>
+        <w:tc>
+          <w:tcPr>
+            <w:tcW w:type="dxa" w:w="1050"/>
+            <w:tcBorders>
+              <w:top w:val="single" w:color="BFC5CE" w:sz="4"/>
+              <w:left w:val="single" w:color="BFC5CE" w:sz="4"/>
+              <w:bottom w:val="single" w:color="BFC5CE" w:sz="4"/>
+              <w:right w:val="single" w:color="BFC5CE" w:sz="4"/>
+            </w:tcBorders>
+            <w:shd w:fill="F2F4F7" w:color="auto" w:val="clear"/>
+            <w:tcMar>
+              <w:top w:type="dxa" w:w="50"/>
+              <w:left w:type="dxa" w:w="90"/>
+              <w:bottom w:type="dxa" w:w="50"/>
+              <w:right w:type="dxa" w:w="90"/>
+            </w:tcMar>
+            <w:vAlign w:val="top"/>
+          </w:tcPr>
+          <w:p>
+            <w:pPr>
+              <w:keepNext w:val="false"/>
+              <w:spacing w:after="20"/>
+            </w:pPr>
+            <w:r>
+              <w:rPr>
+                <w:b/>
+                <w:bCs/>
+                <w:color w:val="222222"/>
+                <w:sz w:val="16"/>
+                <w:szCs w:val="16"/>
+              </w:rPr>
+              <w:t xml:space="preserve">Accepted</w:t>
+            </w:r>
+          </w:p>
+        </w:tc>
+        <w:tc>
+          <w:tcPr>
+            <w:tcW w:type="dxa" w:w="2268"/>
+            <w:tcBorders>
+              <w:top w:val="single" w:color="BFC5CE" w:sz="4"/>
+              <w:left w:val="single" w:color="BFC5CE" w:sz="4"/>
+              <w:bottom w:val="single" w:color="BFC5CE" w:sz="4"/>
+              <w:right w:val="single" w:color="BFC5CE" w:sz="4"/>
+            </w:tcBorders>
+            <w:tcMar>
+              <w:top w:type="dxa" w:w="50"/>
+              <w:left w:type="dxa" w:w="90"/>
+              <w:bottom w:type="dxa" w:w="50"/>
+              <w:right w:type="dxa" w:w="90"/>
+            </w:tcMar>
+            <w:vAlign w:val="top"/>
+          </w:tcPr>
+          <w:p>
+            <w:pPr>
+              <w:keepNext w:val="false"/>
+              <w:spacing w:after="20"/>
+            </w:pPr>
+            <w:r>
+              <w:rPr>
+                <w:color w:val="222222"/>
+                <w:sz w:val="16"/>
+                <w:szCs w:val="16"/>
+              </w:rPr>
+              <w:t xml:space="preserve">wifi_setup.h</w:t>
+            </w:r>
+          </w:p>
+        </w:tc>
+      </w:tr>
+      <w:tr>
+        <w:trPr>
+          <w:cantSplit/>
+        </w:trPr>
+        <w:tc>
+          <w:tcPr>
+            <w:tcW w:type="dxa" w:w="520"/>
+            <w:tcBorders>
+              <w:top w:val="single" w:color="BFC5CE" w:sz="4"/>
+              <w:left w:val="single" w:color="BFC5CE" w:sz="4"/>
+              <w:bottom w:val="single" w:color="BFC5CE" w:sz="4"/>
+              <w:right w:val="single" w:color="BFC5CE" w:sz="4"/>
+            </w:tcBorders>
+            <w:tcMar>
+              <w:top w:type="dxa" w:w="50"/>
+              <w:left w:type="dxa" w:w="90"/>
+              <w:bottom w:type="dxa" w:w="50"/>
+              <w:right w:type="dxa" w:w="90"/>
+            </w:tcMar>
+            <w:vAlign w:val="top"/>
+          </w:tcPr>
+          <w:p>
+            <w:pPr>
+              <w:keepNext w:val="false"/>
+              <w:spacing w:after="20"/>
+            </w:pPr>
+            <w:r>
+              <w:rPr>
+                <w:color w:val="222222"/>
+                <w:sz w:val="16"/>
+                <w:szCs w:val="16"/>
+              </w:rPr>
+              <w:t xml:space="preserve">69</w:t>
+            </w:r>
+          </w:p>
+        </w:tc>
+        <w:tc>
+          <w:tcPr>
+            <w:tcW w:type="dxa" w:w="3000"/>
+            <w:tcBorders>
+              <w:top w:val="single" w:color="BFC5CE" w:sz="4"/>
+              <w:left w:val="single" w:color="BFC5CE" w:sz="4"/>
+              <w:bottom w:val="single" w:color="BFC5CE" w:sz="4"/>
+              <w:right w:val="single" w:color="BFC5CE" w:sz="4"/>
+            </w:tcBorders>
+            <w:tcMar>
+              <w:top w:type="dxa" w:w="50"/>
+              <w:left w:type="dxa" w:w="90"/>
+              <w:bottom w:type="dxa" w:w="50"/>
+              <w:right w:type="dxa" w:w="90"/>
+            </w:tcMar>
+            <w:vAlign w:val="top"/>
+          </w:tcPr>
+          <w:p>
+            <w:pPr>
+              <w:keepNext w:val="false"/>
+              <w:spacing w:after="20"/>
+            </w:pPr>
+            <w:r>
+              <w:rPr>
+                <w:b/>
+                <w:bCs/>
+                <w:color w:val="222222"/>
+                <w:sz w:val="16"/>
+                <w:szCs w:val="16"/>
+              </w:rPr>
+              <w:t xml:space="preserve">Memory runs low or a task runs out of stack</w:t>
+            </w:r>
+          </w:p>
+        </w:tc>
+        <w:tc>
+          <w:tcPr>
+            <w:tcW w:type="dxa" w:w="3300"/>
+            <w:tcBorders>
+              <w:top w:val="single" w:color="BFC5CE" w:sz="4"/>
+              <w:left w:val="single" w:color="BFC5CE" w:sz="4"/>
+              <w:bottom w:val="single" w:color="BFC5CE" w:sz="4"/>
+              <w:right w:val="single" w:color="BFC5CE" w:sz="4"/>
+            </w:tcBorders>
+            <w:tcMar>
+              <w:top w:type="dxa" w:w="50"/>
+              <w:left w:type="dxa" w:w="90"/>
+              <w:bottom w:type="dxa" w:w="50"/>
+              <w:right w:type="dxa" w:w="90"/>
+            </w:tcMar>
+            <w:vAlign w:val="top"/>
+          </w:tcPr>
+          <w:p>
+            <w:pPr>
+              <w:keepNext w:val="false"/>
+              <w:spacing w:after="20"/>
+            </w:pPr>
+            <w:r>
+              <w:rPr>
+                <w:color w:val="222222"/>
+                <w:sz w:val="16"/>
+                <w:szCs w:val="16"/>
+              </w:rPr>
+              <w:t xml:space="preserve">Board restarts</w:t>
+            </w:r>
+          </w:p>
+        </w:tc>
+        <w:tc>
+          <w:tcPr>
+            <w:tcW w:type="dxa" w:w="4900"/>
+            <w:tcBorders>
+              <w:top w:val="single" w:color="BFC5CE" w:sz="4"/>
+              <w:left w:val="single" w:color="BFC5CE" w:sz="4"/>
+              <w:bottom w:val="single" w:color="BFC5CE" w:sz="4"/>
+              <w:right w:val="single" w:color="BFC5CE" w:sz="4"/>
+            </w:tcBorders>
+            <w:tcMar>
+              <w:top w:type="dxa" w:w="50"/>
+              <w:left w:type="dxa" w:w="90"/>
+              <w:bottom w:type="dxa" w:w="50"/>
+              <w:right w:type="dxa" w:w="90"/>
+            </w:tcMar>
+            <w:vAlign w:val="top"/>
+          </w:tcPr>
+          <w:p>
+            <w:pPr>
+              <w:keepNext w:val="false"/>
+              <w:spacing w:after="20"/>
+            </w:pPr>
+            <w:r>
+              <w:rPr>
+                <w:color w:val="222222"/>
+                <w:sz w:val="16"/>
+                <w:szCs w:val="16"/>
+              </w:rPr>
+              <w:t xml:space="preserve">Fixed-size buffers for lists and events; weather and calendar never run at the same time; free memory printed at each sign-in; after a restart all state comes back from flash</w:t>
+            </w:r>
+          </w:p>
+        </w:tc>
+        <w:tc>
+          <w:tcPr>
+            <w:tcW w:type="dxa" w:w="1050"/>
+            <w:tcBorders>
+              <w:top w:val="single" w:color="BFC5CE" w:sz="4"/>
+              <w:left w:val="single" w:color="BFC5CE" w:sz="4"/>
+              <w:bottom w:val="single" w:color="BFC5CE" w:sz="4"/>
+              <w:right w:val="single" w:color="BFC5CE" w:sz="4"/>
+            </w:tcBorders>
+            <w:shd w:fill="DFF0E0" w:color="auto" w:val="clear"/>
+            <w:tcMar>
+              <w:top w:type="dxa" w:w="50"/>
+              <w:left w:type="dxa" w:w="90"/>
+              <w:bottom w:type="dxa" w:w="50"/>
+              <w:right w:type="dxa" w:w="90"/>
+            </w:tcMar>
+            <w:vAlign w:val="top"/>
+          </w:tcPr>
+          <w:p>
+            <w:pPr>
+              <w:keepNext w:val="false"/>
+              <w:spacing w:after="20"/>
+            </w:pPr>
+            <w:r>
+              <w:rPr>
+                <w:b/>
+                <w:bCs/>
+                <w:color w:val="222222"/>
+                <w:sz w:val="16"/>
+                <w:szCs w:val="16"/>
+              </w:rPr>
+              <w:t xml:space="preserve">Handled</w:t>
+            </w:r>
+          </w:p>
+        </w:tc>
+        <w:tc>
+          <w:tcPr>
+            <w:tcW w:type="dxa" w:w="2268"/>
+            <w:tcBorders>
+              <w:top w:val="single" w:color="BFC5CE" w:sz="4"/>
+              <w:left w:val="single" w:color="BFC5CE" w:sz="4"/>
+              <w:bottom w:val="single" w:color="BFC5CE" w:sz="4"/>
+              <w:right w:val="single" w:color="BFC5CE" w:sz="4"/>
+            </w:tcBorders>
+            <w:tcMar>
+              <w:top w:type="dxa" w:w="50"/>
+              <w:left w:type="dxa" w:w="90"/>
+              <w:bottom w:type="dxa" w:w="50"/>
+              <w:right w:type="dxa" w:w="90"/>
+            </w:tcMar>
+            <w:vAlign w:val="top"/>
+          </w:tcPr>
+          <w:p>
+            <w:pPr>
+              <w:keepNext w:val="false"/>
+              <w:spacing w:after="20"/>
+            </w:pPr>
+            <w:r>
+              <w:rPr>
+                <w:color w:val="222222"/>
+                <w:sz w:val="16"/>
+                <w:szCs w:val="16"/>
+              </w:rPr>
+              <w:t xml:space="preserve">firebase_sync.h</w:t>
+            </w:r>
+          </w:p>
+        </w:tc>
+      </w:tr>
+      <w:tr>
+        <w:trPr>
+          <w:cantSplit/>
+        </w:trPr>
+        <w:tc>
+          <w:tcPr>
+            <w:tcW w:type="dxa" w:w="520"/>
+            <w:tcBorders>
+              <w:top w:val="single" w:color="BFC5CE" w:sz="4"/>
+              <w:left w:val="single" w:color="BFC5CE" w:sz="4"/>
+              <w:bottom w:val="single" w:color="BFC5CE" w:sz="4"/>
+              <w:right w:val="single" w:color="BFC5CE" w:sz="4"/>
+            </w:tcBorders>
+            <w:tcMar>
+              <w:top w:type="dxa" w:w="50"/>
+              <w:left w:type="dxa" w:w="90"/>
+              <w:bottom w:type="dxa" w:w="50"/>
+              <w:right w:type="dxa" w:w="90"/>
+            </w:tcMar>
+            <w:vAlign w:val="top"/>
+          </w:tcPr>
+          <w:p>
+            <w:pPr>
+              <w:keepNext w:val="false"/>
+              <w:spacing w:after="20"/>
+            </w:pPr>
+            <w:r>
+              <w:rPr>
+                <w:color w:val="222222"/>
+                <w:sz w:val="16"/>
+                <w:szCs w:val="16"/>
+              </w:rPr>
+              <w:t xml:space="preserve">70</w:t>
+            </w:r>
+          </w:p>
+        </w:tc>
+        <w:tc>
+          <w:tcPr>
+            <w:tcW w:type="dxa" w:w="3000"/>
+            <w:tcBorders>
+              <w:top w:val="single" w:color="BFC5CE" w:sz="4"/>
+              <w:left w:val="single" w:color="BFC5CE" w:sz="4"/>
+              <w:bottom w:val="single" w:color="BFC5CE" w:sz="4"/>
+              <w:right w:val="single" w:color="BFC5CE" w:sz="4"/>
+            </w:tcBorders>
+            <w:tcMar>
+              <w:top w:type="dxa" w:w="50"/>
+              <w:left w:type="dxa" w:w="90"/>
+              <w:bottom w:type="dxa" w:w="50"/>
+              <w:right w:type="dxa" w:w="90"/>
+            </w:tcMar>
+            <w:vAlign w:val="top"/>
+          </w:tcPr>
+          <w:p>
+            <w:pPr>
+              <w:keepNext w:val="false"/>
+              <w:spacing w:after="20"/>
+            </w:pPr>
+            <w:r>
+              <w:rPr>
+                <w:b/>
+                <w:bCs/>
+                <w:color w:val="222222"/>
+                <w:sz w:val="16"/>
+                <w:szCs w:val="16"/>
+              </w:rPr>
               <w:t xml:space="preserve">Weak USB power</w:t>
             </w:r>
             <w:r>
@@ -11243,6 +16604,208 @@
                 <w:szCs w:val="16"/>
               </w:rPr>
               <w:t xml:space="preserve">README</w:t>
+            </w:r>
+          </w:p>
+        </w:tc>
+      </w:tr>
+      <w:tr>
+        <w:trPr>
+          <w:cantSplit/>
+        </w:trPr>
+        <w:tc>
+          <w:tcPr>
+            <w:tcW w:type="dxa" w:w="520"/>
+            <w:tcBorders>
+              <w:top w:val="single" w:color="BFC5CE" w:sz="4"/>
+              <w:left w:val="single" w:color="BFC5CE" w:sz="4"/>
+              <w:bottom w:val="single" w:color="BFC5CE" w:sz="4"/>
+              <w:right w:val="single" w:color="BFC5CE" w:sz="4"/>
+            </w:tcBorders>
+            <w:tcMar>
+              <w:top w:type="dxa" w:w="50"/>
+              <w:left w:type="dxa" w:w="90"/>
+              <w:bottom w:type="dxa" w:w="50"/>
+              <w:right w:type="dxa" w:w="90"/>
+            </w:tcMar>
+            <w:vAlign w:val="top"/>
+          </w:tcPr>
+          <w:p>
+            <w:pPr>
+              <w:keepNext w:val="false"/>
+              <w:spacing w:after="20"/>
+            </w:pPr>
+            <w:r>
+              <w:rPr>
+                <w:color w:val="222222"/>
+                <w:sz w:val="16"/>
+                <w:szCs w:val="16"/>
+              </w:rPr>
+              <w:t>71</w:t>
+            </w:r>
+          </w:p>
+        </w:tc>
+        <w:tc>
+          <w:tcPr>
+            <w:tcW w:type="dxa" w:w="3000"/>
+            <w:tcBorders>
+              <w:top w:val="single" w:color="BFC5CE" w:sz="4"/>
+              <w:left w:val="single" w:color="BFC5CE" w:sz="4"/>
+              <w:bottom w:val="single" w:color="BFC5CE" w:sz="4"/>
+              <w:right w:val="single" w:color="BFC5CE" w:sz="4"/>
+            </w:tcBorders>
+            <w:tcMar>
+              <w:top w:type="dxa" w:w="50"/>
+              <w:left w:type="dxa" w:w="90"/>
+              <w:bottom w:type="dxa" w:w="50"/>
+              <w:right w:type="dxa" w:w="90"/>
+            </w:tcMar>
+            <w:vAlign w:val="top"/>
+          </w:tcPr>
+          <w:p>
+            <w:pPr>
+              <w:keepNext w:val="false"/>
+              <w:spacing w:after="20"/>
+            </w:pPr>
+            <w:r>
+              <w:rPr>
+                <w:b/>
+                <w:bCs/>
+                <w:color w:val="222222"/>
+                <w:sz w:val="16"/>
+                <w:szCs w:val="16"/>
+              </w:rPr>
+              <w:t>“Clear list” tapped by mistake</w:t>
+            </w:r>
+          </w:p>
+        </w:tc>
+        <w:tc>
+          <w:tcPr>
+            <w:tcW w:type="dxa" w:w="3300"/>
+            <w:tcBorders>
+              <w:top w:val="single" w:color="BFC5CE" w:sz="4"/>
+              <w:left w:val="single" w:color="BFC5CE" w:sz="4"/>
+              <w:bottom w:val="single" w:color="BFC5CE" w:sz="4"/>
+              <w:right w:val="single" w:color="BFC5CE" w:sz="4"/>
+            </w:tcBorders>
+            <w:tcMar>
+              <w:top w:type="dxa" w:w="50"/>
+              <w:left w:type="dxa" w:w="90"/>
+              <w:bottom w:type="dxa" w:w="50"/>
+              <w:right w:type="dxa" w:w="90"/>
+            </w:tcMar>
+            <w:vAlign w:val="top"/>
+          </w:tcPr>
+          <w:p>
+            <w:pPr>
+              <w:keepNext w:val="false"/>
+              <w:spacing w:after="20"/>
+            </w:pPr>
+            <w:r>
+              <w:rPr>
+                <w:color w:val="222222"/>
+                <w:sz w:val="16"/>
+                <w:szCs w:val="16"/>
+              </w:rPr>
+              <w:t>The button turns red: “Tap again to clear all 6”</w:t>
+            </w:r>
+          </w:p>
+        </w:tc>
+        <w:tc>
+          <w:tcPr>
+            <w:tcW w:type="dxa" w:w="4900"/>
+            <w:tcBorders>
+              <w:top w:val="single" w:color="BFC5CE" w:sz="4"/>
+              <w:left w:val="single" w:color="BFC5CE" w:sz="4"/>
+              <w:bottom w:val="single" w:color="BFC5CE" w:sz="4"/>
+              <w:right w:val="single" w:color="BFC5CE" w:sz="4"/>
+            </w:tcBorders>
+            <w:tcMar>
+              <w:top w:type="dxa" w:w="50"/>
+              <w:left w:type="dxa" w:w="90"/>
+              <w:bottom w:type="dxa" w:w="50"/>
+              <w:right w:type="dxa" w:w="90"/>
+            </w:tcMar>
+            <w:vAlign w:val="top"/>
+          </w:tcPr>
+          <w:p>
+            <w:pPr>
+              <w:keepNext w:val="false"/>
+              <w:spacing w:after="20"/>
+            </w:pPr>
+            <w:r>
+              <w:rPr>
+                <w:color w:val="222222"/>
+                <w:sz w:val="16"/>
+                <w:szCs w:val="16"/>
+              </w:rPr>
+              <w:t>Nothing is removed without a second tap within 4 s; otherwise the button goes back to “Clear list”. A confirmed clear is one change, saved in flash and copied to Firebase; a voice “add” sent before the clear is ignored, one sent after it is applied (checked on a computer with the real lists.h)</w:t>
+            </w:r>
+          </w:p>
+        </w:tc>
+        <w:tc>
+          <w:tcPr>
+            <w:tcW w:type="dxa" w:w="1050"/>
+            <w:tcBorders>
+              <w:top w:val="single" w:color="BFC5CE" w:sz="4"/>
+              <w:left w:val="single" w:color="BFC5CE" w:sz="4"/>
+              <w:bottom w:val="single" w:color="BFC5CE" w:sz="4"/>
+              <w:right w:val="single" w:color="BFC5CE" w:sz="4"/>
+            </w:tcBorders>
+            <w:shd w:fill="DFF0E0" w:color="auto" w:val="clear"/>
+            <w:tcMar>
+              <w:top w:type="dxa" w:w="50"/>
+              <w:left w:type="dxa" w:w="90"/>
+              <w:bottom w:type="dxa" w:w="50"/>
+              <w:right w:type="dxa" w:w="90"/>
+            </w:tcMar>
+            <w:vAlign w:val="top"/>
+          </w:tcPr>
+          <w:p>
+            <w:pPr>
+              <w:keepNext w:val="false"/>
+              <w:spacing w:after="20"/>
+            </w:pPr>
+            <w:r>
+              <w:rPr>
+                <w:b/>
+                <w:bCs/>
+                <w:color w:val="222222"/>
+                <w:sz w:val="16"/>
+                <w:szCs w:val="16"/>
+              </w:rPr>
+              <w:t>Handled</w:t>
+            </w:r>
+          </w:p>
+        </w:tc>
+        <w:tc>
+          <w:tcPr>
+            <w:tcW w:type="dxa" w:w="2268"/>
+            <w:tcBorders>
+              <w:top w:val="single" w:color="BFC5CE" w:sz="4"/>
+              <w:left w:val="single" w:color="BFC5CE" w:sz="4"/>
+              <w:bottom w:val="single" w:color="BFC5CE" w:sz="4"/>
+              <w:right w:val="single" w:color="BFC5CE" w:sz="4"/>
+            </w:tcBorders>
+            <w:tcMar>
+              <w:top w:type="dxa" w:w="50"/>
+              <w:left w:type="dxa" w:w="90"/>
+              <w:bottom w:type="dxa" w:w="50"/>
+              <w:right w:type="dxa" w:w="90"/>
+            </w:tcMar>
+            <w:vAlign w:val="top"/>
+          </w:tcPr>
+          <w:p>
+            <w:pPr>
+              <w:keepNext w:val="false"/>
+              <w:spacing w:after="20"/>
+            </w:pPr>
+            <w:r>
+              <w:rPr>
+                <w:color w:val="222222"/>
+                <w:sz w:val="16"/>
+                <w:szCs w:val="16"/>
+              </w:rPr>
+              <w:t>lists_screen.h, lists.h, tools/test_lists</w:t>
             </w:r>
           </w:p>
         </w:tc>
@@ -11488,7 +17051,7 @@
                 <w:sz w:val="17"/>
                 <w:szCs w:val="17"/>
               </w:rPr>
-              <w:t xml:space="preserve">Move weather/calendar downloads to the background task (performance)</w:t>
+              <w:t xml:space="preserve">Done: weather and calendar download in a background task</w:t>
             </w:r>
           </w:p>
         </w:tc>
@@ -11788,7 +17351,7 @@
                 <w:sz w:val="17"/>
                 <w:szCs w:val="17"/>
               </w:rPr>
-              <w:t xml:space="preserve">Firebase login and calendar ID still need a re-flash (could move to the setup portal). Touch calibration is fixed; </w:t>
+              <w:t xml:space="preserve">Done: Firebase login and calendar on the Setup page (no code). Still fixed: touch calibration (</w:t>
             </w:r>
             <w:r>
               <w:rPr>
@@ -11805,7 +17368,7 @@
                 <w:sz w:val="17"/>
                 <w:szCs w:val="17"/>
               </w:rPr>
-              <w:t xml:space="preserve"> prints the raw values to re-calibrate</w:t>
+              <w:t xml:space="preserve"> prints the raw values to re-calibrate)</w:t>
             </w:r>
           </w:p>
         </w:tc>
@@ -11908,7 +17471,7 @@
                 <w:sz w:val="17"/>
                 <w:szCs w:val="17"/>
               </w:rPr>
-              <w:t xml:space="preserve">Technician / debug page in Settings (IP, signal, free memory, last errors) instead of only the Serial log</w:t>
+              <w:t xml:space="preserve">Done: Settings → Device (internet, signal, voice state, uptime, last restart, memory), watchdog, flash retry, certificate check. Next: a 24-72 h soak test using the health log</w:t>
             </w:r>
           </w:p>
         </w:tc>
@@ -12099,7 +17662,7 @@
                 <w:sz w:val="17"/>
                 <w:szCs w:val="17"/>
               </w:rPr>
-              <w:t xml:space="preserve">Every state is shown on screen (Offline, Loading, Not set up, Updated time, red/blue pop-ups); the app shows the result of each command; wrong input is rejected with a clear message; scrollable lists and a status bar on every screen</w:t>
+              <w:t>Every state is shown on screen (No WiFi, Loading, Not set up, Updated time, red/blue pop-ups); the app shows the result of each command; wrong input is rejected with a clear message; scrollable lists and a status bar on every screen</w:t>
             </w:r>
           </w:p>
         </w:tc>
@@ -12152,7 +17715,7 @@
           <w:sz w:val="18"/>
           <w:szCs w:val="18"/>
         </w:rPr>
-        <w:t xml:space="preserve">Totals: 46 edge cases. Detailed messages and log lines for each state: Documentation/errors_and_states.md in the firmware repository.</w:t>
+        <w:t>Totals: 71 edge cases. Detailed messages and log lines for each state: Documentation/errors_and_states.md in the firmware repository.</w:t>
       </w:r>
     </w:p>
     <w:sectPr>
